--- a/release/CLOSHA3/ATAC-seq/2026-10-16/docs/Portal_Content.docx
+++ b/release/CLOSHA3/ATAC-seq/2026-10-16/docs/Portal_Content.docx
@@ -40897,6 +40897,90 @@
                 <w:szCs w:val="18"/>
               </w:rPr>
               <w:t xml:space="preserve">In the pipeline the same module follows peak_annotation and differential_accessibility; connect the previous module's output_dir to input_dir.</w:t>
+            </w:r>
+          </w:p>
+        </w:tc>
+      </w:tr>
+      <w:tr>
+        <w:tc>
+          <w:tcPr>
+            <w:tcW w:type="dxa" w:w="4753"/>
+            <w:tcMar>
+              <w:top w:type="dxa" w:w="60"/>
+              <w:left w:type="dxa" w:w="90"/>
+              <w:bottom w:type="dxa" w:w="60"/>
+              <w:right w:type="dxa" w:w="90"/>
+            </w:tcMar>
+          </w:tcPr>
+          <w:p>
+            <w:r>
+              <w:rPr>
+                <w:sz w:val="18"/>
+                <w:szCs w:val="18"/>
+              </w:rPr>
+              <w:t xml:space="preserve">두 입력은 서로 다른 질문에 답합니다. peak_annotation 결과는 샘플마다 열린 peak 근처 유전자 전체(수천~수만 개)가 어떤 기능에 모여 있는지, differential_accessibility 결과는 조건 간에 유의하게 열리거나 닫힌 peak 근처 유전자가 어떤 기능과 관련 있는지를 봅니다.</w:t>
+            </w:r>
+          </w:p>
+        </w:tc>
+        <w:tc>
+          <w:tcPr>
+            <w:tcW w:type="dxa" w:w="4753"/>
+            <w:tcMar>
+              <w:top w:type="dxa" w:w="60"/>
+              <w:left w:type="dxa" w:w="90"/>
+              <w:bottom w:type="dxa" w:w="60"/>
+              <w:right w:type="dxa" w:w="90"/>
+            </w:tcMar>
+          </w:tcPr>
+          <w:p>
+            <w:r>
+              <w:rPr>
+                <w:sz w:val="18"/>
+                <w:szCs w:val="18"/>
+              </w:rPr>
+              <w:t xml:space="preserve">The two inputs answer different questions: a peak_annotation output asks which functions the genes near each sample's open peaks (thousands of genes) share, and a differential_accessibility output asks which functions the genes near peaks that significantly gained or lost accessibility between conditions relate to.</w:t>
+            </w:r>
+          </w:p>
+        </w:tc>
+      </w:tr>
+      <w:tr>
+        <w:tc>
+          <w:tcPr>
+            <w:tcW w:type="dxa" w:w="4753"/>
+            <w:tcMar>
+              <w:top w:type="dxa" w:w="60"/>
+              <w:left w:type="dxa" w:w="90"/>
+              <w:bottom w:type="dxa" w:w="60"/>
+              <w:right w:type="dxa" w:w="90"/>
+            </w:tcMar>
+          </w:tcPr>
+          <w:p>
+            <w:r>
+              <w:rPr>
+                <w:sz w:val="18"/>
+                <w:szCs w:val="18"/>
+              </w:rPr>
+              <w:t xml:space="preserve">differential_accessibility 결과를 넣었는데 유의한 peak가 적으면(예: 수십 개 이하) 검정할 GO term이 없어 결과가 나오지 않습니다. 이때는 오류가 아니라 경고와 함께 정상 종료하며, 요약표 상태가 no_testable_terms(또는 empty)로 남습니다. peak_annotation 결과를 입력으로 쓰거나 da_fdr을 높여 주세요.</w:t>
+            </w:r>
+          </w:p>
+        </w:tc>
+        <w:tc>
+          <w:tcPr>
+            <w:tcW w:type="dxa" w:w="4753"/>
+            <w:tcMar>
+              <w:top w:type="dxa" w:w="60"/>
+              <w:left w:type="dxa" w:w="90"/>
+              <w:bottom w:type="dxa" w:w="60"/>
+              <w:right w:type="dxa" w:w="90"/>
+            </w:tcMar>
+          </w:tcPr>
+          <w:p>
+            <w:r>
+              <w:rPr>
+                <w:sz w:val="18"/>
+                <w:szCs w:val="18"/>
+              </w:rPr>
+              <w:t xml:space="preserve">With a differential_accessibility input and few significant peaks (for example a few dozen or fewer), no GO term can be tested and no result is produced. The run then ends normally with a warning, and the summary table shows the status no_testable_terms (or empty). Use a peak_annotation output as input, or raise da_fdr.</w:t>
             </w:r>
           </w:p>
         </w:tc>

--- a/release/CLOSHA3/ATAC-seq/2026-10-16/docs/Portal_Content.docx
+++ b/release/CLOSHA3/ATAC-seq/2026-10-16/docs/Portal_Content.docx
@@ -15830,7 +15830,7 @@
         <w:t xml:space="preserve">TSS 주변의 nucleosome-free 신호와 nucleosome 신호.</w:t>
       </w:r>
       <w:r>
-        <w:t xml:space="preserve"> 각 행은 TSS 하나이고, 가로축은 TSS 중심 ±1,010 bp 구간입니다. 왼쪽 패널(NucleosomeFree)은 nucleosome-free fragment, 오른쪽 패널(그림에는 mononucleosome으로 표시)은 mono, di, trinucleosome fragment를 합친 nucleosome 신호이며, 신호(log2)를 노랑(낮음)에서 빨강(높음)으로 나타냅니다. 정상적인 ATAC-seq에서는 nucleosome-free 신호가 TSS 바로 위에 모이고, nucleosome 신호는 TSS 양옆(nucleosome 자리)에 나타납니다.</w:t>
+        <w:t xml:space="preserve"> 각 행은 TSS 하나이고, 가로축은 TSS 중심 −1,000~+1,000 bp 구간입니다. 왼쪽 패널(NucleosomeFree)은 nucleosome-free fragment, 오른쪽 패널(그림에는 mononucleosome으로 표시)은 mono, di, trinucleosome fragment를 합친 nucleosome 신호입니다. 색은 log2(coverage + 1)을 노랑(0)에서 빨강(2 이상)으로 나타내며, 행은 NucleosomeFree 신호가 강한 TSS가 위로 오도록 정렬됩니다. 정상적인 ATAC-seq에서는 왼쪽 패널의 빨간 띠가 TSS(가운데)에 모이고, 오른쪽 패널은 TSS 바로 위가 옅고 양옆(nucleosome 자리)이 진합니다. 예시 데이터(애기장대, SRR24197771)에서도 이 형태가 뚜렷합니다.</w:t>
       </w:r>
     </w:p>
     <w:p>
@@ -15853,7 +15853,7 @@
         <w:t xml:space="preserve">Nucleosome-free and nucleosome signal around TSSs.</w:t>
       </w:r>
       <w:r>
-        <w:t xml:space="preserve"> Each row is one TSS and the x-axis spans ±1,010 bp around its centre. The left panel (NucleosomeFree) shows nucleosome-free fragments and the right panel (labelled mononucleosome in the plot) the nucleosome signal of mono-, di-, and trinucleosome fragments combined, with signal (log2) from yellow (low) to red (high). In good ATAC-seq data the nucleosome-free signal concentrates at the TSS, while the nucleosome signal flanks it where nucleosomes sit.</w:t>
+        <w:t xml:space="preserve"> Each row is one TSS and the x-axis spans −1,000 to +1,000 bp around its centre. The left panel (NucleosomeFree) shows nucleosome-free fragments and the right panel (labelled mononucleosome in the plot) the nucleosome signal of mono-, di-, and trinucleosome fragments combined. Colour shows log2(coverage + 1) from yellow (0) to red (2 or more), and rows are ordered with the strongest NucleosomeFree signal on top. In good ATAC-seq data the red band of the left panel sits on the TSS (centre), while the right panel is pale right at the TSS and darker on both sides where nucleosomes sit. The example data (Arabidopsis, SRR24197771) show this pattern clearly.</w:t>
       </w:r>
     </w:p>
     <w:p>
@@ -15884,7 +15884,7 @@
         <w:t xml:space="preserve">01_tss_signal/&lt;sample&gt;.TSSprofile_splitbam.pdf</w:t>
       </w:r>
       <w:r>
-        <w:t xml:space="preserve"> (결과 1과 같은 샘플)</w:t>
+        <w:t xml:space="preserve">의 2쪽(제목 "&lt;sample&gt; TSS signal", 세로축 Fraction of signal) (결과 1과 같은 샘플). 1쪽은 같은 신호를 정규화 전 평균 coverage로 그린 그림입니다.</w:t>
       </w:r>
     </w:p>
     <w:p>
@@ -15907,7 +15907,7 @@
         <w:t xml:space="preserve">TSS 주변 평균 신호.</w:t>
       </w:r>
       <w:r>
-        <w:t xml:space="preserve"> 결과 1의 heatmap을 모든 TSS에 대해 평균한 선 그래프입니다. 가로축은 TSS 기준 위치(−1 kb~+1 kb), 세로축은 각 신호를 0~1로 맞춘 값(Fraction of signal)입니다. 검은 선은 NucleosomeFree, 빨간 선은 nucleosome 신호(그림에는 mononucleosome으로 표시, mono, di, trinucleosome fragment를 합친 신호)다. 정상적인 ATAC-seq에서는 검은 선이 TSS(가운데)에서 가장 높고, 빨간 선은 TSS에서 낮아졌다가 양옆(−1, +1 nucleosome 자리)에서 높아집니다.</w:t>
+        <w:t xml:space="preserve"> 결과 1의 heatmap을 모든 TSS에 대해 평균한 선 그래프입니다. 가로축은 TSS 기준 위치(−1 kb~+1 kb, bp), 세로축은 두 신호를 각각 최댓값 1로 맞춘 값(Fraction of signal)입니다. 검은 실선은 NucleosomeFree, 빨간 점선은 nucleosome 신호(그림에는 mononucleosome으로 표시, mono, di, trinucleosome fragment를 합친 신호)입니다. 정상적인 ATAC-seq에서는 검은 선이 TSS 근처에서 가장 높고, 빨간 점선은 TSS에서 낮아졌다가 양옆(−1, +1 nucleosome 자리)에서 높아집니다. 예시 데이터에서는 검은 선이 TSS 바로 위쪽(약 −50 bp)에서 가장 높고, 빨간 점선은 약 −250 bp(−1 nucleosome)와 +120 bp(+1 nucleosome)에서 높아집니다.</w:t>
       </w:r>
     </w:p>
     <w:p>
@@ -15930,7 +15930,7 @@
         <w:t xml:space="preserve">Average signal around TSSs.</w:t>
       </w:r>
       <w:r>
-        <w:t xml:space="preserve"> The heatmap of result 1 averaged over all TSSs. The x-axis is the position relative to the TSS (−1 kb to +1 kb) and the y-axis each signal scaled to 0-1 (fraction of signal). The black line is NucleosomeFree and the red line the nucleosome signal (labelled mononucleosome in the plot; mono-, di-, and trinucleosome fragments combined). In good ATAC-seq data the black line peaks at the TSS (centre), while the red line dips at the TSS and rises on both sides at the −1 and +1 nucleosome positions.</w:t>
+        <w:t xml:space="preserve"> The heatmap of result 1 averaged over all TSSs. The x-axis is the position relative to the TSS (−1 kb to +1 kb, bp) and the y-axis each signal scaled to a maximum of 1 (fraction of signal). The solid black line is NucleosomeFree and the dashed red line the nucleosome signal (labelled mononucleosome in the plot; mono-, di-, and trinucleosome fragments combined). In good ATAC-seq data the black line peaks near the TSS, while the red line dips at the TSS and rises on both sides at the −1 and +1 nucleosome positions. In the example data the black line peaks just upstream of the TSS (about −50 bp), and the red line rises at about −250 bp (−1 nucleosome) and +120 bp (+1 nucleosome).</w:t>
       </w:r>
     </w:p>
     <w:p>

--- a/release/CLOSHA3/ATAC-seq/2026-10-16/docs/Portal_Content.docx
+++ b/release/CLOSHA3/ATAC-seq/2026-10-16/docs/Portal_Content.docx
@@ -1374,46 +1374,6 @@
       </w:tr>
     </w:tbl>
     <w:p/>
-    <w:p>
-      <w:pPr>
-        <w:pStyle w:val="ListParagraph"/>
-        <w:numPr>
-          <w:ilvl w:val="0"/>
-          <w:numId w:val="2"/>
-        </w:numPr>
-        <w:spacing w:after="80"/>
-      </w:pPr>
-      <w:r>
-        <w:rPr>
-          <w:b/>
-          <w:bCs/>
-        </w:rPr>
-        <w:t xml:space="preserve">설명(국문):</w:t>
-      </w:r>
-      <w:r>
-        <w:t xml:space="preserve"> bowtie2로 read를 참조 유전체에 정렬하고 SAMtools로 BAM 변환·정렬·인덱스를 만드는 환경입니다.</w:t>
-      </w:r>
-    </w:p>
-    <w:p>
-      <w:pPr>
-        <w:pStyle w:val="ListParagraph"/>
-        <w:numPr>
-          <w:ilvl w:val="0"/>
-          <w:numId w:val="2"/>
-        </w:numPr>
-        <w:spacing w:after="80"/>
-      </w:pPr>
-      <w:r>
-        <w:rPr>
-          <w:b/>
-          <w:bCs/>
-        </w:rPr>
-        <w:t xml:space="preserve">Description (English):</w:t>
-      </w:r>
-      <w:r>
-        <w:t xml:space="preserve"> Environment for aligning reads to the reference genome with bowtie2 and converting, sorting, and indexing BAM files with SAMtools.</w:t>
-      </w:r>
-    </w:p>
     <w:tbl>
       <w:tblPr>
         <w:tblW w:type="dxa" w:w="9506"/>
@@ -1427,13 +1387,14 @@
         </w:tblBorders>
       </w:tblPr>
       <w:tblGrid>
-        <w:gridCol w:w="4753"/>
-        <w:gridCol w:w="4753"/>
+        <w:gridCol w:w="1800"/>
+        <w:gridCol w:w="3853"/>
+        <w:gridCol w:w="3853"/>
       </w:tblGrid>
       <w:tr>
         <w:tc>
           <w:tcPr>
-            <w:tcW w:type="dxa" w:w="4753"/>
+            <w:tcW w:type="dxa" w:w="1800"/>
             <w:shd w:fill="E8EDF6" w:color="auto" w:val="clear"/>
             <w:tcMar>
               <w:top w:type="dxa" w:w="60"/>
@@ -1451,13 +1412,13 @@
                 <w:sz w:val="18"/>
                 <w:szCs w:val="18"/>
               </w:rPr>
-              <w:t xml:space="preserve">도구</w:t>
-            </w:r>
-          </w:p>
-        </w:tc>
-        <w:tc>
-          <w:tcPr>
-            <w:tcW w:type="dxa" w:w="4753"/>
+              <w:t xml:space="preserve">분석도구</w:t>
+            </w:r>
+          </w:p>
+        </w:tc>
+        <w:tc>
+          <w:tcPr>
+            <w:tcW w:type="dxa" w:w="3853"/>
             <w:shd w:fill="E8EDF6" w:color="auto" w:val="clear"/>
             <w:tcMar>
               <w:top w:type="dxa" w:w="60"/>
@@ -1479,11 +1440,35 @@
             </w:r>
           </w:p>
         </w:tc>
+        <w:tc>
+          <w:tcPr>
+            <w:tcW w:type="dxa" w:w="3853"/>
+            <w:shd w:fill="E8EDF6" w:color="auto" w:val="clear"/>
+            <w:tcMar>
+              <w:top w:type="dxa" w:w="60"/>
+              <w:left w:type="dxa" w:w="90"/>
+              <w:bottom w:type="dxa" w:w="60"/>
+              <w:right w:type="dxa" w:w="90"/>
+            </w:tcMar>
+          </w:tcPr>
+          <w:p>
+            <w:r>
+              <w:rPr>
+                <w:b/>
+                <w:bCs/>
+                <w:color w:val="32549C"/>
+                <w:sz w:val="18"/>
+                <w:szCs w:val="18"/>
+              </w:rPr>
+              <w:t xml:space="preserve">홈페이지</w:t>
+            </w:r>
+          </w:p>
+        </w:tc>
       </w:tr>
       <w:tr>
         <w:tc>
           <w:tcPr>
-            <w:tcW w:type="dxa" w:w="4753"/>
+            <w:tcW w:type="dxa" w:w="1800"/>
             <w:tcMar>
               <w:top w:type="dxa" w:w="60"/>
               <w:left w:type="dxa" w:w="90"/>
@@ -1503,7 +1488,7 @@
         </w:tc>
         <w:tc>
           <w:tcPr>
-            <w:tcW w:type="dxa" w:w="4753"/>
+            <w:tcW w:type="dxa" w:w="3853"/>
             <w:tcMar>
               <w:top w:type="dxa" w:w="60"/>
               <w:left w:type="dxa" w:w="90"/>
@@ -1518,6 +1503,26 @@
                 <w:szCs w:val="18"/>
               </w:rPr>
               <w:t xml:space="preserve">2.5.4</w:t>
+            </w:r>
+          </w:p>
+        </w:tc>
+        <w:tc>
+          <w:tcPr>
+            <w:tcW w:type="dxa" w:w="3853"/>
+            <w:tcMar>
+              <w:top w:type="dxa" w:w="60"/>
+              <w:left w:type="dxa" w:w="90"/>
+              <w:bottom w:type="dxa" w:w="60"/>
+              <w:right w:type="dxa" w:w="90"/>
+            </w:tcMar>
+          </w:tcPr>
+          <w:p>
+            <w:r>
+              <w:rPr>
+                <w:sz w:val="18"/>
+                <w:szCs w:val="18"/>
+              </w:rPr>
+              <w:t xml:space="preserve">https://github.com/BenLangmead/bowtie2</w:t>
             </w:r>
           </w:p>
         </w:tc>
@@ -1525,7 +1530,7 @@
       <w:tr>
         <w:tc>
           <w:tcPr>
-            <w:tcW w:type="dxa" w:w="4753"/>
+            <w:tcW w:type="dxa" w:w="1800"/>
             <w:tcMar>
               <w:top w:type="dxa" w:w="60"/>
               <w:left w:type="dxa" w:w="90"/>
@@ -1545,7 +1550,7 @@
         </w:tc>
         <w:tc>
           <w:tcPr>
-            <w:tcW w:type="dxa" w:w="4753"/>
+            <w:tcW w:type="dxa" w:w="3853"/>
             <w:tcMar>
               <w:top w:type="dxa" w:w="60"/>
               <w:left w:type="dxa" w:w="90"/>
@@ -1560,12 +1565,92 @@
                 <w:szCs w:val="18"/>
               </w:rPr>
               <w:t xml:space="preserve">1.24</w:t>
+            </w:r>
+          </w:p>
+        </w:tc>
+        <w:tc>
+          <w:tcPr>
+            <w:tcW w:type="dxa" w:w="3853"/>
+            <w:tcMar>
+              <w:top w:type="dxa" w:w="60"/>
+              <w:left w:type="dxa" w:w="90"/>
+              <w:bottom w:type="dxa" w:w="60"/>
+              <w:right w:type="dxa" w:w="90"/>
+            </w:tcMar>
+          </w:tcPr>
+          <w:p>
+            <w:r>
+              <w:rPr>
+                <w:sz w:val="18"/>
+                <w:szCs w:val="18"/>
+              </w:rPr>
+              <w:t xml:space="preserve">https://www.htslib.org/</w:t>
             </w:r>
           </w:p>
         </w:tc>
       </w:tr>
     </w:tbl>
     <w:p/>
+    <w:p>
+      <w:pPr>
+        <w:pStyle w:val="ListParagraph"/>
+        <w:numPr>
+          <w:ilvl w:val="0"/>
+          <w:numId w:val="2"/>
+        </w:numPr>
+        <w:spacing w:after="80"/>
+      </w:pPr>
+      <w:r>
+        <w:rPr>
+          <w:b/>
+          <w:bCs/>
+        </w:rPr>
+        <w:t xml:space="preserve">태그(키워드):</w:t>
+      </w:r>
+      <w:r>
+        <w:t xml:space="preserve"> 리드정렬, 참조유전체, 시퀀스정렬, BAM</w:t>
+      </w:r>
+    </w:p>
+    <w:p>
+      <w:pPr>
+        <w:pStyle w:val="ListParagraph"/>
+        <w:numPr>
+          <w:ilvl w:val="0"/>
+          <w:numId w:val="2"/>
+        </w:numPr>
+        <w:spacing w:after="80"/>
+      </w:pPr>
+      <w:r>
+        <w:rPr>
+          <w:b/>
+          <w:bCs/>
+        </w:rPr>
+        <w:t xml:space="preserve">내용(국문):</w:t>
+      </w:r>
+      <w:r>
+        <w:t xml:space="preserve"> 시퀀싱 리드를 참조 유전체에 정렬하는 실행 환경입니다. bowtie2로 paired-end·single-end 리드를 정렬하고, SAMtools로 결과를 좌표 순으로 정렬한 BAM과 인덱스로 만듭니다. 사람 유전체 기준으로 인덱스를 올리는 데 약 4GB의 메모리를 사용합니다.</w:t>
+      </w:r>
+    </w:p>
+    <w:p>
+      <w:pPr>
+        <w:pStyle w:val="ListParagraph"/>
+        <w:numPr>
+          <w:ilvl w:val="0"/>
+          <w:numId w:val="2"/>
+        </w:numPr>
+        <w:spacing w:after="80"/>
+      </w:pPr>
+      <w:r>
+        <w:rPr>
+          <w:b/>
+          <w:bCs/>
+        </w:rPr>
+        <w:t xml:space="preserve">내용(영문):</w:t>
+      </w:r>
+      <w:r>
+        <w:t xml:space="preserve"> Runtime environment for aligning sequencing reads to a reference genome. bowtie2 aligns paired-end and single-end reads, and SAMtools turns the alignments into coordinate-sorted BAM files with an index. Loading a human genome index uses about 4 GB of memory.</w:t>
+      </w:r>
+    </w:p>
     <w:p>
       <w:pPr>
         <w:spacing w:after="100" w:before="200"/>
@@ -4141,46 +4226,6 @@
       </w:tr>
     </w:tbl>
     <w:p/>
-    <w:p>
-      <w:pPr>
-        <w:pStyle w:val="ListParagraph"/>
-        <w:numPr>
-          <w:ilvl w:val="0"/>
-          <w:numId w:val="2"/>
-        </w:numPr>
-        <w:spacing w:after="80"/>
-      </w:pPr>
-      <w:r>
-        <w:rPr>
-          <w:b/>
-          <w:bCs/>
-        </w:rPr>
-        <w:t xml:space="preserve">설명(국문):</w:t>
-      </w:r>
-      <w:r>
-        <w:t xml:space="preserve"> GATK(Picard)로 BAM의 중복 read를 표시하는 환경입니다. 같은 이미지가 WGS 파이프라인의 다른 GATK 모듈(BaseRecalibrator, ApplyBQSR, Mutect2 등)에도 쓰입니다.</w:t>
-      </w:r>
-    </w:p>
-    <w:p>
-      <w:pPr>
-        <w:pStyle w:val="ListParagraph"/>
-        <w:numPr>
-          <w:ilvl w:val="0"/>
-          <w:numId w:val="2"/>
-        </w:numPr>
-        <w:spacing w:after="80"/>
-      </w:pPr>
-      <w:r>
-        <w:rPr>
-          <w:b/>
-          <w:bCs/>
-        </w:rPr>
-        <w:t xml:space="preserve">Description (English):</w:t>
-      </w:r>
-      <w:r>
-        <w:t xml:space="preserve"> GATK (Picard) environment for marking duplicate reads in BAM files. The same image serves the other GATK modules of the WGS pipeline (BaseRecalibrator, ApplyBQSR, Mutect2 and others).</w:t>
-      </w:r>
-    </w:p>
     <w:tbl>
       <w:tblPr>
         <w:tblW w:type="dxa" w:w="9506"/>
@@ -4194,13 +4239,14 @@
         </w:tblBorders>
       </w:tblPr>
       <w:tblGrid>
-        <w:gridCol w:w="4753"/>
-        <w:gridCol w:w="4753"/>
+        <w:gridCol w:w="1800"/>
+        <w:gridCol w:w="3853"/>
+        <w:gridCol w:w="3853"/>
       </w:tblGrid>
       <w:tr>
         <w:tc>
           <w:tcPr>
-            <w:tcW w:type="dxa" w:w="4753"/>
+            <w:tcW w:type="dxa" w:w="1800"/>
             <w:shd w:fill="E8EDF6" w:color="auto" w:val="clear"/>
             <w:tcMar>
               <w:top w:type="dxa" w:w="60"/>
@@ -4218,13 +4264,13 @@
                 <w:sz w:val="18"/>
                 <w:szCs w:val="18"/>
               </w:rPr>
-              <w:t xml:space="preserve">도구</w:t>
-            </w:r>
-          </w:p>
-        </w:tc>
-        <w:tc>
-          <w:tcPr>
-            <w:tcW w:type="dxa" w:w="4753"/>
+              <w:t xml:space="preserve">분석도구</w:t>
+            </w:r>
+          </w:p>
+        </w:tc>
+        <w:tc>
+          <w:tcPr>
+            <w:tcW w:type="dxa" w:w="3853"/>
             <w:shd w:fill="E8EDF6" w:color="auto" w:val="clear"/>
             <w:tcMar>
               <w:top w:type="dxa" w:w="60"/>
@@ -4246,11 +4292,35 @@
             </w:r>
           </w:p>
         </w:tc>
+        <w:tc>
+          <w:tcPr>
+            <w:tcW w:type="dxa" w:w="3853"/>
+            <w:shd w:fill="E8EDF6" w:color="auto" w:val="clear"/>
+            <w:tcMar>
+              <w:top w:type="dxa" w:w="60"/>
+              <w:left w:type="dxa" w:w="90"/>
+              <w:bottom w:type="dxa" w:w="60"/>
+              <w:right w:type="dxa" w:w="90"/>
+            </w:tcMar>
+          </w:tcPr>
+          <w:p>
+            <w:r>
+              <w:rPr>
+                <w:b/>
+                <w:bCs/>
+                <w:color w:val="32549C"/>
+                <w:sz w:val="18"/>
+                <w:szCs w:val="18"/>
+              </w:rPr>
+              <w:t xml:space="preserve">홈페이지</w:t>
+            </w:r>
+          </w:p>
+        </w:tc>
       </w:tr>
       <w:tr>
         <w:tc>
           <w:tcPr>
-            <w:tcW w:type="dxa" w:w="4753"/>
+            <w:tcW w:type="dxa" w:w="1800"/>
             <w:tcMar>
               <w:top w:type="dxa" w:w="60"/>
               <w:left w:type="dxa" w:w="90"/>
@@ -4270,7 +4340,7 @@
         </w:tc>
         <w:tc>
           <w:tcPr>
-            <w:tcW w:type="dxa" w:w="4753"/>
+            <w:tcW w:type="dxa" w:w="3853"/>
             <w:tcMar>
               <w:top w:type="dxa" w:w="60"/>
               <w:left w:type="dxa" w:w="90"/>
@@ -4285,6 +4355,26 @@
                 <w:szCs w:val="18"/>
               </w:rPr>
               <w:t xml:space="preserve">4.6.2.0</w:t>
+            </w:r>
+          </w:p>
+        </w:tc>
+        <w:tc>
+          <w:tcPr>
+            <w:tcW w:type="dxa" w:w="3853"/>
+            <w:tcMar>
+              <w:top w:type="dxa" w:w="60"/>
+              <w:left w:type="dxa" w:w="90"/>
+              <w:bottom w:type="dxa" w:w="60"/>
+              <w:right w:type="dxa" w:w="90"/>
+            </w:tcMar>
+          </w:tcPr>
+          <w:p>
+            <w:r>
+              <w:rPr>
+                <w:sz w:val="18"/>
+                <w:szCs w:val="18"/>
+              </w:rPr>
+              <w:t xml:space="preserve">https://gatk.broadinstitute.org/</w:t>
             </w:r>
           </w:p>
         </w:tc>
@@ -4292,7 +4382,7 @@
       <w:tr>
         <w:tc>
           <w:tcPr>
-            <w:tcW w:type="dxa" w:w="4753"/>
+            <w:tcW w:type="dxa" w:w="1800"/>
             <w:tcMar>
               <w:top w:type="dxa" w:w="60"/>
               <w:left w:type="dxa" w:w="90"/>
@@ -4312,7 +4402,7 @@
         </w:tc>
         <w:tc>
           <w:tcPr>
-            <w:tcW w:type="dxa" w:w="4753"/>
+            <w:tcW w:type="dxa" w:w="3853"/>
             <w:tcMar>
               <w:top w:type="dxa" w:w="60"/>
               <w:left w:type="dxa" w:w="90"/>
@@ -4327,6 +4417,26 @@
                 <w:szCs w:val="18"/>
               </w:rPr>
               <w:t xml:space="preserve">1.24</w:t>
+            </w:r>
+          </w:p>
+        </w:tc>
+        <w:tc>
+          <w:tcPr>
+            <w:tcW w:type="dxa" w:w="3853"/>
+            <w:tcMar>
+              <w:top w:type="dxa" w:w="60"/>
+              <w:left w:type="dxa" w:w="90"/>
+              <w:bottom w:type="dxa" w:w="60"/>
+              <w:right w:type="dxa" w:w="90"/>
+            </w:tcMar>
+          </w:tcPr>
+          <w:p>
+            <w:r>
+              <w:rPr>
+                <w:sz w:val="18"/>
+                <w:szCs w:val="18"/>
+              </w:rPr>
+              <w:t xml:space="preserve">https://www.htslib.org/</w:t>
             </w:r>
           </w:p>
         </w:tc>
@@ -4334,7 +4444,7 @@
       <w:tr>
         <w:tc>
           <w:tcPr>
-            <w:tcW w:type="dxa" w:w="4753"/>
+            <w:tcW w:type="dxa" w:w="1800"/>
             <w:tcMar>
               <w:top w:type="dxa" w:w="60"/>
               <w:left w:type="dxa" w:w="90"/>
@@ -4354,7 +4464,7 @@
         </w:tc>
         <w:tc>
           <w:tcPr>
-            <w:tcW w:type="dxa" w:w="4753"/>
+            <w:tcW w:type="dxa" w:w="3853"/>
             <w:tcMar>
               <w:top w:type="dxa" w:w="60"/>
               <w:left w:type="dxa" w:w="90"/>
@@ -4369,6 +4479,26 @@
                 <w:szCs w:val="18"/>
               </w:rPr>
               <w:t xml:space="preserve">1.24</w:t>
+            </w:r>
+          </w:p>
+        </w:tc>
+        <w:tc>
+          <w:tcPr>
+            <w:tcW w:type="dxa" w:w="3853"/>
+            <w:tcMar>
+              <w:top w:type="dxa" w:w="60"/>
+              <w:left w:type="dxa" w:w="90"/>
+              <w:bottom w:type="dxa" w:w="60"/>
+              <w:right w:type="dxa" w:w="90"/>
+            </w:tcMar>
+          </w:tcPr>
+          <w:p>
+            <w:r>
+              <w:rPr>
+                <w:sz w:val="18"/>
+                <w:szCs w:val="18"/>
+              </w:rPr>
+              <w:t xml:space="preserve">https://www.htslib.org/</w:t>
             </w:r>
           </w:p>
         </w:tc>
@@ -4376,7 +4506,7 @@
       <w:tr>
         <w:tc>
           <w:tcPr>
-            <w:tcW w:type="dxa" w:w="4753"/>
+            <w:tcW w:type="dxa" w:w="1800"/>
             <w:tcMar>
               <w:top w:type="dxa" w:w="60"/>
               <w:left w:type="dxa" w:w="90"/>
@@ -4396,7 +4526,7 @@
         </w:tc>
         <w:tc>
           <w:tcPr>
-            <w:tcW w:type="dxa" w:w="4753"/>
+            <w:tcW w:type="dxa" w:w="3853"/>
             <w:tcMar>
               <w:top w:type="dxa" w:w="60"/>
               <w:left w:type="dxa" w:w="90"/>
@@ -4411,12 +4541,92 @@
                 <w:szCs w:val="18"/>
               </w:rPr>
               <w:t xml:space="preserve">17</w:t>
+            </w:r>
+          </w:p>
+        </w:tc>
+        <w:tc>
+          <w:tcPr>
+            <w:tcW w:type="dxa" w:w="3853"/>
+            <w:tcMar>
+              <w:top w:type="dxa" w:w="60"/>
+              <w:left w:type="dxa" w:w="90"/>
+              <w:bottom w:type="dxa" w:w="60"/>
+              <w:right w:type="dxa" w:w="90"/>
+            </w:tcMar>
+          </w:tcPr>
+          <w:p>
+            <w:r>
+              <w:rPr>
+                <w:sz w:val="18"/>
+                <w:szCs w:val="18"/>
+              </w:rPr>
+              <w:t xml:space="preserve">https://openjdk.org/</w:t>
             </w:r>
           </w:p>
         </w:tc>
       </w:tr>
     </w:tbl>
     <w:p/>
+    <w:p>
+      <w:pPr>
+        <w:pStyle w:val="ListParagraph"/>
+        <w:numPr>
+          <w:ilvl w:val="0"/>
+          <w:numId w:val="2"/>
+        </w:numPr>
+        <w:spacing w:after="80"/>
+      </w:pPr>
+      <w:r>
+        <w:rPr>
+          <w:b/>
+          <w:bCs/>
+        </w:rPr>
+        <w:t xml:space="preserve">태그(키워드):</w:t>
+      </w:r>
+      <w:r>
+        <w:t xml:space="preserve"> 중복제거, 중복표시, BAM처리, GATK</w:t>
+      </w:r>
+    </w:p>
+    <w:p>
+      <w:pPr>
+        <w:pStyle w:val="ListParagraph"/>
+        <w:numPr>
+          <w:ilvl w:val="0"/>
+          <w:numId w:val="2"/>
+        </w:numPr>
+        <w:spacing w:after="80"/>
+      </w:pPr>
+      <w:r>
+        <w:rPr>
+          <w:b/>
+          <w:bCs/>
+        </w:rPr>
+        <w:t xml:space="preserve">내용(국문):</w:t>
+      </w:r>
+      <w:r>
+        <w:t xml:space="preserve"> GATK(Picard)로 정렬된 BAM에서 PCR·광학 중복 read를 찾아 표시하는 실행 환경입니다. 중복 read는 지우지 않고 표시만 하며, 샘플별 중복 통계를 남깁니다. Java로 동작하므로 처리할 BAM 크기에 맞춰 충분한 메모리가 필요합니다.</w:t>
+      </w:r>
+    </w:p>
+    <w:p>
+      <w:pPr>
+        <w:pStyle w:val="ListParagraph"/>
+        <w:numPr>
+          <w:ilvl w:val="0"/>
+          <w:numId w:val="2"/>
+        </w:numPr>
+        <w:spacing w:after="80"/>
+      </w:pPr>
+      <w:r>
+        <w:rPr>
+          <w:b/>
+          <w:bCs/>
+        </w:rPr>
+        <w:t xml:space="preserve">내용(영문):</w:t>
+      </w:r>
+      <w:r>
+        <w:t xml:space="preserve"> Runtime environment for finding and marking PCR and optical duplicate reads in aligned BAM files with GATK (Picard). Duplicate reads are marked rather than removed, and duplicate metrics are written per sample. It runs on Java, so it needs memory matched to the BAM size.</w:t>
+      </w:r>
+    </w:p>
     <w:p>
       <w:pPr>
         <w:spacing w:after="100" w:before="200"/>
@@ -6902,46 +7112,6 @@
       </w:tr>
     </w:tbl>
     <w:p/>
-    <w:p>
-      <w:pPr>
-        <w:pStyle w:val="ListParagraph"/>
-        <w:numPr>
-          <w:ilvl w:val="0"/>
-          <w:numId w:val="2"/>
-        </w:numPr>
-        <w:spacing w:after="80"/>
-      </w:pPr>
-      <w:r>
-        <w:rPr>
-          <w:b/>
-          <w:bCs/>
-        </w:rPr>
-        <w:t xml:space="preserve">설명(국문):</w:t>
-      </w:r>
-      <w:r>
-        <w:t xml:space="preserve"> 정렬된 BAM에서 세포소기관(미토콘드리아, 엽록체) read를 제거하는 SAMtools 환경입니다.</w:t>
-      </w:r>
-    </w:p>
-    <w:p>
-      <w:pPr>
-        <w:pStyle w:val="ListParagraph"/>
-        <w:numPr>
-          <w:ilvl w:val="0"/>
-          <w:numId w:val="2"/>
-        </w:numPr>
-        <w:spacing w:after="80"/>
-      </w:pPr>
-      <w:r>
-        <w:rPr>
-          <w:b/>
-          <w:bCs/>
-        </w:rPr>
-        <w:t xml:space="preserve">Description (English):</w:t>
-      </w:r>
-      <w:r>
-        <w:t xml:space="preserve"> SAMtools environment for removing organellar (mitochondrial and chloroplast) reads from aligned BAM files.</w:t>
-      </w:r>
-    </w:p>
     <w:tbl>
       <w:tblPr>
         <w:tblW w:type="dxa" w:w="9506"/>
@@ -6955,13 +7125,14 @@
         </w:tblBorders>
       </w:tblPr>
       <w:tblGrid>
-        <w:gridCol w:w="4753"/>
-        <w:gridCol w:w="4753"/>
+        <w:gridCol w:w="1800"/>
+        <w:gridCol w:w="3853"/>
+        <w:gridCol w:w="3853"/>
       </w:tblGrid>
       <w:tr>
         <w:tc>
           <w:tcPr>
-            <w:tcW w:type="dxa" w:w="4753"/>
+            <w:tcW w:type="dxa" w:w="1800"/>
             <w:shd w:fill="E8EDF6" w:color="auto" w:val="clear"/>
             <w:tcMar>
               <w:top w:type="dxa" w:w="60"/>
@@ -6979,13 +7150,13 @@
                 <w:sz w:val="18"/>
                 <w:szCs w:val="18"/>
               </w:rPr>
-              <w:t xml:space="preserve">도구</w:t>
-            </w:r>
-          </w:p>
-        </w:tc>
-        <w:tc>
-          <w:tcPr>
-            <w:tcW w:type="dxa" w:w="4753"/>
+              <w:t xml:space="preserve">분석도구</w:t>
+            </w:r>
+          </w:p>
+        </w:tc>
+        <w:tc>
+          <w:tcPr>
+            <w:tcW w:type="dxa" w:w="3853"/>
             <w:shd w:fill="E8EDF6" w:color="auto" w:val="clear"/>
             <w:tcMar>
               <w:top w:type="dxa" w:w="60"/>
@@ -7007,11 +7178,35 @@
             </w:r>
           </w:p>
         </w:tc>
+        <w:tc>
+          <w:tcPr>
+            <w:tcW w:type="dxa" w:w="3853"/>
+            <w:shd w:fill="E8EDF6" w:color="auto" w:val="clear"/>
+            <w:tcMar>
+              <w:top w:type="dxa" w:w="60"/>
+              <w:left w:type="dxa" w:w="90"/>
+              <w:bottom w:type="dxa" w:w="60"/>
+              <w:right w:type="dxa" w:w="90"/>
+            </w:tcMar>
+          </w:tcPr>
+          <w:p>
+            <w:r>
+              <w:rPr>
+                <w:b/>
+                <w:bCs/>
+                <w:color w:val="32549C"/>
+                <w:sz w:val="18"/>
+                <w:szCs w:val="18"/>
+              </w:rPr>
+              <w:t xml:space="preserve">홈페이지</w:t>
+            </w:r>
+          </w:p>
+        </w:tc>
       </w:tr>
       <w:tr>
         <w:tc>
           <w:tcPr>
-            <w:tcW w:type="dxa" w:w="4753"/>
+            <w:tcW w:type="dxa" w:w="1800"/>
             <w:tcMar>
               <w:top w:type="dxa" w:w="60"/>
               <w:left w:type="dxa" w:w="90"/>
@@ -7031,7 +7226,7 @@
         </w:tc>
         <w:tc>
           <w:tcPr>
-            <w:tcW w:type="dxa" w:w="4753"/>
+            <w:tcW w:type="dxa" w:w="3853"/>
             <w:tcMar>
               <w:top w:type="dxa" w:w="60"/>
               <w:left w:type="dxa" w:w="90"/>
@@ -7046,6 +7241,26 @@
                 <w:szCs w:val="18"/>
               </w:rPr>
               <w:t xml:space="preserve">1.23.1</w:t>
+            </w:r>
+          </w:p>
+        </w:tc>
+        <w:tc>
+          <w:tcPr>
+            <w:tcW w:type="dxa" w:w="3853"/>
+            <w:tcMar>
+              <w:top w:type="dxa" w:w="60"/>
+              <w:left w:type="dxa" w:w="90"/>
+              <w:bottom w:type="dxa" w:w="60"/>
+              <w:right w:type="dxa" w:w="90"/>
+            </w:tcMar>
+          </w:tcPr>
+          <w:p>
+            <w:r>
+              <w:rPr>
+                <w:sz w:val="18"/>
+                <w:szCs w:val="18"/>
+              </w:rPr>
+              <w:t xml:space="preserve">https://www.htslib.org/</w:t>
             </w:r>
           </w:p>
         </w:tc>
@@ -7053,7 +7268,7 @@
       <w:tr>
         <w:tc>
           <w:tcPr>
-            <w:tcW w:type="dxa" w:w="4753"/>
+            <w:tcW w:type="dxa" w:w="1800"/>
             <w:tcMar>
               <w:top w:type="dxa" w:w="60"/>
               <w:left w:type="dxa" w:w="90"/>
@@ -7073,7 +7288,7 @@
         </w:tc>
         <w:tc>
           <w:tcPr>
-            <w:tcW w:type="dxa" w:w="4753"/>
+            <w:tcW w:type="dxa" w:w="3853"/>
             <w:tcMar>
               <w:top w:type="dxa" w:w="60"/>
               <w:left w:type="dxa" w:w="90"/>
@@ -7088,12 +7303,92 @@
                 <w:szCs w:val="18"/>
               </w:rPr>
               <w:t xml:space="preserve">1.23.1</w:t>
+            </w:r>
+          </w:p>
+        </w:tc>
+        <w:tc>
+          <w:tcPr>
+            <w:tcW w:type="dxa" w:w="3853"/>
+            <w:tcMar>
+              <w:top w:type="dxa" w:w="60"/>
+              <w:left w:type="dxa" w:w="90"/>
+              <w:bottom w:type="dxa" w:w="60"/>
+              <w:right w:type="dxa" w:w="90"/>
+            </w:tcMar>
+          </w:tcPr>
+          <w:p>
+            <w:r>
+              <w:rPr>
+                <w:sz w:val="18"/>
+                <w:szCs w:val="18"/>
+              </w:rPr>
+              <w:t xml:space="preserve">https://www.htslib.org/</w:t>
             </w:r>
           </w:p>
         </w:tc>
       </w:tr>
     </w:tbl>
     <w:p/>
+    <w:p>
+      <w:pPr>
+        <w:pStyle w:val="ListParagraph"/>
+        <w:numPr>
+          <w:ilvl w:val="0"/>
+          <w:numId w:val="2"/>
+        </w:numPr>
+        <w:spacing w:after="80"/>
+      </w:pPr>
+      <w:r>
+        <w:rPr>
+          <w:b/>
+          <w:bCs/>
+        </w:rPr>
+        <w:t xml:space="preserve">태그(키워드):</w:t>
+      </w:r>
+      <w:r>
+        <w:t xml:space="preserve"> 세포소기관제거, 미토콘드리아, 엽록체, BAM필터링</w:t>
+      </w:r>
+    </w:p>
+    <w:p>
+      <w:pPr>
+        <w:pStyle w:val="ListParagraph"/>
+        <w:numPr>
+          <w:ilvl w:val="0"/>
+          <w:numId w:val="2"/>
+        </w:numPr>
+        <w:spacing w:after="80"/>
+      </w:pPr>
+      <w:r>
+        <w:rPr>
+          <w:b/>
+          <w:bCs/>
+        </w:rPr>
+        <w:t xml:space="preserve">내용(국문):</w:t>
+      </w:r>
+      <w:r>
+        <w:t xml:space="preserve"> 정렬된 BAM에서 미토콘드리아·엽록체 등 세포소기관 염색체의 read를 제거하는 실행 환경입니다. SAMtools로 세포소기관 contig를 찾아 핵 염색체 read만 남기고, 제거 전후 read 수를 요약합니다.</w:t>
+      </w:r>
+    </w:p>
+    <w:p>
+      <w:pPr>
+        <w:pStyle w:val="ListParagraph"/>
+        <w:numPr>
+          <w:ilvl w:val="0"/>
+          <w:numId w:val="2"/>
+        </w:numPr>
+        <w:spacing w:after="80"/>
+      </w:pPr>
+      <w:r>
+        <w:rPr>
+          <w:b/>
+          <w:bCs/>
+        </w:rPr>
+        <w:t xml:space="preserve">내용(영문):</w:t>
+      </w:r>
+      <w:r>
+        <w:t xml:space="preserve"> Runtime environment for removing reads on organellar chromosomes, such as mitochondria and chloroplasts, from aligned BAM files. SAMtools finds the organellar contigs, keeps only nuclear reads, and summarises the read counts before and after filtering.</w:t>
+      </w:r>
+    </w:p>
     <w:p>
       <w:pPr>
         <w:spacing w:after="100" w:before="200"/>
@@ -9430,46 +9725,6 @@
       </w:tr>
     </w:tbl>
     <w:p/>
-    <w:p>
-      <w:pPr>
-        <w:pStyle w:val="ListParagraph"/>
-        <w:numPr>
-          <w:ilvl w:val="0"/>
-          <w:numId w:val="2"/>
-        </w:numPr>
-        <w:spacing w:after="80"/>
-      </w:pPr>
-      <w:r>
-        <w:rPr>
-          <w:b/>
-          <w:bCs/>
-        </w:rPr>
-        <w:t xml:space="preserve">설명(국문):</w:t>
-      </w:r>
-      <w:r>
-        <w:t xml:space="preserve"> ATAC-seq 품질 평가(fragment 크기 분포, TSS enrichment, Tn5 보정, 뉴클레오솜 분류)와 TSS 주변 신호 그림을 위한 R 환경입니다.</w:t>
-      </w:r>
-    </w:p>
-    <w:p>
-      <w:pPr>
-        <w:pStyle w:val="ListParagraph"/>
-        <w:numPr>
-          <w:ilvl w:val="0"/>
-          <w:numId w:val="2"/>
-        </w:numPr>
-        <w:spacing w:after="80"/>
-      </w:pPr>
-      <w:r>
-        <w:rPr>
-          <w:b/>
-          <w:bCs/>
-        </w:rPr>
-        <w:t xml:space="preserve">Description (English):</w:t>
-      </w:r>
-      <w:r>
-        <w:t xml:space="preserve"> R environment for ATAC-seq quality control (fragment size distribution, TSS enrichment, Tn5 shift, nucleosome classes) and TSS signal plots.</w:t>
-      </w:r>
-    </w:p>
     <w:tbl>
       <w:tblPr>
         <w:tblW w:type="dxa" w:w="9506"/>
@@ -9483,13 +9738,14 @@
         </w:tblBorders>
       </w:tblPr>
       <w:tblGrid>
-        <w:gridCol w:w="4753"/>
-        <w:gridCol w:w="4753"/>
+        <w:gridCol w:w="1800"/>
+        <w:gridCol w:w="3853"/>
+        <w:gridCol w:w="3853"/>
       </w:tblGrid>
       <w:tr>
         <w:tc>
           <w:tcPr>
-            <w:tcW w:type="dxa" w:w="4753"/>
+            <w:tcW w:type="dxa" w:w="1800"/>
             <w:shd w:fill="E8EDF6" w:color="auto" w:val="clear"/>
             <w:tcMar>
               <w:top w:type="dxa" w:w="60"/>
@@ -9507,13 +9763,13 @@
                 <w:sz w:val="18"/>
                 <w:szCs w:val="18"/>
               </w:rPr>
-              <w:t xml:space="preserve">도구</w:t>
-            </w:r>
-          </w:p>
-        </w:tc>
-        <w:tc>
-          <w:tcPr>
-            <w:tcW w:type="dxa" w:w="4753"/>
+              <w:t xml:space="preserve">분석도구</w:t>
+            </w:r>
+          </w:p>
+        </w:tc>
+        <w:tc>
+          <w:tcPr>
+            <w:tcW w:type="dxa" w:w="3853"/>
             <w:shd w:fill="E8EDF6" w:color="auto" w:val="clear"/>
             <w:tcMar>
               <w:top w:type="dxa" w:w="60"/>
@@ -9535,11 +9791,35 @@
             </w:r>
           </w:p>
         </w:tc>
+        <w:tc>
+          <w:tcPr>
+            <w:tcW w:type="dxa" w:w="3853"/>
+            <w:shd w:fill="E8EDF6" w:color="auto" w:val="clear"/>
+            <w:tcMar>
+              <w:top w:type="dxa" w:w="60"/>
+              <w:left w:type="dxa" w:w="90"/>
+              <w:bottom w:type="dxa" w:w="60"/>
+              <w:right w:type="dxa" w:w="90"/>
+            </w:tcMar>
+          </w:tcPr>
+          <w:p>
+            <w:r>
+              <w:rPr>
+                <w:b/>
+                <w:bCs/>
+                <w:color w:val="32549C"/>
+                <w:sz w:val="18"/>
+                <w:szCs w:val="18"/>
+              </w:rPr>
+              <w:t xml:space="preserve">홈페이지</w:t>
+            </w:r>
+          </w:p>
+        </w:tc>
       </w:tr>
       <w:tr>
         <w:tc>
           <w:tcPr>
-            <w:tcW w:type="dxa" w:w="4753"/>
+            <w:tcW w:type="dxa" w:w="1800"/>
             <w:tcMar>
               <w:top w:type="dxa" w:w="60"/>
               <w:left w:type="dxa" w:w="90"/>
@@ -9559,7 +9839,7 @@
         </w:tc>
         <w:tc>
           <w:tcPr>
-            <w:tcW w:type="dxa" w:w="4753"/>
+            <w:tcW w:type="dxa" w:w="3853"/>
             <w:tcMar>
               <w:top w:type="dxa" w:w="60"/>
               <w:left w:type="dxa" w:w="90"/>
@@ -9574,6 +9854,26 @@
                 <w:szCs w:val="18"/>
               </w:rPr>
               <w:t xml:space="preserve">4.5.3</w:t>
+            </w:r>
+          </w:p>
+        </w:tc>
+        <w:tc>
+          <w:tcPr>
+            <w:tcW w:type="dxa" w:w="3853"/>
+            <w:tcMar>
+              <w:top w:type="dxa" w:w="60"/>
+              <w:left w:type="dxa" w:w="90"/>
+              <w:bottom w:type="dxa" w:w="60"/>
+              <w:right w:type="dxa" w:w="90"/>
+            </w:tcMar>
+          </w:tcPr>
+          <w:p>
+            <w:r>
+              <w:rPr>
+                <w:sz w:val="18"/>
+                <w:szCs w:val="18"/>
+              </w:rPr>
+              <w:t xml:space="preserve">https://www.r-project.org/</w:t>
             </w:r>
           </w:p>
         </w:tc>
@@ -9581,7 +9881,7 @@
       <w:tr>
         <w:tc>
           <w:tcPr>
-            <w:tcW w:type="dxa" w:w="4753"/>
+            <w:tcW w:type="dxa" w:w="1800"/>
             <w:tcMar>
               <w:top w:type="dxa" w:w="60"/>
               <w:left w:type="dxa" w:w="90"/>
@@ -9601,7 +9901,7 @@
         </w:tc>
         <w:tc>
           <w:tcPr>
-            <w:tcW w:type="dxa" w:w="4753"/>
+            <w:tcW w:type="dxa" w:w="3853"/>
             <w:tcMar>
               <w:top w:type="dxa" w:w="60"/>
               <w:left w:type="dxa" w:w="90"/>
@@ -9616,6 +9916,26 @@
                 <w:szCs w:val="18"/>
               </w:rPr>
               <w:t xml:space="preserve">1.34.0</w:t>
+            </w:r>
+          </w:p>
+        </w:tc>
+        <w:tc>
+          <w:tcPr>
+            <w:tcW w:type="dxa" w:w="3853"/>
+            <w:tcMar>
+              <w:top w:type="dxa" w:w="60"/>
+              <w:left w:type="dxa" w:w="90"/>
+              <w:bottom w:type="dxa" w:w="60"/>
+              <w:right w:type="dxa" w:w="90"/>
+            </w:tcMar>
+          </w:tcPr>
+          <w:p>
+            <w:r>
+              <w:rPr>
+                <w:sz w:val="18"/>
+                <w:szCs w:val="18"/>
+              </w:rPr>
+              <w:t xml:space="preserve">https://bioconductor.org/packages/ATACseqQC/</w:t>
             </w:r>
           </w:p>
         </w:tc>
@@ -9623,7 +9943,7 @@
       <w:tr>
         <w:tc>
           <w:tcPr>
-            <w:tcW w:type="dxa" w:w="4753"/>
+            <w:tcW w:type="dxa" w:w="1800"/>
             <w:tcMar>
               <w:top w:type="dxa" w:w="60"/>
               <w:left w:type="dxa" w:w="90"/>
@@ -9643,7 +9963,7 @@
         </w:tc>
         <w:tc>
           <w:tcPr>
-            <w:tcW w:type="dxa" w:w="4753"/>
+            <w:tcW w:type="dxa" w:w="3853"/>
             <w:tcMar>
               <w:top w:type="dxa" w:w="60"/>
               <w:left w:type="dxa" w:w="90"/>
@@ -9658,6 +9978,26 @@
                 <w:szCs w:val="18"/>
               </w:rPr>
               <w:t xml:space="preserve">3.44.0</w:t>
+            </w:r>
+          </w:p>
+        </w:tc>
+        <w:tc>
+          <w:tcPr>
+            <w:tcW w:type="dxa" w:w="3853"/>
+            <w:tcMar>
+              <w:top w:type="dxa" w:w="60"/>
+              <w:left w:type="dxa" w:w="90"/>
+              <w:bottom w:type="dxa" w:w="60"/>
+              <w:right w:type="dxa" w:w="90"/>
+            </w:tcMar>
+          </w:tcPr>
+          <w:p>
+            <w:r>
+              <w:rPr>
+                <w:sz w:val="18"/>
+                <w:szCs w:val="18"/>
+              </w:rPr>
+              <w:t xml:space="preserve">https://bioconductor.org/packages/ChIPpeakAnno/</w:t>
             </w:r>
           </w:p>
         </w:tc>
@@ -9665,7 +10005,7 @@
       <w:tr>
         <w:tc>
           <w:tcPr>
-            <w:tcW w:type="dxa" w:w="4753"/>
+            <w:tcW w:type="dxa" w:w="1800"/>
             <w:tcMar>
               <w:top w:type="dxa" w:w="60"/>
               <w:left w:type="dxa" w:w="90"/>
@@ -9685,7 +10025,7 @@
         </w:tc>
         <w:tc>
           <w:tcPr>
-            <w:tcW w:type="dxa" w:w="4753"/>
+            <w:tcW w:type="dxa" w:w="3853"/>
             <w:tcMar>
               <w:top w:type="dxa" w:w="60"/>
               <w:left w:type="dxa" w:w="90"/>
@@ -9700,6 +10040,26 @@
                 <w:szCs w:val="18"/>
               </w:rPr>
               <w:t xml:space="preserve">2.26.0</w:t>
+            </w:r>
+          </w:p>
+        </w:tc>
+        <w:tc>
+          <w:tcPr>
+            <w:tcW w:type="dxa" w:w="3853"/>
+            <w:tcMar>
+              <w:top w:type="dxa" w:w="60"/>
+              <w:left w:type="dxa" w:w="90"/>
+              <w:bottom w:type="dxa" w:w="60"/>
+              <w:right w:type="dxa" w:w="90"/>
+            </w:tcMar>
+          </w:tcPr>
+          <w:p>
+            <w:r>
+              <w:rPr>
+                <w:sz w:val="18"/>
+                <w:szCs w:val="18"/>
+              </w:rPr>
+              <w:t xml:space="preserve">https://bioconductor.org/packages/Rsamtools/</w:t>
             </w:r>
           </w:p>
         </w:tc>
@@ -9707,7 +10067,7 @@
       <w:tr>
         <w:tc>
           <w:tcPr>
-            <w:tcW w:type="dxa" w:w="4753"/>
+            <w:tcW w:type="dxa" w:w="1800"/>
             <w:tcMar>
               <w:top w:type="dxa" w:w="60"/>
               <w:left w:type="dxa" w:w="90"/>
@@ -9727,7 +10087,7 @@
         </w:tc>
         <w:tc>
           <w:tcPr>
-            <w:tcW w:type="dxa" w:w="4753"/>
+            <w:tcW w:type="dxa" w:w="3853"/>
             <w:tcMar>
               <w:top w:type="dxa" w:w="60"/>
               <w:left w:type="dxa" w:w="90"/>
@@ -9742,6 +10102,26 @@
                 <w:szCs w:val="18"/>
               </w:rPr>
               <w:t xml:space="preserve">1.46.0</w:t>
+            </w:r>
+          </w:p>
+        </w:tc>
+        <w:tc>
+          <w:tcPr>
+            <w:tcW w:type="dxa" w:w="3853"/>
+            <w:tcMar>
+              <w:top w:type="dxa" w:w="60"/>
+              <w:left w:type="dxa" w:w="90"/>
+              <w:bottom w:type="dxa" w:w="60"/>
+              <w:right w:type="dxa" w:w="90"/>
+            </w:tcMar>
+          </w:tcPr>
+          <w:p>
+            <w:r>
+              <w:rPr>
+                <w:sz w:val="18"/>
+                <w:szCs w:val="18"/>
+              </w:rPr>
+              <w:t xml:space="preserve">https://bioconductor.org/packages/GenomicAlignments/</w:t>
             </w:r>
           </w:p>
         </w:tc>
@@ -9749,7 +10129,7 @@
       <w:tr>
         <w:tc>
           <w:tcPr>
-            <w:tcW w:type="dxa" w:w="4753"/>
+            <w:tcW w:type="dxa" w:w="1800"/>
             <w:tcMar>
               <w:top w:type="dxa" w:w="60"/>
               <w:left w:type="dxa" w:w="90"/>
@@ -9769,7 +10149,7 @@
         </w:tc>
         <w:tc>
           <w:tcPr>
-            <w:tcW w:type="dxa" w:w="4753"/>
+            <w:tcW w:type="dxa" w:w="3853"/>
             <w:tcMar>
               <w:top w:type="dxa" w:w="60"/>
               <w:left w:type="dxa" w:w="90"/>
@@ -9784,6 +10164,26 @@
                 <w:szCs w:val="18"/>
               </w:rPr>
               <w:t xml:space="preserve">1.62.1</w:t>
+            </w:r>
+          </w:p>
+        </w:tc>
+        <w:tc>
+          <w:tcPr>
+            <w:tcW w:type="dxa" w:w="3853"/>
+            <w:tcMar>
+              <w:top w:type="dxa" w:w="60"/>
+              <w:left w:type="dxa" w:w="90"/>
+              <w:bottom w:type="dxa" w:w="60"/>
+              <w:right w:type="dxa" w:w="90"/>
+            </w:tcMar>
+          </w:tcPr>
+          <w:p>
+            <w:r>
+              <w:rPr>
+                <w:sz w:val="18"/>
+                <w:szCs w:val="18"/>
+              </w:rPr>
+              <w:t xml:space="preserve">https://bioconductor.org/packages/GenomicRanges/</w:t>
             </w:r>
           </w:p>
         </w:tc>
@@ -9791,7 +10191,7 @@
       <w:tr>
         <w:tc>
           <w:tcPr>
-            <w:tcW w:type="dxa" w:w="4753"/>
+            <w:tcW w:type="dxa" w:w="1800"/>
             <w:tcMar>
               <w:top w:type="dxa" w:w="60"/>
               <w:left w:type="dxa" w:w="90"/>
@@ -9811,7 +10211,7 @@
         </w:tc>
         <w:tc>
           <w:tcPr>
-            <w:tcW w:type="dxa" w:w="4753"/>
+            <w:tcW w:type="dxa" w:w="3853"/>
             <w:tcMar>
               <w:top w:type="dxa" w:w="60"/>
               <w:left w:type="dxa" w:w="90"/>
@@ -9826,6 +10226,26 @@
                 <w:szCs w:val="18"/>
               </w:rPr>
               <w:t xml:space="preserve">1.46.2</w:t>
+            </w:r>
+          </w:p>
+        </w:tc>
+        <w:tc>
+          <w:tcPr>
+            <w:tcW w:type="dxa" w:w="3853"/>
+            <w:tcMar>
+              <w:top w:type="dxa" w:w="60"/>
+              <w:left w:type="dxa" w:w="90"/>
+              <w:bottom w:type="dxa" w:w="60"/>
+              <w:right w:type="dxa" w:w="90"/>
+            </w:tcMar>
+          </w:tcPr>
+          <w:p>
+            <w:r>
+              <w:rPr>
+                <w:sz w:val="18"/>
+                <w:szCs w:val="18"/>
+              </w:rPr>
+              <w:t xml:space="preserve">https://bioconductor.org/packages/GenomeInfoDb/</w:t>
             </w:r>
           </w:p>
         </w:tc>
@@ -9833,7 +10253,7 @@
       <w:tr>
         <w:tc>
           <w:tcPr>
-            <w:tcW w:type="dxa" w:w="4753"/>
+            <w:tcW w:type="dxa" w:w="1800"/>
             <w:tcMar>
               <w:top w:type="dxa" w:w="60"/>
               <w:left w:type="dxa" w:w="90"/>
@@ -9853,7 +10273,7 @@
         </w:tc>
         <w:tc>
           <w:tcPr>
-            <w:tcW w:type="dxa" w:w="4753"/>
+            <w:tcW w:type="dxa" w:w="3853"/>
             <w:tcMar>
               <w:top w:type="dxa" w:w="60"/>
               <w:left w:type="dxa" w:w="90"/>
@@ -9868,12 +10288,92 @@
                 <w:szCs w:val="18"/>
               </w:rPr>
               <w:t xml:space="preserve">2.44.0</w:t>
+            </w:r>
+          </w:p>
+        </w:tc>
+        <w:tc>
+          <w:tcPr>
+            <w:tcW w:type="dxa" w:w="3853"/>
+            <w:tcMar>
+              <w:top w:type="dxa" w:w="60"/>
+              <w:left w:type="dxa" w:w="90"/>
+              <w:bottom w:type="dxa" w:w="60"/>
+              <w:right w:type="dxa" w:w="90"/>
+            </w:tcMar>
+          </w:tcPr>
+          <w:p>
+            <w:r>
+              <w:rPr>
+                <w:sz w:val="18"/>
+                <w:szCs w:val="18"/>
+              </w:rPr>
+              <w:t xml:space="preserve">https://bioconductor.org/packages/IRanges/</w:t>
             </w:r>
           </w:p>
         </w:tc>
       </w:tr>
     </w:tbl>
     <w:p/>
+    <w:p>
+      <w:pPr>
+        <w:pStyle w:val="ListParagraph"/>
+        <w:numPr>
+          <w:ilvl w:val="0"/>
+          <w:numId w:val="2"/>
+        </w:numPr>
+        <w:spacing w:after="80"/>
+      </w:pPr>
+      <w:r>
+        <w:rPr>
+          <w:b/>
+          <w:bCs/>
+        </w:rPr>
+        <w:t xml:space="preserve">태그(키워드):</w:t>
+      </w:r>
+      <w:r>
+        <w:t xml:space="preserve"> ATAC-seq품질평가, Tn5보정, 뉴클레오솜, TSS</w:t>
+      </w:r>
+    </w:p>
+    <w:p>
+      <w:pPr>
+        <w:pStyle w:val="ListParagraph"/>
+        <w:numPr>
+          <w:ilvl w:val="0"/>
+          <w:numId w:val="2"/>
+        </w:numPr>
+        <w:spacing w:after="80"/>
+      </w:pPr>
+      <w:r>
+        <w:rPr>
+          <w:b/>
+          <w:bCs/>
+        </w:rPr>
+        <w:t xml:space="preserve">내용(국문):</w:t>
+      </w:r>
+      <w:r>
+        <w:t xml:space="preserve"> ATAC-seq 데이터의 품질을 평가하는 R 실행 환경입니다. ATACseqQC로 fragment 크기 분포와 TSS enrichment를 계산하고, Tn5 삽입 위치를 보정한 뒤 fragment를 뉴클레오솜 위치별로 나눕니다. TSS 주변 신호 heatmap도 같은 환경에서 그립니다.</w:t>
+      </w:r>
+    </w:p>
+    <w:p>
+      <w:pPr>
+        <w:pStyle w:val="ListParagraph"/>
+        <w:numPr>
+          <w:ilvl w:val="0"/>
+          <w:numId w:val="2"/>
+        </w:numPr>
+        <w:spacing w:after="80"/>
+      </w:pPr>
+      <w:r>
+        <w:rPr>
+          <w:b/>
+          <w:bCs/>
+        </w:rPr>
+        <w:t xml:space="preserve">내용(영문):</w:t>
+      </w:r>
+      <w:r>
+        <w:t xml:space="preserve"> R runtime environment for assessing ATAC-seq data quality. ATACseqQC computes the fragment size distribution and TSS enrichment, corrects Tn5 insertion positions, and splits fragments by nucleosome position. The TSS signal heatmaps are drawn in the same environment.</w:t>
+      </w:r>
+    </w:p>
     <w:p>
       <w:pPr>
         <w:spacing w:after="100" w:before="200"/>
@@ -13442,46 +13942,6 @@
       </w:tr>
     </w:tbl>
     <w:p/>
-    <w:p>
-      <w:pPr>
-        <w:pStyle w:val="ListParagraph"/>
-        <w:numPr>
-          <w:ilvl w:val="0"/>
-          <w:numId w:val="2"/>
-        </w:numPr>
-        <w:spacing w:after="80"/>
-      </w:pPr>
-      <w:r>
-        <w:rPr>
-          <w:b/>
-          <w:bCs/>
-        </w:rPr>
-        <w:t xml:space="preserve">설명(국문):</w:t>
-      </w:r>
-      <w:r>
-        <w:t xml:space="preserve"> ATAC-seq 품질 평가(fragment 크기 분포, TSS enrichment, Tn5 보정, 뉴클레오솜 분류)와 TSS 주변 신호 그림을 위한 R 환경입니다.</w:t>
-      </w:r>
-    </w:p>
-    <w:p>
-      <w:pPr>
-        <w:pStyle w:val="ListParagraph"/>
-        <w:numPr>
-          <w:ilvl w:val="0"/>
-          <w:numId w:val="2"/>
-        </w:numPr>
-        <w:spacing w:after="80"/>
-      </w:pPr>
-      <w:r>
-        <w:rPr>
-          <w:b/>
-          <w:bCs/>
-        </w:rPr>
-        <w:t xml:space="preserve">Description (English):</w:t>
-      </w:r>
-      <w:r>
-        <w:t xml:space="preserve"> R environment for ATAC-seq quality control (fragment size distribution, TSS enrichment, Tn5 shift, nucleosome classes) and TSS signal plots.</w:t>
-      </w:r>
-    </w:p>
     <w:tbl>
       <w:tblPr>
         <w:tblW w:type="dxa" w:w="9506"/>
@@ -13495,13 +13955,14 @@
         </w:tblBorders>
       </w:tblPr>
       <w:tblGrid>
-        <w:gridCol w:w="4753"/>
-        <w:gridCol w:w="4753"/>
+        <w:gridCol w:w="1800"/>
+        <w:gridCol w:w="3853"/>
+        <w:gridCol w:w="3853"/>
       </w:tblGrid>
       <w:tr>
         <w:tc>
           <w:tcPr>
-            <w:tcW w:type="dxa" w:w="4753"/>
+            <w:tcW w:type="dxa" w:w="1800"/>
             <w:shd w:fill="E8EDF6" w:color="auto" w:val="clear"/>
             <w:tcMar>
               <w:top w:type="dxa" w:w="60"/>
@@ -13519,13 +13980,13 @@
                 <w:sz w:val="18"/>
                 <w:szCs w:val="18"/>
               </w:rPr>
-              <w:t xml:space="preserve">도구</w:t>
-            </w:r>
-          </w:p>
-        </w:tc>
-        <w:tc>
-          <w:tcPr>
-            <w:tcW w:type="dxa" w:w="4753"/>
+              <w:t xml:space="preserve">분석도구</w:t>
+            </w:r>
+          </w:p>
+        </w:tc>
+        <w:tc>
+          <w:tcPr>
+            <w:tcW w:type="dxa" w:w="3853"/>
             <w:shd w:fill="E8EDF6" w:color="auto" w:val="clear"/>
             <w:tcMar>
               <w:top w:type="dxa" w:w="60"/>
@@ -13547,11 +14008,35 @@
             </w:r>
           </w:p>
         </w:tc>
+        <w:tc>
+          <w:tcPr>
+            <w:tcW w:type="dxa" w:w="3853"/>
+            <w:shd w:fill="E8EDF6" w:color="auto" w:val="clear"/>
+            <w:tcMar>
+              <w:top w:type="dxa" w:w="60"/>
+              <w:left w:type="dxa" w:w="90"/>
+              <w:bottom w:type="dxa" w:w="60"/>
+              <w:right w:type="dxa" w:w="90"/>
+            </w:tcMar>
+          </w:tcPr>
+          <w:p>
+            <w:r>
+              <w:rPr>
+                <w:b/>
+                <w:bCs/>
+                <w:color w:val="32549C"/>
+                <w:sz w:val="18"/>
+                <w:szCs w:val="18"/>
+              </w:rPr>
+              <w:t xml:space="preserve">홈페이지</w:t>
+            </w:r>
+          </w:p>
+        </w:tc>
       </w:tr>
       <w:tr>
         <w:tc>
           <w:tcPr>
-            <w:tcW w:type="dxa" w:w="4753"/>
+            <w:tcW w:type="dxa" w:w="1800"/>
             <w:tcMar>
               <w:top w:type="dxa" w:w="60"/>
               <w:left w:type="dxa" w:w="90"/>
@@ -13571,7 +14056,7 @@
         </w:tc>
         <w:tc>
           <w:tcPr>
-            <w:tcW w:type="dxa" w:w="4753"/>
+            <w:tcW w:type="dxa" w:w="3853"/>
             <w:tcMar>
               <w:top w:type="dxa" w:w="60"/>
               <w:left w:type="dxa" w:w="90"/>
@@ -13586,6 +14071,26 @@
                 <w:szCs w:val="18"/>
               </w:rPr>
               <w:t xml:space="preserve">4.5.3</w:t>
+            </w:r>
+          </w:p>
+        </w:tc>
+        <w:tc>
+          <w:tcPr>
+            <w:tcW w:type="dxa" w:w="3853"/>
+            <w:tcMar>
+              <w:top w:type="dxa" w:w="60"/>
+              <w:left w:type="dxa" w:w="90"/>
+              <w:bottom w:type="dxa" w:w="60"/>
+              <w:right w:type="dxa" w:w="90"/>
+            </w:tcMar>
+          </w:tcPr>
+          <w:p>
+            <w:r>
+              <w:rPr>
+                <w:sz w:val="18"/>
+                <w:szCs w:val="18"/>
+              </w:rPr>
+              <w:t xml:space="preserve">https://www.r-project.org/</w:t>
             </w:r>
           </w:p>
         </w:tc>
@@ -13593,7 +14098,7 @@
       <w:tr>
         <w:tc>
           <w:tcPr>
-            <w:tcW w:type="dxa" w:w="4753"/>
+            <w:tcW w:type="dxa" w:w="1800"/>
             <w:tcMar>
               <w:top w:type="dxa" w:w="60"/>
               <w:left w:type="dxa" w:w="90"/>
@@ -13613,7 +14118,7 @@
         </w:tc>
         <w:tc>
           <w:tcPr>
-            <w:tcW w:type="dxa" w:w="4753"/>
+            <w:tcW w:type="dxa" w:w="3853"/>
             <w:tcMar>
               <w:top w:type="dxa" w:w="60"/>
               <w:left w:type="dxa" w:w="90"/>
@@ -13628,6 +14133,26 @@
                 <w:szCs w:val="18"/>
               </w:rPr>
               <w:t xml:space="preserve">1.34.0</w:t>
+            </w:r>
+          </w:p>
+        </w:tc>
+        <w:tc>
+          <w:tcPr>
+            <w:tcW w:type="dxa" w:w="3853"/>
+            <w:tcMar>
+              <w:top w:type="dxa" w:w="60"/>
+              <w:left w:type="dxa" w:w="90"/>
+              <w:bottom w:type="dxa" w:w="60"/>
+              <w:right w:type="dxa" w:w="90"/>
+            </w:tcMar>
+          </w:tcPr>
+          <w:p>
+            <w:r>
+              <w:rPr>
+                <w:sz w:val="18"/>
+                <w:szCs w:val="18"/>
+              </w:rPr>
+              <w:t xml:space="preserve">https://bioconductor.org/packages/ATACseqQC/</w:t>
             </w:r>
           </w:p>
         </w:tc>
@@ -13635,7 +14160,7 @@
       <w:tr>
         <w:tc>
           <w:tcPr>
-            <w:tcW w:type="dxa" w:w="4753"/>
+            <w:tcW w:type="dxa" w:w="1800"/>
             <w:tcMar>
               <w:top w:type="dxa" w:w="60"/>
               <w:left w:type="dxa" w:w="90"/>
@@ -13655,7 +14180,7 @@
         </w:tc>
         <w:tc>
           <w:tcPr>
-            <w:tcW w:type="dxa" w:w="4753"/>
+            <w:tcW w:type="dxa" w:w="3853"/>
             <w:tcMar>
               <w:top w:type="dxa" w:w="60"/>
               <w:left w:type="dxa" w:w="90"/>
@@ -13670,6 +14195,26 @@
                 <w:szCs w:val="18"/>
               </w:rPr>
               <w:t xml:space="preserve">3.44.0</w:t>
+            </w:r>
+          </w:p>
+        </w:tc>
+        <w:tc>
+          <w:tcPr>
+            <w:tcW w:type="dxa" w:w="3853"/>
+            <w:tcMar>
+              <w:top w:type="dxa" w:w="60"/>
+              <w:left w:type="dxa" w:w="90"/>
+              <w:bottom w:type="dxa" w:w="60"/>
+              <w:right w:type="dxa" w:w="90"/>
+            </w:tcMar>
+          </w:tcPr>
+          <w:p>
+            <w:r>
+              <w:rPr>
+                <w:sz w:val="18"/>
+                <w:szCs w:val="18"/>
+              </w:rPr>
+              <w:t xml:space="preserve">https://bioconductor.org/packages/ChIPpeakAnno/</w:t>
             </w:r>
           </w:p>
         </w:tc>
@@ -13677,7 +14222,7 @@
       <w:tr>
         <w:tc>
           <w:tcPr>
-            <w:tcW w:type="dxa" w:w="4753"/>
+            <w:tcW w:type="dxa" w:w="1800"/>
             <w:tcMar>
               <w:top w:type="dxa" w:w="60"/>
               <w:left w:type="dxa" w:w="90"/>
@@ -13697,7 +14242,7 @@
         </w:tc>
         <w:tc>
           <w:tcPr>
-            <w:tcW w:type="dxa" w:w="4753"/>
+            <w:tcW w:type="dxa" w:w="3853"/>
             <w:tcMar>
               <w:top w:type="dxa" w:w="60"/>
               <w:left w:type="dxa" w:w="90"/>
@@ -13712,6 +14257,26 @@
                 <w:szCs w:val="18"/>
               </w:rPr>
               <w:t xml:space="preserve">2.26.0</w:t>
+            </w:r>
+          </w:p>
+        </w:tc>
+        <w:tc>
+          <w:tcPr>
+            <w:tcW w:type="dxa" w:w="3853"/>
+            <w:tcMar>
+              <w:top w:type="dxa" w:w="60"/>
+              <w:left w:type="dxa" w:w="90"/>
+              <w:bottom w:type="dxa" w:w="60"/>
+              <w:right w:type="dxa" w:w="90"/>
+            </w:tcMar>
+          </w:tcPr>
+          <w:p>
+            <w:r>
+              <w:rPr>
+                <w:sz w:val="18"/>
+                <w:szCs w:val="18"/>
+              </w:rPr>
+              <w:t xml:space="preserve">https://bioconductor.org/packages/Rsamtools/</w:t>
             </w:r>
           </w:p>
         </w:tc>
@@ -13719,7 +14284,7 @@
       <w:tr>
         <w:tc>
           <w:tcPr>
-            <w:tcW w:type="dxa" w:w="4753"/>
+            <w:tcW w:type="dxa" w:w="1800"/>
             <w:tcMar>
               <w:top w:type="dxa" w:w="60"/>
               <w:left w:type="dxa" w:w="90"/>
@@ -13739,7 +14304,7 @@
         </w:tc>
         <w:tc>
           <w:tcPr>
-            <w:tcW w:type="dxa" w:w="4753"/>
+            <w:tcW w:type="dxa" w:w="3853"/>
             <w:tcMar>
               <w:top w:type="dxa" w:w="60"/>
               <w:left w:type="dxa" w:w="90"/>
@@ -13754,6 +14319,26 @@
                 <w:szCs w:val="18"/>
               </w:rPr>
               <w:t xml:space="preserve">1.46.0</w:t>
+            </w:r>
+          </w:p>
+        </w:tc>
+        <w:tc>
+          <w:tcPr>
+            <w:tcW w:type="dxa" w:w="3853"/>
+            <w:tcMar>
+              <w:top w:type="dxa" w:w="60"/>
+              <w:left w:type="dxa" w:w="90"/>
+              <w:bottom w:type="dxa" w:w="60"/>
+              <w:right w:type="dxa" w:w="90"/>
+            </w:tcMar>
+          </w:tcPr>
+          <w:p>
+            <w:r>
+              <w:rPr>
+                <w:sz w:val="18"/>
+                <w:szCs w:val="18"/>
+              </w:rPr>
+              <w:t xml:space="preserve">https://bioconductor.org/packages/GenomicAlignments/</w:t>
             </w:r>
           </w:p>
         </w:tc>
@@ -13761,7 +14346,7 @@
       <w:tr>
         <w:tc>
           <w:tcPr>
-            <w:tcW w:type="dxa" w:w="4753"/>
+            <w:tcW w:type="dxa" w:w="1800"/>
             <w:tcMar>
               <w:top w:type="dxa" w:w="60"/>
               <w:left w:type="dxa" w:w="90"/>
@@ -13781,7 +14366,7 @@
         </w:tc>
         <w:tc>
           <w:tcPr>
-            <w:tcW w:type="dxa" w:w="4753"/>
+            <w:tcW w:type="dxa" w:w="3853"/>
             <w:tcMar>
               <w:top w:type="dxa" w:w="60"/>
               <w:left w:type="dxa" w:w="90"/>
@@ -13796,6 +14381,26 @@
                 <w:szCs w:val="18"/>
               </w:rPr>
               <w:t xml:space="preserve">1.62.1</w:t>
+            </w:r>
+          </w:p>
+        </w:tc>
+        <w:tc>
+          <w:tcPr>
+            <w:tcW w:type="dxa" w:w="3853"/>
+            <w:tcMar>
+              <w:top w:type="dxa" w:w="60"/>
+              <w:left w:type="dxa" w:w="90"/>
+              <w:bottom w:type="dxa" w:w="60"/>
+              <w:right w:type="dxa" w:w="90"/>
+            </w:tcMar>
+          </w:tcPr>
+          <w:p>
+            <w:r>
+              <w:rPr>
+                <w:sz w:val="18"/>
+                <w:szCs w:val="18"/>
+              </w:rPr>
+              <w:t xml:space="preserve">https://bioconductor.org/packages/GenomicRanges/</w:t>
             </w:r>
           </w:p>
         </w:tc>
@@ -13803,7 +14408,7 @@
       <w:tr>
         <w:tc>
           <w:tcPr>
-            <w:tcW w:type="dxa" w:w="4753"/>
+            <w:tcW w:type="dxa" w:w="1800"/>
             <w:tcMar>
               <w:top w:type="dxa" w:w="60"/>
               <w:left w:type="dxa" w:w="90"/>
@@ -13823,7 +14428,7 @@
         </w:tc>
         <w:tc>
           <w:tcPr>
-            <w:tcW w:type="dxa" w:w="4753"/>
+            <w:tcW w:type="dxa" w:w="3853"/>
             <w:tcMar>
               <w:top w:type="dxa" w:w="60"/>
               <w:left w:type="dxa" w:w="90"/>
@@ -13838,6 +14443,26 @@
                 <w:szCs w:val="18"/>
               </w:rPr>
               <w:t xml:space="preserve">1.46.2</w:t>
+            </w:r>
+          </w:p>
+        </w:tc>
+        <w:tc>
+          <w:tcPr>
+            <w:tcW w:type="dxa" w:w="3853"/>
+            <w:tcMar>
+              <w:top w:type="dxa" w:w="60"/>
+              <w:left w:type="dxa" w:w="90"/>
+              <w:bottom w:type="dxa" w:w="60"/>
+              <w:right w:type="dxa" w:w="90"/>
+            </w:tcMar>
+          </w:tcPr>
+          <w:p>
+            <w:r>
+              <w:rPr>
+                <w:sz w:val="18"/>
+                <w:szCs w:val="18"/>
+              </w:rPr>
+              <w:t xml:space="preserve">https://bioconductor.org/packages/GenomeInfoDb/</w:t>
             </w:r>
           </w:p>
         </w:tc>
@@ -13845,7 +14470,7 @@
       <w:tr>
         <w:tc>
           <w:tcPr>
-            <w:tcW w:type="dxa" w:w="4753"/>
+            <w:tcW w:type="dxa" w:w="1800"/>
             <w:tcMar>
               <w:top w:type="dxa" w:w="60"/>
               <w:left w:type="dxa" w:w="90"/>
@@ -13865,7 +14490,7 @@
         </w:tc>
         <w:tc>
           <w:tcPr>
-            <w:tcW w:type="dxa" w:w="4753"/>
+            <w:tcW w:type="dxa" w:w="3853"/>
             <w:tcMar>
               <w:top w:type="dxa" w:w="60"/>
               <w:left w:type="dxa" w:w="90"/>
@@ -13880,12 +14505,92 @@
                 <w:szCs w:val="18"/>
               </w:rPr>
               <w:t xml:space="preserve">2.44.0</w:t>
+            </w:r>
+          </w:p>
+        </w:tc>
+        <w:tc>
+          <w:tcPr>
+            <w:tcW w:type="dxa" w:w="3853"/>
+            <w:tcMar>
+              <w:top w:type="dxa" w:w="60"/>
+              <w:left w:type="dxa" w:w="90"/>
+              <w:bottom w:type="dxa" w:w="60"/>
+              <w:right w:type="dxa" w:w="90"/>
+            </w:tcMar>
+          </w:tcPr>
+          <w:p>
+            <w:r>
+              <w:rPr>
+                <w:sz w:val="18"/>
+                <w:szCs w:val="18"/>
+              </w:rPr>
+              <w:t xml:space="preserve">https://bioconductor.org/packages/IRanges/</w:t>
             </w:r>
           </w:p>
         </w:tc>
       </w:tr>
     </w:tbl>
     <w:p/>
+    <w:p>
+      <w:pPr>
+        <w:pStyle w:val="ListParagraph"/>
+        <w:numPr>
+          <w:ilvl w:val="0"/>
+          <w:numId w:val="2"/>
+        </w:numPr>
+        <w:spacing w:after="80"/>
+      </w:pPr>
+      <w:r>
+        <w:rPr>
+          <w:b/>
+          <w:bCs/>
+        </w:rPr>
+        <w:t xml:space="preserve">태그(키워드):</w:t>
+      </w:r>
+      <w:r>
+        <w:t xml:space="preserve"> ATAC-seq품질평가, Tn5보정, 뉴클레오솜, TSS</w:t>
+      </w:r>
+    </w:p>
+    <w:p>
+      <w:pPr>
+        <w:pStyle w:val="ListParagraph"/>
+        <w:numPr>
+          <w:ilvl w:val="0"/>
+          <w:numId w:val="2"/>
+        </w:numPr>
+        <w:spacing w:after="80"/>
+      </w:pPr>
+      <w:r>
+        <w:rPr>
+          <w:b/>
+          <w:bCs/>
+        </w:rPr>
+        <w:t xml:space="preserve">내용(국문):</w:t>
+      </w:r>
+      <w:r>
+        <w:t xml:space="preserve"> ATAC-seq 데이터의 품질을 평가하는 R 실행 환경입니다. ATACseqQC로 fragment 크기 분포와 TSS enrichment를 계산하고, Tn5 삽입 위치를 보정한 뒤 fragment를 뉴클레오솜 위치별로 나눕니다. TSS 주변 신호 heatmap도 같은 환경에서 그립니다.</w:t>
+      </w:r>
+    </w:p>
+    <w:p>
+      <w:pPr>
+        <w:pStyle w:val="ListParagraph"/>
+        <w:numPr>
+          <w:ilvl w:val="0"/>
+          <w:numId w:val="2"/>
+        </w:numPr>
+        <w:spacing w:after="80"/>
+      </w:pPr>
+      <w:r>
+        <w:rPr>
+          <w:b/>
+          <w:bCs/>
+        </w:rPr>
+        <w:t xml:space="preserve">내용(영문):</w:t>
+      </w:r>
+      <w:r>
+        <w:t xml:space="preserve"> R runtime environment for assessing ATAC-seq data quality. ATACseqQC computes the fragment size distribution and TSS enrichment, corrects Tn5 insertion positions, and splits fragments by nucleosome position. The TSS signal heatmaps are drawn in the same environment.</w:t>
+      </w:r>
+    </w:p>
     <w:p>
       <w:pPr>
         <w:spacing w:after="100" w:before="200"/>
@@ -17128,46 +17833,6 @@
       </w:tr>
     </w:tbl>
     <w:p/>
-    <w:p>
-      <w:pPr>
-        <w:pStyle w:val="ListParagraph"/>
-        <w:numPr>
-          <w:ilvl w:val="0"/>
-          <w:numId w:val="2"/>
-        </w:numPr>
-        <w:spacing w:after="80"/>
-      </w:pPr>
-      <w:r>
-        <w:rPr>
-          <w:b/>
-          <w:bCs/>
-        </w:rPr>
-        <w:t xml:space="preserve">설명(국문):</w:t>
-      </w:r>
-      <w:r>
-        <w:t xml:space="preserve"> MACS3로 ATAC-seq peak를 찾고 SAMtools로 FRiP를 계산하는 환경입니다.</w:t>
-      </w:r>
-    </w:p>
-    <w:p>
-      <w:pPr>
-        <w:pStyle w:val="ListParagraph"/>
-        <w:numPr>
-          <w:ilvl w:val="0"/>
-          <w:numId w:val="2"/>
-        </w:numPr>
-        <w:spacing w:after="80"/>
-      </w:pPr>
-      <w:r>
-        <w:rPr>
-          <w:b/>
-          <w:bCs/>
-        </w:rPr>
-        <w:t xml:space="preserve">Description (English):</w:t>
-      </w:r>
-      <w:r>
-        <w:t xml:space="preserve"> Environment for calling ATAC-seq peaks with MACS3 and computing FRiP with SAMtools.</w:t>
-      </w:r>
-    </w:p>
     <w:tbl>
       <w:tblPr>
         <w:tblW w:type="dxa" w:w="9506"/>
@@ -17181,13 +17846,14 @@
         </w:tblBorders>
       </w:tblPr>
       <w:tblGrid>
-        <w:gridCol w:w="4753"/>
-        <w:gridCol w:w="4753"/>
+        <w:gridCol w:w="1800"/>
+        <w:gridCol w:w="3853"/>
+        <w:gridCol w:w="3853"/>
       </w:tblGrid>
       <w:tr>
         <w:tc>
           <w:tcPr>
-            <w:tcW w:type="dxa" w:w="4753"/>
+            <w:tcW w:type="dxa" w:w="1800"/>
             <w:shd w:fill="E8EDF6" w:color="auto" w:val="clear"/>
             <w:tcMar>
               <w:top w:type="dxa" w:w="60"/>
@@ -17205,13 +17871,13 @@
                 <w:sz w:val="18"/>
                 <w:szCs w:val="18"/>
               </w:rPr>
-              <w:t xml:space="preserve">도구</w:t>
-            </w:r>
-          </w:p>
-        </w:tc>
-        <w:tc>
-          <w:tcPr>
-            <w:tcW w:type="dxa" w:w="4753"/>
+              <w:t xml:space="preserve">분석도구</w:t>
+            </w:r>
+          </w:p>
+        </w:tc>
+        <w:tc>
+          <w:tcPr>
+            <w:tcW w:type="dxa" w:w="3853"/>
             <w:shd w:fill="E8EDF6" w:color="auto" w:val="clear"/>
             <w:tcMar>
               <w:top w:type="dxa" w:w="60"/>
@@ -17233,11 +17899,35 @@
             </w:r>
           </w:p>
         </w:tc>
+        <w:tc>
+          <w:tcPr>
+            <w:tcW w:type="dxa" w:w="3853"/>
+            <w:shd w:fill="E8EDF6" w:color="auto" w:val="clear"/>
+            <w:tcMar>
+              <w:top w:type="dxa" w:w="60"/>
+              <w:left w:type="dxa" w:w="90"/>
+              <w:bottom w:type="dxa" w:w="60"/>
+              <w:right w:type="dxa" w:w="90"/>
+            </w:tcMar>
+          </w:tcPr>
+          <w:p>
+            <w:r>
+              <w:rPr>
+                <w:b/>
+                <w:bCs/>
+                <w:color w:val="32549C"/>
+                <w:sz w:val="18"/>
+                <w:szCs w:val="18"/>
+              </w:rPr>
+              <w:t xml:space="preserve">홈페이지</w:t>
+            </w:r>
+          </w:p>
+        </w:tc>
       </w:tr>
       <w:tr>
         <w:tc>
           <w:tcPr>
-            <w:tcW w:type="dxa" w:w="4753"/>
+            <w:tcW w:type="dxa" w:w="1800"/>
             <w:tcMar>
               <w:top w:type="dxa" w:w="60"/>
               <w:left w:type="dxa" w:w="90"/>
@@ -17257,7 +17947,7 @@
         </w:tc>
         <w:tc>
           <w:tcPr>
-            <w:tcW w:type="dxa" w:w="4753"/>
+            <w:tcW w:type="dxa" w:w="3853"/>
             <w:tcMar>
               <w:top w:type="dxa" w:w="60"/>
               <w:left w:type="dxa" w:w="90"/>
@@ -17272,6 +17962,26 @@
                 <w:szCs w:val="18"/>
               </w:rPr>
               <w:t xml:space="preserve">3.0.4</w:t>
+            </w:r>
+          </w:p>
+        </w:tc>
+        <w:tc>
+          <w:tcPr>
+            <w:tcW w:type="dxa" w:w="3853"/>
+            <w:tcMar>
+              <w:top w:type="dxa" w:w="60"/>
+              <w:left w:type="dxa" w:w="90"/>
+              <w:bottom w:type="dxa" w:w="60"/>
+              <w:right w:type="dxa" w:w="90"/>
+            </w:tcMar>
+          </w:tcPr>
+          <w:p>
+            <w:r>
+              <w:rPr>
+                <w:sz w:val="18"/>
+                <w:szCs w:val="18"/>
+              </w:rPr>
+              <w:t xml:space="preserve">https://github.com/macs3-project/MACS</w:t>
             </w:r>
           </w:p>
         </w:tc>
@@ -17279,7 +17989,7 @@
       <w:tr>
         <w:tc>
           <w:tcPr>
-            <w:tcW w:type="dxa" w:w="4753"/>
+            <w:tcW w:type="dxa" w:w="1800"/>
             <w:tcMar>
               <w:top w:type="dxa" w:w="60"/>
               <w:left w:type="dxa" w:w="90"/>
@@ -17299,7 +18009,7 @@
         </w:tc>
         <w:tc>
           <w:tcPr>
-            <w:tcW w:type="dxa" w:w="4753"/>
+            <w:tcW w:type="dxa" w:w="3853"/>
             <w:tcMar>
               <w:top w:type="dxa" w:w="60"/>
               <w:left w:type="dxa" w:w="90"/>
@@ -17314,6 +18024,26 @@
                 <w:szCs w:val="18"/>
               </w:rPr>
               <w:t xml:space="preserve">3.13</w:t>
+            </w:r>
+          </w:p>
+        </w:tc>
+        <w:tc>
+          <w:tcPr>
+            <w:tcW w:type="dxa" w:w="3853"/>
+            <w:tcMar>
+              <w:top w:type="dxa" w:w="60"/>
+              <w:left w:type="dxa" w:w="90"/>
+              <w:bottom w:type="dxa" w:w="60"/>
+              <w:right w:type="dxa" w:w="90"/>
+            </w:tcMar>
+          </w:tcPr>
+          <w:p>
+            <w:r>
+              <w:rPr>
+                <w:sz w:val="18"/>
+                <w:szCs w:val="18"/>
+              </w:rPr>
+              <w:t xml:space="preserve">https://www.python.org/</w:t>
             </w:r>
           </w:p>
         </w:tc>
@@ -17321,7 +18051,7 @@
       <w:tr>
         <w:tc>
           <w:tcPr>
-            <w:tcW w:type="dxa" w:w="4753"/>
+            <w:tcW w:type="dxa" w:w="1800"/>
             <w:tcMar>
               <w:top w:type="dxa" w:w="60"/>
               <w:left w:type="dxa" w:w="90"/>
@@ -17341,7 +18071,7 @@
         </w:tc>
         <w:tc>
           <w:tcPr>
-            <w:tcW w:type="dxa" w:w="4753"/>
+            <w:tcW w:type="dxa" w:w="3853"/>
             <w:tcMar>
               <w:top w:type="dxa" w:w="60"/>
               <w:left w:type="dxa" w:w="90"/>
@@ -17356,6 +18086,26 @@
                 <w:szCs w:val="18"/>
               </w:rPr>
               <w:t xml:space="preserve">1.23.1</w:t>
+            </w:r>
+          </w:p>
+        </w:tc>
+        <w:tc>
+          <w:tcPr>
+            <w:tcW w:type="dxa" w:w="3853"/>
+            <w:tcMar>
+              <w:top w:type="dxa" w:w="60"/>
+              <w:left w:type="dxa" w:w="90"/>
+              <w:bottom w:type="dxa" w:w="60"/>
+              <w:right w:type="dxa" w:w="90"/>
+            </w:tcMar>
+          </w:tcPr>
+          <w:p>
+            <w:r>
+              <w:rPr>
+                <w:sz w:val="18"/>
+                <w:szCs w:val="18"/>
+              </w:rPr>
+              <w:t xml:space="preserve">https://www.htslib.org/</w:t>
             </w:r>
           </w:p>
         </w:tc>
@@ -17363,7 +18113,7 @@
       <w:tr>
         <w:tc>
           <w:tcPr>
-            <w:tcW w:type="dxa" w:w="4753"/>
+            <w:tcW w:type="dxa" w:w="1800"/>
             <w:tcMar>
               <w:top w:type="dxa" w:w="60"/>
               <w:left w:type="dxa" w:w="90"/>
@@ -17383,7 +18133,7 @@
         </w:tc>
         <w:tc>
           <w:tcPr>
-            <w:tcW w:type="dxa" w:w="4753"/>
+            <w:tcW w:type="dxa" w:w="3853"/>
             <w:tcMar>
               <w:top w:type="dxa" w:w="60"/>
               <w:left w:type="dxa" w:w="90"/>
@@ -17398,12 +18148,92 @@
                 <w:szCs w:val="18"/>
               </w:rPr>
               <w:t xml:space="preserve">1.23.1</w:t>
+            </w:r>
+          </w:p>
+        </w:tc>
+        <w:tc>
+          <w:tcPr>
+            <w:tcW w:type="dxa" w:w="3853"/>
+            <w:tcMar>
+              <w:top w:type="dxa" w:w="60"/>
+              <w:left w:type="dxa" w:w="90"/>
+              <w:bottom w:type="dxa" w:w="60"/>
+              <w:right w:type="dxa" w:w="90"/>
+            </w:tcMar>
+          </w:tcPr>
+          <w:p>
+            <w:r>
+              <w:rPr>
+                <w:sz w:val="18"/>
+                <w:szCs w:val="18"/>
+              </w:rPr>
+              <w:t xml:space="preserve">https://www.htslib.org/</w:t>
             </w:r>
           </w:p>
         </w:tc>
       </w:tr>
     </w:tbl>
     <w:p/>
+    <w:p>
+      <w:pPr>
+        <w:pStyle w:val="ListParagraph"/>
+        <w:numPr>
+          <w:ilvl w:val="0"/>
+          <w:numId w:val="2"/>
+        </w:numPr>
+        <w:spacing w:after="80"/>
+      </w:pPr>
+      <w:r>
+        <w:rPr>
+          <w:b/>
+          <w:bCs/>
+        </w:rPr>
+        <w:t xml:space="preserve">태그(키워드):</w:t>
+      </w:r>
+      <w:r>
+        <w:t xml:space="preserve"> 피크검출, 열린염색질, MACS3, FRiP</w:t>
+      </w:r>
+    </w:p>
+    <w:p>
+      <w:pPr>
+        <w:pStyle w:val="ListParagraph"/>
+        <w:numPr>
+          <w:ilvl w:val="0"/>
+          <w:numId w:val="2"/>
+        </w:numPr>
+        <w:spacing w:after="80"/>
+      </w:pPr>
+      <w:r>
+        <w:rPr>
+          <w:b/>
+          <w:bCs/>
+        </w:rPr>
+        <w:t xml:space="preserve">내용(국문):</w:t>
+      </w:r>
+      <w:r>
+        <w:t xml:space="preserve"> ATAC-seq에서 열린 염색질 영역(peak)을 찾는 실행 환경입니다. MACS3로 paired-end fragment 전체를 이용해 narrow 또는 broad peak를 검출하고, SAMtools로 샘플별 FRiP(peak 안 read 비율)을 계산합니다.</w:t>
+      </w:r>
+    </w:p>
+    <w:p>
+      <w:pPr>
+        <w:pStyle w:val="ListParagraph"/>
+        <w:numPr>
+          <w:ilvl w:val="0"/>
+          <w:numId w:val="2"/>
+        </w:numPr>
+        <w:spacing w:after="80"/>
+      </w:pPr>
+      <w:r>
+        <w:rPr>
+          <w:b/>
+          <w:bCs/>
+        </w:rPr>
+        <w:t xml:space="preserve">내용(영문):</w:t>
+      </w:r>
+      <w:r>
+        <w:t xml:space="preserve"> Runtime environment for finding open chromatin regions (peaks) in ATAC-seq data. MACS3 calls narrow or broad peaks from whole paired-end fragments, and SAMtools computes the fraction of reads in peaks (FRiP) per sample.</w:t>
+      </w:r>
+    </w:p>
     <w:p>
       <w:pPr>
         <w:spacing w:after="100" w:before="200"/>
@@ -20369,46 +21199,6 @@
       </w:tr>
     </w:tbl>
     <w:p/>
-    <w:p>
-      <w:pPr>
-        <w:pStyle w:val="ListParagraph"/>
-        <w:numPr>
-          <w:ilvl w:val="0"/>
-          <w:numId w:val="2"/>
-        </w:numPr>
-        <w:spacing w:after="80"/>
-      </w:pPr>
-      <w:r>
-        <w:rPr>
-          <w:b/>
-          <w:bCs/>
-        </w:rPr>
-        <w:t xml:space="preserve">설명(국문):</w:t>
-      </w:r>
-      <w:r>
-        <w:t xml:space="preserve"> ChIPseeker로 peak의 유전체 위치와 가까운 유전자를 주석하는 R 환경입니다.</w:t>
-      </w:r>
-    </w:p>
-    <w:p>
-      <w:pPr>
-        <w:pStyle w:val="ListParagraph"/>
-        <w:numPr>
-          <w:ilvl w:val="0"/>
-          <w:numId w:val="2"/>
-        </w:numPr>
-        <w:spacing w:after="80"/>
-      </w:pPr>
-      <w:r>
-        <w:rPr>
-          <w:b/>
-          <w:bCs/>
-        </w:rPr>
-        <w:t xml:space="preserve">Description (English):</w:t>
-      </w:r>
-      <w:r>
-        <w:t xml:space="preserve"> R environment for annotating peaks with genomic features and nearby genes using ChIPseeker.</w:t>
-      </w:r>
-    </w:p>
     <w:tbl>
       <w:tblPr>
         <w:tblW w:type="dxa" w:w="9506"/>
@@ -20422,13 +21212,14 @@
         </w:tblBorders>
       </w:tblPr>
       <w:tblGrid>
-        <w:gridCol w:w="4753"/>
-        <w:gridCol w:w="4753"/>
+        <w:gridCol w:w="1800"/>
+        <w:gridCol w:w="3853"/>
+        <w:gridCol w:w="3853"/>
       </w:tblGrid>
       <w:tr>
         <w:tc>
           <w:tcPr>
-            <w:tcW w:type="dxa" w:w="4753"/>
+            <w:tcW w:type="dxa" w:w="1800"/>
             <w:shd w:fill="E8EDF6" w:color="auto" w:val="clear"/>
             <w:tcMar>
               <w:top w:type="dxa" w:w="60"/>
@@ -20446,13 +21237,13 @@
                 <w:sz w:val="18"/>
                 <w:szCs w:val="18"/>
               </w:rPr>
-              <w:t xml:space="preserve">도구</w:t>
-            </w:r>
-          </w:p>
-        </w:tc>
-        <w:tc>
-          <w:tcPr>
-            <w:tcW w:type="dxa" w:w="4753"/>
+              <w:t xml:space="preserve">분석도구</w:t>
+            </w:r>
+          </w:p>
+        </w:tc>
+        <w:tc>
+          <w:tcPr>
+            <w:tcW w:type="dxa" w:w="3853"/>
             <w:shd w:fill="E8EDF6" w:color="auto" w:val="clear"/>
             <w:tcMar>
               <w:top w:type="dxa" w:w="60"/>
@@ -20474,11 +21265,35 @@
             </w:r>
           </w:p>
         </w:tc>
+        <w:tc>
+          <w:tcPr>
+            <w:tcW w:type="dxa" w:w="3853"/>
+            <w:shd w:fill="E8EDF6" w:color="auto" w:val="clear"/>
+            <w:tcMar>
+              <w:top w:type="dxa" w:w="60"/>
+              <w:left w:type="dxa" w:w="90"/>
+              <w:bottom w:type="dxa" w:w="60"/>
+              <w:right w:type="dxa" w:w="90"/>
+            </w:tcMar>
+          </w:tcPr>
+          <w:p>
+            <w:r>
+              <w:rPr>
+                <w:b/>
+                <w:bCs/>
+                <w:color w:val="32549C"/>
+                <w:sz w:val="18"/>
+                <w:szCs w:val="18"/>
+              </w:rPr>
+              <w:t xml:space="preserve">홈페이지</w:t>
+            </w:r>
+          </w:p>
+        </w:tc>
       </w:tr>
       <w:tr>
         <w:tc>
           <w:tcPr>
-            <w:tcW w:type="dxa" w:w="4753"/>
+            <w:tcW w:type="dxa" w:w="1800"/>
             <w:tcMar>
               <w:top w:type="dxa" w:w="60"/>
               <w:left w:type="dxa" w:w="90"/>
@@ -20498,7 +21313,7 @@
         </w:tc>
         <w:tc>
           <w:tcPr>
-            <w:tcW w:type="dxa" w:w="4753"/>
+            <w:tcW w:type="dxa" w:w="3853"/>
             <w:tcMar>
               <w:top w:type="dxa" w:w="60"/>
               <w:left w:type="dxa" w:w="90"/>
@@ -20513,6 +21328,26 @@
                 <w:szCs w:val="18"/>
               </w:rPr>
               <w:t xml:space="preserve">4.5.3</w:t>
+            </w:r>
+          </w:p>
+        </w:tc>
+        <w:tc>
+          <w:tcPr>
+            <w:tcW w:type="dxa" w:w="3853"/>
+            <w:tcMar>
+              <w:top w:type="dxa" w:w="60"/>
+              <w:left w:type="dxa" w:w="90"/>
+              <w:bottom w:type="dxa" w:w="60"/>
+              <w:right w:type="dxa" w:w="90"/>
+            </w:tcMar>
+          </w:tcPr>
+          <w:p>
+            <w:r>
+              <w:rPr>
+                <w:sz w:val="18"/>
+                <w:szCs w:val="18"/>
+              </w:rPr>
+              <w:t xml:space="preserve">https://www.r-project.org/</w:t>
             </w:r>
           </w:p>
         </w:tc>
@@ -20520,7 +21355,7 @@
       <w:tr>
         <w:tc>
           <w:tcPr>
-            <w:tcW w:type="dxa" w:w="4753"/>
+            <w:tcW w:type="dxa" w:w="1800"/>
             <w:tcMar>
               <w:top w:type="dxa" w:w="60"/>
               <w:left w:type="dxa" w:w="90"/>
@@ -20540,7 +21375,7 @@
         </w:tc>
         <w:tc>
           <w:tcPr>
-            <w:tcW w:type="dxa" w:w="4753"/>
+            <w:tcW w:type="dxa" w:w="3853"/>
             <w:tcMar>
               <w:top w:type="dxa" w:w="60"/>
               <w:left w:type="dxa" w:w="90"/>
@@ -20555,6 +21390,26 @@
                 <w:szCs w:val="18"/>
               </w:rPr>
               <w:t xml:space="preserve">1.46.1</w:t>
+            </w:r>
+          </w:p>
+        </w:tc>
+        <w:tc>
+          <w:tcPr>
+            <w:tcW w:type="dxa" w:w="3853"/>
+            <w:tcMar>
+              <w:top w:type="dxa" w:w="60"/>
+              <w:left w:type="dxa" w:w="90"/>
+              <w:bottom w:type="dxa" w:w="60"/>
+              <w:right w:type="dxa" w:w="90"/>
+            </w:tcMar>
+          </w:tcPr>
+          <w:p>
+            <w:r>
+              <w:rPr>
+                <w:sz w:val="18"/>
+                <w:szCs w:val="18"/>
+              </w:rPr>
+              <w:t xml:space="preserve">https://bioconductor.org/packages/ChIPseeker/</w:t>
             </w:r>
           </w:p>
         </w:tc>
@@ -20562,7 +21417,7 @@
       <w:tr>
         <w:tc>
           <w:tcPr>
-            <w:tcW w:type="dxa" w:w="4753"/>
+            <w:tcW w:type="dxa" w:w="1800"/>
             <w:tcMar>
               <w:top w:type="dxa" w:w="60"/>
               <w:left w:type="dxa" w:w="90"/>
@@ -20582,7 +21437,7 @@
         </w:tc>
         <w:tc>
           <w:tcPr>
-            <w:tcW w:type="dxa" w:w="4753"/>
+            <w:tcW w:type="dxa" w:w="3853"/>
             <w:tcMar>
               <w:top w:type="dxa" w:w="60"/>
               <w:left w:type="dxa" w:w="90"/>
@@ -20597,6 +21452,26 @@
                 <w:szCs w:val="18"/>
               </w:rPr>
               <w:t xml:space="preserve">1.62.0</w:t>
+            </w:r>
+          </w:p>
+        </w:tc>
+        <w:tc>
+          <w:tcPr>
+            <w:tcW w:type="dxa" w:w="3853"/>
+            <w:tcMar>
+              <w:top w:type="dxa" w:w="60"/>
+              <w:left w:type="dxa" w:w="90"/>
+              <w:bottom w:type="dxa" w:w="60"/>
+              <w:right w:type="dxa" w:w="90"/>
+            </w:tcMar>
+          </w:tcPr>
+          <w:p>
+            <w:r>
+              <w:rPr>
+                <w:sz w:val="18"/>
+                <w:szCs w:val="18"/>
+              </w:rPr>
+              <w:t xml:space="preserve">https://bioconductor.org/packages/GenomicFeatures/</w:t>
             </w:r>
           </w:p>
         </w:tc>
@@ -20604,7 +21479,7 @@
       <w:tr>
         <w:tc>
           <w:tcPr>
-            <w:tcW w:type="dxa" w:w="4753"/>
+            <w:tcW w:type="dxa" w:w="1800"/>
             <w:tcMar>
               <w:top w:type="dxa" w:w="60"/>
               <w:left w:type="dxa" w:w="90"/>
@@ -20624,7 +21499,7 @@
         </w:tc>
         <w:tc>
           <w:tcPr>
-            <w:tcW w:type="dxa" w:w="4753"/>
+            <w:tcW w:type="dxa" w:w="3853"/>
             <w:tcMar>
               <w:top w:type="dxa" w:w="60"/>
               <w:left w:type="dxa" w:w="90"/>
@@ -20639,6 +21514,26 @@
                 <w:szCs w:val="18"/>
               </w:rPr>
               <w:t xml:space="preserve">1.6.2</w:t>
+            </w:r>
+          </w:p>
+        </w:tc>
+        <w:tc>
+          <w:tcPr>
+            <w:tcW w:type="dxa" w:w="3853"/>
+            <w:tcMar>
+              <w:top w:type="dxa" w:w="60"/>
+              <w:left w:type="dxa" w:w="90"/>
+              <w:bottom w:type="dxa" w:w="60"/>
+              <w:right w:type="dxa" w:w="90"/>
+            </w:tcMar>
+          </w:tcPr>
+          <w:p>
+            <w:r>
+              <w:rPr>
+                <w:sz w:val="18"/>
+                <w:szCs w:val="18"/>
+              </w:rPr>
+              <w:t xml:space="preserve">https://bioconductor.org/packages/txdbmaker/</w:t>
             </w:r>
           </w:p>
         </w:tc>
@@ -20646,7 +21541,7 @@
       <w:tr>
         <w:tc>
           <w:tcPr>
-            <w:tcW w:type="dxa" w:w="4753"/>
+            <w:tcW w:type="dxa" w:w="1800"/>
             <w:tcMar>
               <w:top w:type="dxa" w:w="60"/>
               <w:left w:type="dxa" w:w="90"/>
@@ -20666,7 +21561,7 @@
         </w:tc>
         <w:tc>
           <w:tcPr>
-            <w:tcW w:type="dxa" w:w="4753"/>
+            <w:tcW w:type="dxa" w:w="3853"/>
             <w:tcMar>
               <w:top w:type="dxa" w:w="60"/>
               <w:left w:type="dxa" w:w="90"/>
@@ -20681,6 +21576,26 @@
                 <w:szCs w:val="18"/>
               </w:rPr>
               <w:t xml:space="preserve">1.70.1</w:t>
+            </w:r>
+          </w:p>
+        </w:tc>
+        <w:tc>
+          <w:tcPr>
+            <w:tcW w:type="dxa" w:w="3853"/>
+            <w:tcMar>
+              <w:top w:type="dxa" w:w="60"/>
+              <w:left w:type="dxa" w:w="90"/>
+              <w:bottom w:type="dxa" w:w="60"/>
+              <w:right w:type="dxa" w:w="90"/>
+            </w:tcMar>
+          </w:tcPr>
+          <w:p>
+            <w:r>
+              <w:rPr>
+                <w:sz w:val="18"/>
+                <w:szCs w:val="18"/>
+              </w:rPr>
+              <w:t xml:space="preserve">https://bioconductor.org/packages/rtracklayer/</w:t>
             </w:r>
           </w:p>
         </w:tc>
@@ -20688,7 +21603,7 @@
       <w:tr>
         <w:tc>
           <w:tcPr>
-            <w:tcW w:type="dxa" w:w="4753"/>
+            <w:tcW w:type="dxa" w:w="1800"/>
             <w:tcMar>
               <w:top w:type="dxa" w:w="60"/>
               <w:left w:type="dxa" w:w="90"/>
@@ -20708,7 +21623,7 @@
         </w:tc>
         <w:tc>
           <w:tcPr>
-            <w:tcW w:type="dxa" w:w="4753"/>
+            <w:tcW w:type="dxa" w:w="3853"/>
             <w:tcMar>
               <w:top w:type="dxa" w:w="60"/>
               <w:left w:type="dxa" w:w="90"/>
@@ -20723,6 +21638,26 @@
                 <w:szCs w:val="18"/>
               </w:rPr>
               <w:t xml:space="preserve">1.8.2</w:t>
+            </w:r>
+          </w:p>
+        </w:tc>
+        <w:tc>
+          <w:tcPr>
+            <w:tcW w:type="dxa" w:w="3853"/>
+            <w:tcMar>
+              <w:top w:type="dxa" w:w="60"/>
+              <w:left w:type="dxa" w:w="90"/>
+              <w:bottom w:type="dxa" w:w="60"/>
+              <w:right w:type="dxa" w:w="90"/>
+            </w:tcMar>
+          </w:tcPr>
+          <w:p>
+            <w:r>
+              <w:rPr>
+                <w:sz w:val="18"/>
+                <w:szCs w:val="18"/>
+              </w:rPr>
+              <w:t xml:space="preserve">https://cran.r-project.org/package=optparse</w:t>
             </w:r>
           </w:p>
         </w:tc>
@@ -20730,7 +21665,7 @@
       <w:tr>
         <w:tc>
           <w:tcPr>
-            <w:tcW w:type="dxa" w:w="4753"/>
+            <w:tcW w:type="dxa" w:w="1800"/>
             <w:tcMar>
               <w:top w:type="dxa" w:w="60"/>
               <w:left w:type="dxa" w:w="90"/>
@@ -20750,7 +21685,7 @@
         </w:tc>
         <w:tc>
           <w:tcPr>
-            <w:tcW w:type="dxa" w:w="4753"/>
+            <w:tcW w:type="dxa" w:w="3853"/>
             <w:tcMar>
               <w:top w:type="dxa" w:w="60"/>
               <w:left w:type="dxa" w:w="90"/>
@@ -20765,6 +21700,26 @@
                 <w:szCs w:val="18"/>
               </w:rPr>
               <w:t xml:space="preserve">4.0.3</w:t>
+            </w:r>
+          </w:p>
+        </w:tc>
+        <w:tc>
+          <w:tcPr>
+            <w:tcW w:type="dxa" w:w="3853"/>
+            <w:tcMar>
+              <w:top w:type="dxa" w:w="60"/>
+              <w:left w:type="dxa" w:w="90"/>
+              <w:bottom w:type="dxa" w:w="60"/>
+              <w:right w:type="dxa" w:w="90"/>
+            </w:tcMar>
+          </w:tcPr>
+          <w:p>
+            <w:r>
+              <w:rPr>
+                <w:sz w:val="18"/>
+                <w:szCs w:val="18"/>
+              </w:rPr>
+              <w:t xml:space="preserve">https://ggplot2.tidyverse.org/</w:t>
             </w:r>
           </w:p>
         </w:tc>
@@ -20772,7 +21727,7 @@
       <w:tr>
         <w:tc>
           <w:tcPr>
-            <w:tcW w:type="dxa" w:w="4753"/>
+            <w:tcW w:type="dxa" w:w="1800"/>
             <w:tcMar>
               <w:top w:type="dxa" w:w="60"/>
               <w:left w:type="dxa" w:w="90"/>
@@ -20792,7 +21747,7 @@
         </w:tc>
         <w:tc>
           <w:tcPr>
-            <w:tcW w:type="dxa" w:w="4753"/>
+            <w:tcW w:type="dxa" w:w="3853"/>
             <w:tcMar>
               <w:top w:type="dxa" w:w="60"/>
               <w:left w:type="dxa" w:w="90"/>
@@ -20807,6 +21762,26 @@
                 <w:szCs w:val="18"/>
               </w:rPr>
               <w:t xml:space="preserve">2.2.0</w:t>
+            </w:r>
+          </w:p>
+        </w:tc>
+        <w:tc>
+          <w:tcPr>
+            <w:tcW w:type="dxa" w:w="3853"/>
+            <w:tcMar>
+              <w:top w:type="dxa" w:w="60"/>
+              <w:left w:type="dxa" w:w="90"/>
+              <w:bottom w:type="dxa" w:w="60"/>
+              <w:right w:type="dxa" w:w="90"/>
+            </w:tcMar>
+          </w:tcPr>
+          <w:p>
+            <w:r>
+              <w:rPr>
+                <w:sz w:val="18"/>
+                <w:szCs w:val="18"/>
+              </w:rPr>
+              <w:t xml:space="preserve">https://readr.tidyverse.org/</w:t>
             </w:r>
           </w:p>
         </w:tc>
@@ -20814,7 +21789,7 @@
       <w:tr>
         <w:tc>
           <w:tcPr>
-            <w:tcW w:type="dxa" w:w="4753"/>
+            <w:tcW w:type="dxa" w:w="1800"/>
             <w:tcMar>
               <w:top w:type="dxa" w:w="60"/>
               <w:left w:type="dxa" w:w="90"/>
@@ -20834,7 +21809,7 @@
         </w:tc>
         <w:tc>
           <w:tcPr>
-            <w:tcW w:type="dxa" w:w="4753"/>
+            <w:tcW w:type="dxa" w:w="3853"/>
             <w:tcMar>
               <w:top w:type="dxa" w:w="60"/>
               <w:left w:type="dxa" w:w="90"/>
@@ -20849,6 +21824,26 @@
                 <w:szCs w:val="18"/>
               </w:rPr>
               <w:t xml:space="preserve">1.2.1</w:t>
+            </w:r>
+          </w:p>
+        </w:tc>
+        <w:tc>
+          <w:tcPr>
+            <w:tcW w:type="dxa" w:w="3853"/>
+            <w:tcMar>
+              <w:top w:type="dxa" w:w="60"/>
+              <w:left w:type="dxa" w:w="90"/>
+              <w:bottom w:type="dxa" w:w="60"/>
+              <w:right w:type="dxa" w:w="90"/>
+            </w:tcMar>
+          </w:tcPr>
+          <w:p>
+            <w:r>
+              <w:rPr>
+                <w:sz w:val="18"/>
+                <w:szCs w:val="18"/>
+              </w:rPr>
+              <w:t xml:space="preserve">https://dplyr.tidyverse.org/</w:t>
             </w:r>
           </w:p>
         </w:tc>
@@ -20856,7 +21851,7 @@
       <w:tr>
         <w:tc>
           <w:tcPr>
-            <w:tcW w:type="dxa" w:w="4753"/>
+            <w:tcW w:type="dxa" w:w="1800"/>
             <w:tcMar>
               <w:top w:type="dxa" w:w="60"/>
               <w:left w:type="dxa" w:w="90"/>
@@ -20876,7 +21871,7 @@
         </w:tc>
         <w:tc>
           <w:tcPr>
-            <w:tcW w:type="dxa" w:w="4753"/>
+            <w:tcW w:type="dxa" w:w="3853"/>
             <w:tcMar>
               <w:top w:type="dxa" w:w="60"/>
               <w:left w:type="dxa" w:w="90"/>
@@ -20891,12 +21886,92 @@
                 <w:szCs w:val="18"/>
               </w:rPr>
               <w:t xml:space="preserve">0.4.1</w:t>
+            </w:r>
+          </w:p>
+        </w:tc>
+        <w:tc>
+          <w:tcPr>
+            <w:tcW w:type="dxa" w:w="3853"/>
+            <w:tcMar>
+              <w:top w:type="dxa" w:w="60"/>
+              <w:left w:type="dxa" w:w="90"/>
+              <w:bottom w:type="dxa" w:w="60"/>
+              <w:right w:type="dxa" w:w="90"/>
+            </w:tcMar>
+          </w:tcPr>
+          <w:p>
+            <w:r>
+              <w:rPr>
+                <w:sz w:val="18"/>
+                <w:szCs w:val="18"/>
+              </w:rPr>
+              <w:t xml:space="preserve">https://cran.r-project.org/package=ggupset</w:t>
             </w:r>
           </w:p>
         </w:tc>
       </w:tr>
     </w:tbl>
     <w:p/>
+    <w:p>
+      <w:pPr>
+        <w:pStyle w:val="ListParagraph"/>
+        <w:numPr>
+          <w:ilvl w:val="0"/>
+          <w:numId w:val="2"/>
+        </w:numPr>
+        <w:spacing w:after="80"/>
+      </w:pPr>
+      <w:r>
+        <w:rPr>
+          <w:b/>
+          <w:bCs/>
+        </w:rPr>
+        <w:t xml:space="preserve">태그(키워드):</w:t>
+      </w:r>
+      <w:r>
+        <w:t xml:space="preserve"> 피크주석, 유전체영역, 프로모터, 유전자주석</w:t>
+      </w:r>
+    </w:p>
+    <w:p>
+      <w:pPr>
+        <w:pStyle w:val="ListParagraph"/>
+        <w:numPr>
+          <w:ilvl w:val="0"/>
+          <w:numId w:val="2"/>
+        </w:numPr>
+        <w:spacing w:after="80"/>
+      </w:pPr>
+      <w:r>
+        <w:rPr>
+          <w:b/>
+          <w:bCs/>
+        </w:rPr>
+        <w:t xml:space="preserve">내용(국문):</w:t>
+      </w:r>
+      <w:r>
+        <w:t xml:space="preserve"> peak가 유전체의 어느 영역(promoter, intron, intergenic 등)에 있는지와 가장 가까운 유전자를 붙이는 R 실행 환경입니다. ChIPseeker로 GFF/GTF 유전자 주석을 이용해 peak를 주석하고, 영역 분포와 TSS 주변 분포 그림을 만듭니다.</w:t>
+      </w:r>
+    </w:p>
+    <w:p>
+      <w:pPr>
+        <w:pStyle w:val="ListParagraph"/>
+        <w:numPr>
+          <w:ilvl w:val="0"/>
+          <w:numId w:val="2"/>
+        </w:numPr>
+        <w:spacing w:after="80"/>
+      </w:pPr>
+      <w:r>
+        <w:rPr>
+          <w:b/>
+          <w:bCs/>
+        </w:rPr>
+        <w:t xml:space="preserve">내용(영문):</w:t>
+      </w:r>
+      <w:r>
+        <w:t xml:space="preserve"> R runtime environment for annotating where peaks lie in the genome (promoter, intron, intergenic, and so on) and which gene is nearest. ChIPseeker annotates peaks with a GFF/GTF gene annotation and draws the genomic distribution and the distribution around TSSs.</w:t>
+      </w:r>
+    </w:p>
     <w:p>
       <w:pPr>
         <w:spacing w:after="100" w:before="200"/>
@@ -24194,46 +25269,6 @@
       </w:tr>
     </w:tbl>
     <w:p/>
-    <w:p>
-      <w:pPr>
-        <w:pStyle w:val="ListParagraph"/>
-        <w:numPr>
-          <w:ilvl w:val="0"/>
-          <w:numId w:val="2"/>
-        </w:numPr>
-        <w:spacing w:after="80"/>
-      </w:pPr>
-      <w:r>
-        <w:rPr>
-          <w:b/>
-          <w:bCs/>
-        </w:rPr>
-        <w:t xml:space="preserve">설명(국문):</w:t>
-      </w:r>
-      <w:r>
-        <w:t xml:space="preserve"> edgeR로 조건 간 차등 접근성을 분석하고, EDASeq와 cqn으로 GC 편향을 보정하는 R 환경입니다.</w:t>
-      </w:r>
-    </w:p>
-    <w:p>
-      <w:pPr>
-        <w:pStyle w:val="ListParagraph"/>
-        <w:numPr>
-          <w:ilvl w:val="0"/>
-          <w:numId w:val="2"/>
-        </w:numPr>
-        <w:spacing w:after="80"/>
-      </w:pPr>
-      <w:r>
-        <w:rPr>
-          <w:b/>
-          <w:bCs/>
-        </w:rPr>
-        <w:t xml:space="preserve">Description (English):</w:t>
-      </w:r>
-      <w:r>
-        <w:t xml:space="preserve"> R environment for differential accessibility with edgeR, with GC-bias correction by EDASeq and cqn.</w:t>
-      </w:r>
-    </w:p>
     <w:tbl>
       <w:tblPr>
         <w:tblW w:type="dxa" w:w="9506"/>
@@ -24247,13 +25282,14 @@
         </w:tblBorders>
       </w:tblPr>
       <w:tblGrid>
-        <w:gridCol w:w="4753"/>
-        <w:gridCol w:w="4753"/>
+        <w:gridCol w:w="1800"/>
+        <w:gridCol w:w="3853"/>
+        <w:gridCol w:w="3853"/>
       </w:tblGrid>
       <w:tr>
         <w:tc>
           <w:tcPr>
-            <w:tcW w:type="dxa" w:w="4753"/>
+            <w:tcW w:type="dxa" w:w="1800"/>
             <w:shd w:fill="E8EDF6" w:color="auto" w:val="clear"/>
             <w:tcMar>
               <w:top w:type="dxa" w:w="60"/>
@@ -24271,13 +25307,13 @@
                 <w:sz w:val="18"/>
                 <w:szCs w:val="18"/>
               </w:rPr>
-              <w:t xml:space="preserve">도구</w:t>
-            </w:r>
-          </w:p>
-        </w:tc>
-        <w:tc>
-          <w:tcPr>
-            <w:tcW w:type="dxa" w:w="4753"/>
+              <w:t xml:space="preserve">분석도구</w:t>
+            </w:r>
+          </w:p>
+        </w:tc>
+        <w:tc>
+          <w:tcPr>
+            <w:tcW w:type="dxa" w:w="3853"/>
             <w:shd w:fill="E8EDF6" w:color="auto" w:val="clear"/>
             <w:tcMar>
               <w:top w:type="dxa" w:w="60"/>
@@ -24299,11 +25335,35 @@
             </w:r>
           </w:p>
         </w:tc>
+        <w:tc>
+          <w:tcPr>
+            <w:tcW w:type="dxa" w:w="3853"/>
+            <w:shd w:fill="E8EDF6" w:color="auto" w:val="clear"/>
+            <w:tcMar>
+              <w:top w:type="dxa" w:w="60"/>
+              <w:left w:type="dxa" w:w="90"/>
+              <w:bottom w:type="dxa" w:w="60"/>
+              <w:right w:type="dxa" w:w="90"/>
+            </w:tcMar>
+          </w:tcPr>
+          <w:p>
+            <w:r>
+              <w:rPr>
+                <w:b/>
+                <w:bCs/>
+                <w:color w:val="32549C"/>
+                <w:sz w:val="18"/>
+                <w:szCs w:val="18"/>
+              </w:rPr>
+              <w:t xml:space="preserve">홈페이지</w:t>
+            </w:r>
+          </w:p>
+        </w:tc>
       </w:tr>
       <w:tr>
         <w:tc>
           <w:tcPr>
-            <w:tcW w:type="dxa" w:w="4753"/>
+            <w:tcW w:type="dxa" w:w="1800"/>
             <w:tcMar>
               <w:top w:type="dxa" w:w="60"/>
               <w:left w:type="dxa" w:w="90"/>
@@ -24323,7 +25383,7 @@
         </w:tc>
         <w:tc>
           <w:tcPr>
-            <w:tcW w:type="dxa" w:w="4753"/>
+            <w:tcW w:type="dxa" w:w="3853"/>
             <w:tcMar>
               <w:top w:type="dxa" w:w="60"/>
               <w:left w:type="dxa" w:w="90"/>
@@ -24338,6 +25398,26 @@
                 <w:szCs w:val="18"/>
               </w:rPr>
               <w:t xml:space="preserve">4.5.3</w:t>
+            </w:r>
+          </w:p>
+        </w:tc>
+        <w:tc>
+          <w:tcPr>
+            <w:tcW w:type="dxa" w:w="3853"/>
+            <w:tcMar>
+              <w:top w:type="dxa" w:w="60"/>
+              <w:left w:type="dxa" w:w="90"/>
+              <w:bottom w:type="dxa" w:w="60"/>
+              <w:right w:type="dxa" w:w="90"/>
+            </w:tcMar>
+          </w:tcPr>
+          <w:p>
+            <w:r>
+              <w:rPr>
+                <w:sz w:val="18"/>
+                <w:szCs w:val="18"/>
+              </w:rPr>
+              <w:t xml:space="preserve">https://www.r-project.org/</w:t>
             </w:r>
           </w:p>
         </w:tc>
@@ -24345,7 +25425,7 @@
       <w:tr>
         <w:tc>
           <w:tcPr>
-            <w:tcW w:type="dxa" w:w="4753"/>
+            <w:tcW w:type="dxa" w:w="1800"/>
             <w:tcMar>
               <w:top w:type="dxa" w:w="60"/>
               <w:left w:type="dxa" w:w="90"/>
@@ -24365,7 +25445,7 @@
         </w:tc>
         <w:tc>
           <w:tcPr>
-            <w:tcW w:type="dxa" w:w="4753"/>
+            <w:tcW w:type="dxa" w:w="3853"/>
             <w:tcMar>
               <w:top w:type="dxa" w:w="60"/>
               <w:left w:type="dxa" w:w="90"/>
@@ -24380,6 +25460,26 @@
                 <w:szCs w:val="18"/>
               </w:rPr>
               <w:t xml:space="preserve">4.8.2</w:t>
+            </w:r>
+          </w:p>
+        </w:tc>
+        <w:tc>
+          <w:tcPr>
+            <w:tcW w:type="dxa" w:w="3853"/>
+            <w:tcMar>
+              <w:top w:type="dxa" w:w="60"/>
+              <w:left w:type="dxa" w:w="90"/>
+              <w:bottom w:type="dxa" w:w="60"/>
+              <w:right w:type="dxa" w:w="90"/>
+            </w:tcMar>
+          </w:tcPr>
+          <w:p>
+            <w:r>
+              <w:rPr>
+                <w:sz w:val="18"/>
+                <w:szCs w:val="18"/>
+              </w:rPr>
+              <w:t xml:space="preserve">https://bioconductor.org/packages/edgeR/</w:t>
             </w:r>
           </w:p>
         </w:tc>
@@ -24387,7 +25487,7 @@
       <w:tr>
         <w:tc>
           <w:tcPr>
-            <w:tcW w:type="dxa" w:w="4753"/>
+            <w:tcW w:type="dxa" w:w="1800"/>
             <w:tcMar>
               <w:top w:type="dxa" w:w="60"/>
               <w:left w:type="dxa" w:w="90"/>
@@ -24407,7 +25507,7 @@
         </w:tc>
         <w:tc>
           <w:tcPr>
-            <w:tcW w:type="dxa" w:w="4753"/>
+            <w:tcW w:type="dxa" w:w="3853"/>
             <w:tcMar>
               <w:top w:type="dxa" w:w="60"/>
               <w:left w:type="dxa" w:w="90"/>
@@ -24422,6 +25522,26 @@
                 <w:szCs w:val="18"/>
               </w:rPr>
               <w:t xml:space="preserve">3.66.0</w:t>
+            </w:r>
+          </w:p>
+        </w:tc>
+        <w:tc>
+          <w:tcPr>
+            <w:tcW w:type="dxa" w:w="3853"/>
+            <w:tcMar>
+              <w:top w:type="dxa" w:w="60"/>
+              <w:left w:type="dxa" w:w="90"/>
+              <w:bottom w:type="dxa" w:w="60"/>
+              <w:right w:type="dxa" w:w="90"/>
+            </w:tcMar>
+          </w:tcPr>
+          <w:p>
+            <w:r>
+              <w:rPr>
+                <w:sz w:val="18"/>
+                <w:szCs w:val="18"/>
+              </w:rPr>
+              <w:t xml:space="preserve">https://bioconductor.org/packages/limma/</w:t>
             </w:r>
           </w:p>
         </w:tc>
@@ -24429,7 +25549,7 @@
       <w:tr>
         <w:tc>
           <w:tcPr>
-            <w:tcW w:type="dxa" w:w="4753"/>
+            <w:tcW w:type="dxa" w:w="1800"/>
             <w:tcMar>
               <w:top w:type="dxa" w:w="60"/>
               <w:left w:type="dxa" w:w="90"/>
@@ -24449,7 +25569,7 @@
         </w:tc>
         <w:tc>
           <w:tcPr>
-            <w:tcW w:type="dxa" w:w="4753"/>
+            <w:tcW w:type="dxa" w:w="3853"/>
             <w:tcMar>
               <w:top w:type="dxa" w:w="60"/>
               <w:left w:type="dxa" w:w="90"/>
@@ -24464,6 +25584,26 @@
                 <w:szCs w:val="18"/>
               </w:rPr>
               <w:t xml:space="preserve">2.44.0</w:t>
+            </w:r>
+          </w:p>
+        </w:tc>
+        <w:tc>
+          <w:tcPr>
+            <w:tcW w:type="dxa" w:w="3853"/>
+            <w:tcMar>
+              <w:top w:type="dxa" w:w="60"/>
+              <w:left w:type="dxa" w:w="90"/>
+              <w:bottom w:type="dxa" w:w="60"/>
+              <w:right w:type="dxa" w:w="90"/>
+            </w:tcMar>
+          </w:tcPr>
+          <w:p>
+            <w:r>
+              <w:rPr>
+                <w:sz w:val="18"/>
+                <w:szCs w:val="18"/>
+              </w:rPr>
+              <w:t xml:space="preserve">https://bioconductor.org/packages/EDASeq/</w:t>
             </w:r>
           </w:p>
         </w:tc>
@@ -24471,7 +25611,7 @@
       <w:tr>
         <w:tc>
           <w:tcPr>
-            <w:tcW w:type="dxa" w:w="4753"/>
+            <w:tcW w:type="dxa" w:w="1800"/>
             <w:tcMar>
               <w:top w:type="dxa" w:w="60"/>
               <w:left w:type="dxa" w:w="90"/>
@@ -24491,7 +25631,7 @@
         </w:tc>
         <w:tc>
           <w:tcPr>
-            <w:tcW w:type="dxa" w:w="4753"/>
+            <w:tcW w:type="dxa" w:w="3853"/>
             <w:tcMar>
               <w:top w:type="dxa" w:w="60"/>
               <w:left w:type="dxa" w:w="90"/>
@@ -24506,6 +25646,26 @@
                 <w:szCs w:val="18"/>
               </w:rPr>
               <w:t xml:space="preserve">1.56.0</w:t>
+            </w:r>
+          </w:p>
+        </w:tc>
+        <w:tc>
+          <w:tcPr>
+            <w:tcW w:type="dxa" w:w="3853"/>
+            <w:tcMar>
+              <w:top w:type="dxa" w:w="60"/>
+              <w:left w:type="dxa" w:w="90"/>
+              <w:bottom w:type="dxa" w:w="60"/>
+              <w:right w:type="dxa" w:w="90"/>
+            </w:tcMar>
+          </w:tcPr>
+          <w:p>
+            <w:r>
+              <w:rPr>
+                <w:sz w:val="18"/>
+                <w:szCs w:val="18"/>
+              </w:rPr>
+              <w:t xml:space="preserve">https://bioconductor.org/packages/cqn/</w:t>
             </w:r>
           </w:p>
         </w:tc>
@@ -24513,7 +25673,7 @@
       <w:tr>
         <w:tc>
           <w:tcPr>
-            <w:tcW w:type="dxa" w:w="4753"/>
+            <w:tcW w:type="dxa" w:w="1800"/>
             <w:tcMar>
               <w:top w:type="dxa" w:w="60"/>
               <w:left w:type="dxa" w:w="90"/>
@@ -24533,7 +25693,7 @@
         </w:tc>
         <w:tc>
           <w:tcPr>
-            <w:tcW w:type="dxa" w:w="4753"/>
+            <w:tcW w:type="dxa" w:w="3853"/>
             <w:tcMar>
               <w:top w:type="dxa" w:w="60"/>
               <w:left w:type="dxa" w:w="90"/>
@@ -24548,6 +25708,26 @@
                 <w:szCs w:val="18"/>
               </w:rPr>
               <w:t xml:space="preserve">1.42.0</w:t>
+            </w:r>
+          </w:p>
+        </w:tc>
+        <w:tc>
+          <w:tcPr>
+            <w:tcW w:type="dxa" w:w="3853"/>
+            <w:tcMar>
+              <w:top w:type="dxa" w:w="60"/>
+              <w:left w:type="dxa" w:w="90"/>
+              <w:bottom w:type="dxa" w:w="60"/>
+              <w:right w:type="dxa" w:w="90"/>
+            </w:tcMar>
+          </w:tcPr>
+          <w:p>
+            <w:r>
+              <w:rPr>
+                <w:sz w:val="18"/>
+                <w:szCs w:val="18"/>
+              </w:rPr>
+              <w:t xml:space="preserve">https://bioconductor.org/packages/bamsignals/</w:t>
             </w:r>
           </w:p>
         </w:tc>
@@ -24555,7 +25735,7 @@
       <w:tr>
         <w:tc>
           <w:tcPr>
-            <w:tcW w:type="dxa" w:w="4753"/>
+            <w:tcW w:type="dxa" w:w="1800"/>
             <w:tcMar>
               <w:top w:type="dxa" w:w="60"/>
               <w:left w:type="dxa" w:w="90"/>
@@ -24575,7 +25755,7 @@
         </w:tc>
         <w:tc>
           <w:tcPr>
-            <w:tcW w:type="dxa" w:w="4753"/>
+            <w:tcW w:type="dxa" w:w="3853"/>
             <w:tcMar>
               <w:top w:type="dxa" w:w="60"/>
               <w:left w:type="dxa" w:w="90"/>
@@ -24590,6 +25770,26 @@
                 <w:szCs w:val="18"/>
               </w:rPr>
               <w:t xml:space="preserve">4.0.3</w:t>
+            </w:r>
+          </w:p>
+        </w:tc>
+        <w:tc>
+          <w:tcPr>
+            <w:tcW w:type="dxa" w:w="3853"/>
+            <w:tcMar>
+              <w:top w:type="dxa" w:w="60"/>
+              <w:left w:type="dxa" w:w="90"/>
+              <w:bottom w:type="dxa" w:w="60"/>
+              <w:right w:type="dxa" w:w="90"/>
+            </w:tcMar>
+          </w:tcPr>
+          <w:p>
+            <w:r>
+              <w:rPr>
+                <w:sz w:val="18"/>
+                <w:szCs w:val="18"/>
+              </w:rPr>
+              <w:t xml:space="preserve">https://ggplot2.tidyverse.org/</w:t>
             </w:r>
           </w:p>
         </w:tc>
@@ -24597,7 +25797,7 @@
       <w:tr>
         <w:tc>
           <w:tcPr>
-            <w:tcW w:type="dxa" w:w="4753"/>
+            <w:tcW w:type="dxa" w:w="1800"/>
             <w:tcMar>
               <w:top w:type="dxa" w:w="60"/>
               <w:left w:type="dxa" w:w="90"/>
@@ -24617,7 +25817,7 @@
         </w:tc>
         <w:tc>
           <w:tcPr>
-            <w:tcW w:type="dxa" w:w="4753"/>
+            <w:tcW w:type="dxa" w:w="3853"/>
             <w:tcMar>
               <w:top w:type="dxa" w:w="60"/>
               <w:left w:type="dxa" w:w="90"/>
@@ -24632,6 +25832,26 @@
                 <w:szCs w:val="18"/>
               </w:rPr>
               <w:t xml:space="preserve">5.3-0</w:t>
+            </w:r>
+          </w:p>
+        </w:tc>
+        <w:tc>
+          <w:tcPr>
+            <w:tcW w:type="dxa" w:w="3853"/>
+            <w:tcMar>
+              <w:top w:type="dxa" w:w="60"/>
+              <w:left w:type="dxa" w:w="90"/>
+              <w:bottom w:type="dxa" w:w="60"/>
+              <w:right w:type="dxa" w:w="90"/>
+            </w:tcMar>
+          </w:tcPr>
+          <w:p>
+            <w:r>
+              <w:rPr>
+                <w:sz w:val="18"/>
+                <w:szCs w:val="18"/>
+              </w:rPr>
+              <w:t xml:space="preserve">https://cran.r-project.org/package=Hmisc</w:t>
             </w:r>
           </w:p>
         </w:tc>
@@ -24639,7 +25859,7 @@
       <w:tr>
         <w:tc>
           <w:tcPr>
-            <w:tcW w:type="dxa" w:w="4753"/>
+            <w:tcW w:type="dxa" w:w="1800"/>
             <w:tcMar>
               <w:top w:type="dxa" w:w="60"/>
               <w:left w:type="dxa" w:w="90"/>
@@ -24659,7 +25879,7 @@
         </w:tc>
         <w:tc>
           <w:tcPr>
-            <w:tcW w:type="dxa" w:w="4753"/>
+            <w:tcW w:type="dxa" w:w="3853"/>
             <w:tcMar>
               <w:top w:type="dxa" w:w="60"/>
               <w:left w:type="dxa" w:w="90"/>
@@ -24674,6 +25894,26 @@
                 <w:szCs w:val="18"/>
               </w:rPr>
               <w:t xml:space="preserve">1.28.6</w:t>
+            </w:r>
+          </w:p>
+        </w:tc>
+        <w:tc>
+          <w:tcPr>
+            <w:tcW w:type="dxa" w:w="3853"/>
+            <w:tcMar>
+              <w:top w:type="dxa" w:w="60"/>
+              <w:left w:type="dxa" w:w="90"/>
+              <w:bottom w:type="dxa" w:w="60"/>
+              <w:right w:type="dxa" w:w="90"/>
+            </w:tcMar>
+          </w:tcPr>
+          <w:p>
+            <w:r>
+              <w:rPr>
+                <w:sz w:val="18"/>
+                <w:szCs w:val="18"/>
+              </w:rPr>
+              <w:t xml:space="preserve">https://cran.r-project.org/package=hexbin</w:t>
             </w:r>
           </w:p>
         </w:tc>
@@ -24681,7 +25921,7 @@
       <w:tr>
         <w:tc>
           <w:tcPr>
-            <w:tcW w:type="dxa" w:w="4753"/>
+            <w:tcW w:type="dxa" w:w="1800"/>
             <w:tcMar>
               <w:top w:type="dxa" w:w="60"/>
               <w:left w:type="dxa" w:w="90"/>
@@ -24701,7 +25941,7 @@
         </w:tc>
         <w:tc>
           <w:tcPr>
-            <w:tcW w:type="dxa" w:w="4753"/>
+            <w:tcW w:type="dxa" w:w="3853"/>
             <w:tcMar>
               <w:top w:type="dxa" w:w="60"/>
               <w:left w:type="dxa" w:w="90"/>
@@ -24716,12 +25956,92 @@
                 <w:szCs w:val="18"/>
               </w:rPr>
               <w:t xml:space="preserve">0.3.7</w:t>
+            </w:r>
+          </w:p>
+        </w:tc>
+        <w:tc>
+          <w:tcPr>
+            <w:tcW w:type="dxa" w:w="3853"/>
+            <w:tcMar>
+              <w:top w:type="dxa" w:w="60"/>
+              <w:left w:type="dxa" w:w="90"/>
+              <w:bottom w:type="dxa" w:w="60"/>
+              <w:right w:type="dxa" w:w="90"/>
+            </w:tcMar>
+          </w:tcPr>
+          <w:p>
+            <w:r>
+              <w:rPr>
+                <w:sz w:val="18"/>
+                <w:szCs w:val="18"/>
+              </w:rPr>
+              <w:t xml:space="preserve">https://cran.r-project.org/package=wesanderson</w:t>
             </w:r>
           </w:p>
         </w:tc>
       </w:tr>
     </w:tbl>
     <w:p/>
+    <w:p>
+      <w:pPr>
+        <w:pStyle w:val="ListParagraph"/>
+        <w:numPr>
+          <w:ilvl w:val="0"/>
+          <w:numId w:val="2"/>
+        </w:numPr>
+        <w:spacing w:after="80"/>
+      </w:pPr>
+      <w:r>
+        <w:rPr>
+          <w:b/>
+          <w:bCs/>
+        </w:rPr>
+        <w:t xml:space="preserve">태그(키워드):</w:t>
+      </w:r>
+      <w:r>
+        <w:t xml:space="preserve"> 차등접근성, 조건비교, 통계검정, GC보정</w:t>
+      </w:r>
+    </w:p>
+    <w:p>
+      <w:pPr>
+        <w:pStyle w:val="ListParagraph"/>
+        <w:numPr>
+          <w:ilvl w:val="0"/>
+          <w:numId w:val="2"/>
+        </w:numPr>
+        <w:spacing w:after="80"/>
+      </w:pPr>
+      <w:r>
+        <w:rPr>
+          <w:b/>
+          <w:bCs/>
+        </w:rPr>
+        <w:t xml:space="preserve">내용(국문):</w:t>
+      </w:r>
+      <w:r>
+        <w:t xml:space="preserve"> 두 조건 사이에 접근성이 달라진 peak를 찾는 R 실행 환경입니다. 샘플별 peak를 합친 공통 peak에서 read 수를 세고, edgeR로 통계 검정을 합니다. GC 함량 편향은 EDASeq와 cqn으로 보정할 수 있으며, PCA와 샘플 상관 그림으로 반복 실험을 확인합니다.</w:t>
+      </w:r>
+    </w:p>
+    <w:p>
+      <w:pPr>
+        <w:pStyle w:val="ListParagraph"/>
+        <w:numPr>
+          <w:ilvl w:val="0"/>
+          <w:numId w:val="2"/>
+        </w:numPr>
+        <w:spacing w:after="80"/>
+      </w:pPr>
+      <w:r>
+        <w:rPr>
+          <w:b/>
+          <w:bCs/>
+        </w:rPr>
+        <w:t xml:space="preserve">내용(영문):</w:t>
+      </w:r>
+      <w:r>
+        <w:t xml:space="preserve"> R runtime environment for finding peaks whose accessibility differs between two conditions. Reads are counted in a consensus peak set merged from all samples and tested with edgeR. GC-content bias can be corrected with EDASeq and cqn, and replicates are checked with PCA and sample correlation plots.</w:t>
+      </w:r>
+    </w:p>
     <w:p>
       <w:pPr>
         <w:spacing w:after="100" w:before="200"/>
@@ -28984,46 +30304,6 @@
       </w:tr>
     </w:tbl>
     <w:p/>
-    <w:p>
-      <w:pPr>
-        <w:pStyle w:val="ListParagraph"/>
-        <w:numPr>
-          <w:ilvl w:val="0"/>
-          <w:numId w:val="2"/>
-        </w:numPr>
-        <w:spacing w:after="80"/>
-      </w:pPr>
-      <w:r>
-        <w:rPr>
-          <w:b/>
-          <w:bCs/>
-        </w:rPr>
-        <w:t xml:space="preserve">설명(국문):</w:t>
-      </w:r>
-      <w:r>
-        <w:t xml:space="preserve"> monaLisa로 접근성 변화 구간별 모티프 농축을 분석하는 R 환경입니다.</w:t>
-      </w:r>
-    </w:p>
-    <w:p>
-      <w:pPr>
-        <w:pStyle w:val="ListParagraph"/>
-        <w:numPr>
-          <w:ilvl w:val="0"/>
-          <w:numId w:val="2"/>
-        </w:numPr>
-        <w:spacing w:after="80"/>
-      </w:pPr>
-      <w:r>
-        <w:rPr>
-          <w:b/>
-          <w:bCs/>
-        </w:rPr>
-        <w:t xml:space="preserve">Description (English):</w:t>
-      </w:r>
-      <w:r>
-        <w:t xml:space="preserve"> R environment for motif enrichment across bins of accessibility change with monaLisa.</w:t>
-      </w:r>
-    </w:p>
     <w:tbl>
       <w:tblPr>
         <w:tblW w:type="dxa" w:w="9506"/>
@@ -29037,13 +30317,14 @@
         </w:tblBorders>
       </w:tblPr>
       <w:tblGrid>
-        <w:gridCol w:w="4753"/>
-        <w:gridCol w:w="4753"/>
+        <w:gridCol w:w="1800"/>
+        <w:gridCol w:w="3853"/>
+        <w:gridCol w:w="3853"/>
       </w:tblGrid>
       <w:tr>
         <w:tc>
           <w:tcPr>
-            <w:tcW w:type="dxa" w:w="4753"/>
+            <w:tcW w:type="dxa" w:w="1800"/>
             <w:shd w:fill="E8EDF6" w:color="auto" w:val="clear"/>
             <w:tcMar>
               <w:top w:type="dxa" w:w="60"/>
@@ -29061,13 +30342,13 @@
                 <w:sz w:val="18"/>
                 <w:szCs w:val="18"/>
               </w:rPr>
-              <w:t xml:space="preserve">도구</w:t>
-            </w:r>
-          </w:p>
-        </w:tc>
-        <w:tc>
-          <w:tcPr>
-            <w:tcW w:type="dxa" w:w="4753"/>
+              <w:t xml:space="preserve">분석도구</w:t>
+            </w:r>
+          </w:p>
+        </w:tc>
+        <w:tc>
+          <w:tcPr>
+            <w:tcW w:type="dxa" w:w="3853"/>
             <w:shd w:fill="E8EDF6" w:color="auto" w:val="clear"/>
             <w:tcMar>
               <w:top w:type="dxa" w:w="60"/>
@@ -29089,11 +30370,35 @@
             </w:r>
           </w:p>
         </w:tc>
+        <w:tc>
+          <w:tcPr>
+            <w:tcW w:type="dxa" w:w="3853"/>
+            <w:shd w:fill="E8EDF6" w:color="auto" w:val="clear"/>
+            <w:tcMar>
+              <w:top w:type="dxa" w:w="60"/>
+              <w:left w:type="dxa" w:w="90"/>
+              <w:bottom w:type="dxa" w:w="60"/>
+              <w:right w:type="dxa" w:w="90"/>
+            </w:tcMar>
+          </w:tcPr>
+          <w:p>
+            <w:r>
+              <w:rPr>
+                <w:b/>
+                <w:bCs/>
+                <w:color w:val="32549C"/>
+                <w:sz w:val="18"/>
+                <w:szCs w:val="18"/>
+              </w:rPr>
+              <w:t xml:space="preserve">홈페이지</w:t>
+            </w:r>
+          </w:p>
+        </w:tc>
       </w:tr>
       <w:tr>
         <w:tc>
           <w:tcPr>
-            <w:tcW w:type="dxa" w:w="4753"/>
+            <w:tcW w:type="dxa" w:w="1800"/>
             <w:tcMar>
               <w:top w:type="dxa" w:w="60"/>
               <w:left w:type="dxa" w:w="90"/>
@@ -29113,7 +30418,7 @@
         </w:tc>
         <w:tc>
           <w:tcPr>
-            <w:tcW w:type="dxa" w:w="4753"/>
+            <w:tcW w:type="dxa" w:w="3853"/>
             <w:tcMar>
               <w:top w:type="dxa" w:w="60"/>
               <w:left w:type="dxa" w:w="90"/>
@@ -29128,6 +30433,26 @@
                 <w:szCs w:val="18"/>
               </w:rPr>
               <w:t xml:space="preserve">4.5.3</w:t>
+            </w:r>
+          </w:p>
+        </w:tc>
+        <w:tc>
+          <w:tcPr>
+            <w:tcW w:type="dxa" w:w="3853"/>
+            <w:tcMar>
+              <w:top w:type="dxa" w:w="60"/>
+              <w:left w:type="dxa" w:w="90"/>
+              <w:bottom w:type="dxa" w:w="60"/>
+              <w:right w:type="dxa" w:w="90"/>
+            </w:tcMar>
+          </w:tcPr>
+          <w:p>
+            <w:r>
+              <w:rPr>
+                <w:sz w:val="18"/>
+                <w:szCs w:val="18"/>
+              </w:rPr>
+              <w:t xml:space="preserve">https://www.r-project.org/</w:t>
             </w:r>
           </w:p>
         </w:tc>
@@ -29135,7 +30460,7 @@
       <w:tr>
         <w:tc>
           <w:tcPr>
-            <w:tcW w:type="dxa" w:w="4753"/>
+            <w:tcW w:type="dxa" w:w="1800"/>
             <w:tcMar>
               <w:top w:type="dxa" w:w="60"/>
               <w:left w:type="dxa" w:w="90"/>
@@ -29155,7 +30480,7 @@
         </w:tc>
         <w:tc>
           <w:tcPr>
-            <w:tcW w:type="dxa" w:w="4753"/>
+            <w:tcW w:type="dxa" w:w="3853"/>
             <w:tcMar>
               <w:top w:type="dxa" w:w="60"/>
               <w:left w:type="dxa" w:w="90"/>
@@ -29170,6 +30495,26 @@
                 <w:szCs w:val="18"/>
               </w:rPr>
               <w:t xml:space="preserve">1.16.0</w:t>
+            </w:r>
+          </w:p>
+        </w:tc>
+        <w:tc>
+          <w:tcPr>
+            <w:tcW w:type="dxa" w:w="3853"/>
+            <w:tcMar>
+              <w:top w:type="dxa" w:w="60"/>
+              <w:left w:type="dxa" w:w="90"/>
+              <w:bottom w:type="dxa" w:w="60"/>
+              <w:right w:type="dxa" w:w="90"/>
+            </w:tcMar>
+          </w:tcPr>
+          <w:p>
+            <w:r>
+              <w:rPr>
+                <w:sz w:val="18"/>
+                <w:szCs w:val="18"/>
+              </w:rPr>
+              <w:t xml:space="preserve">https://bioconductor.org/packages/monaLisa/</w:t>
             </w:r>
           </w:p>
         </w:tc>
@@ -29177,7 +30522,7 @@
       <w:tr>
         <w:tc>
           <w:tcPr>
-            <w:tcW w:type="dxa" w:w="4753"/>
+            <w:tcW w:type="dxa" w:w="1800"/>
             <w:tcMar>
               <w:top w:type="dxa" w:w="60"/>
               <w:left w:type="dxa" w:w="90"/>
@@ -29197,7 +30542,7 @@
         </w:tc>
         <w:tc>
           <w:tcPr>
-            <w:tcW w:type="dxa" w:w="4753"/>
+            <w:tcW w:type="dxa" w:w="3853"/>
             <w:tcMar>
               <w:top w:type="dxa" w:w="60"/>
               <w:left w:type="dxa" w:w="90"/>
@@ -29212,6 +30557,26 @@
                 <w:szCs w:val="18"/>
               </w:rPr>
               <w:t xml:space="preserve">1.48.0</w:t>
+            </w:r>
+          </w:p>
+        </w:tc>
+        <w:tc>
+          <w:tcPr>
+            <w:tcW w:type="dxa" w:w="3853"/>
+            <w:tcMar>
+              <w:top w:type="dxa" w:w="60"/>
+              <w:left w:type="dxa" w:w="90"/>
+              <w:bottom w:type="dxa" w:w="60"/>
+              <w:right w:type="dxa" w:w="90"/>
+            </w:tcMar>
+          </w:tcPr>
+          <w:p>
+            <w:r>
+              <w:rPr>
+                <w:sz w:val="18"/>
+                <w:szCs w:val="18"/>
+              </w:rPr>
+              <w:t xml:space="preserve">https://bioconductor.org/packages/TFBSTools/</w:t>
             </w:r>
           </w:p>
         </w:tc>
@@ -29219,7 +30584,7 @@
       <w:tr>
         <w:tc>
           <w:tcPr>
-            <w:tcW w:type="dxa" w:w="4753"/>
+            <w:tcW w:type="dxa" w:w="1800"/>
             <w:tcMar>
               <w:top w:type="dxa" w:w="60"/>
               <w:left w:type="dxa" w:w="90"/>
@@ -29239,7 +30604,7 @@
         </w:tc>
         <w:tc>
           <w:tcPr>
-            <w:tcW w:type="dxa" w:w="4753"/>
+            <w:tcW w:type="dxa" w:w="3853"/>
             <w:tcMar>
               <w:top w:type="dxa" w:w="60"/>
               <w:left w:type="dxa" w:w="90"/>
@@ -29254,6 +30619,26 @@
                 <w:szCs w:val="18"/>
               </w:rPr>
               <w:t xml:space="preserve">1.28.0</w:t>
+            </w:r>
+          </w:p>
+        </w:tc>
+        <w:tc>
+          <w:tcPr>
+            <w:tcW w:type="dxa" w:w="3853"/>
+            <w:tcMar>
+              <w:top w:type="dxa" w:w="60"/>
+              <w:left w:type="dxa" w:w="90"/>
+              <w:bottom w:type="dxa" w:w="60"/>
+              <w:right w:type="dxa" w:w="90"/>
+            </w:tcMar>
+          </w:tcPr>
+          <w:p>
+            <w:r>
+              <w:rPr>
+                <w:sz w:val="18"/>
+                <w:szCs w:val="18"/>
+              </w:rPr>
+              <w:t xml:space="preserve">https://bioconductor.org/packages/universalmotif/</w:t>
             </w:r>
           </w:p>
         </w:tc>
@@ -29261,7 +30646,7 @@
       <w:tr>
         <w:tc>
           <w:tcPr>
-            <w:tcW w:type="dxa" w:w="4753"/>
+            <w:tcW w:type="dxa" w:w="1800"/>
             <w:tcMar>
               <w:top w:type="dxa" w:w="60"/>
               <w:left w:type="dxa" w:w="90"/>
@@ -29281,7 +30666,7 @@
         </w:tc>
         <w:tc>
           <w:tcPr>
-            <w:tcW w:type="dxa" w:w="4753"/>
+            <w:tcW w:type="dxa" w:w="3853"/>
             <w:tcMar>
               <w:top w:type="dxa" w:w="60"/>
               <w:left w:type="dxa" w:w="90"/>
@@ -29296,6 +30681,26 @@
                 <w:szCs w:val="18"/>
               </w:rPr>
               <w:t xml:space="preserve">2.26.1</w:t>
+            </w:r>
+          </w:p>
+        </w:tc>
+        <w:tc>
+          <w:tcPr>
+            <w:tcW w:type="dxa" w:w="3853"/>
+            <w:tcMar>
+              <w:top w:type="dxa" w:w="60"/>
+              <w:left w:type="dxa" w:w="90"/>
+              <w:bottom w:type="dxa" w:w="60"/>
+              <w:right w:type="dxa" w:w="90"/>
+            </w:tcMar>
+          </w:tcPr>
+          <w:p>
+            <w:r>
+              <w:rPr>
+                <w:sz w:val="18"/>
+                <w:szCs w:val="18"/>
+              </w:rPr>
+              <w:t xml:space="preserve">https://bioconductor.org/packages/ComplexHeatmap/</w:t>
             </w:r>
           </w:p>
         </w:tc>
@@ -29303,7 +30708,7 @@
       <w:tr>
         <w:tc>
           <w:tcPr>
-            <w:tcW w:type="dxa" w:w="4753"/>
+            <w:tcW w:type="dxa" w:w="1800"/>
             <w:tcMar>
               <w:top w:type="dxa" w:w="60"/>
               <w:left w:type="dxa" w:w="90"/>
@@ -29323,7 +30728,7 @@
         </w:tc>
         <w:tc>
           <w:tcPr>
-            <w:tcW w:type="dxa" w:w="4753"/>
+            <w:tcW w:type="dxa" w:w="3853"/>
             <w:tcMar>
               <w:top w:type="dxa" w:w="60"/>
               <w:left w:type="dxa" w:w="90"/>
@@ -29338,6 +30743,26 @@
                 <w:szCs w:val="18"/>
               </w:rPr>
               <w:t xml:space="preserve">0.4.18</w:t>
+            </w:r>
+          </w:p>
+        </w:tc>
+        <w:tc>
+          <w:tcPr>
+            <w:tcW w:type="dxa" w:w="3853"/>
+            <w:tcMar>
+              <w:top w:type="dxa" w:w="60"/>
+              <w:left w:type="dxa" w:w="90"/>
+              <w:bottom w:type="dxa" w:w="60"/>
+              <w:right w:type="dxa" w:w="90"/>
+            </w:tcMar>
+          </w:tcPr>
+          <w:p>
+            <w:r>
+              <w:rPr>
+                <w:sz w:val="18"/>
+                <w:szCs w:val="18"/>
+              </w:rPr>
+              <w:t xml:space="preserve">https://cran.r-project.org/package=circlize</w:t>
             </w:r>
           </w:p>
         </w:tc>
@@ -29345,7 +30770,7 @@
       <w:tr>
         <w:tc>
           <w:tcPr>
-            <w:tcW w:type="dxa" w:w="4753"/>
+            <w:tcW w:type="dxa" w:w="1800"/>
             <w:tcMar>
               <w:top w:type="dxa" w:w="60"/>
               <w:left w:type="dxa" w:w="90"/>
@@ -29365,7 +30790,7 @@
         </w:tc>
         <w:tc>
           <w:tcPr>
-            <w:tcW w:type="dxa" w:w="4753"/>
+            <w:tcW w:type="dxa" w:w="3853"/>
             <w:tcMar>
               <w:top w:type="dxa" w:w="60"/>
               <w:left w:type="dxa" w:w="90"/>
@@ -29380,6 +30805,26 @@
                 <w:szCs w:val="18"/>
               </w:rPr>
               <w:t xml:space="preserve">0.7-1</w:t>
+            </w:r>
+          </w:p>
+        </w:tc>
+        <w:tc>
+          <w:tcPr>
+            <w:tcW w:type="dxa" w:w="3853"/>
+            <w:tcMar>
+              <w:top w:type="dxa" w:w="60"/>
+              <w:left w:type="dxa" w:w="90"/>
+              <w:bottom w:type="dxa" w:w="60"/>
+              <w:right w:type="dxa" w:w="90"/>
+            </w:tcMar>
+          </w:tcPr>
+          <w:p>
+            <w:r>
+              <w:rPr>
+                <w:sz w:val="18"/>
+                <w:szCs w:val="18"/>
+              </w:rPr>
+              <w:t xml:space="preserve">https://cran.r-project.org/package=stabs</w:t>
             </w:r>
           </w:p>
         </w:tc>
@@ -29387,7 +30832,7 @@
       <w:tr>
         <w:tc>
           <w:tcPr>
-            <w:tcW w:type="dxa" w:w="4753"/>
+            <w:tcW w:type="dxa" w:w="1800"/>
             <w:tcMar>
               <w:top w:type="dxa" w:w="60"/>
               <w:left w:type="dxa" w:w="90"/>
@@ -29407,7 +30852,7 @@
         </w:tc>
         <w:tc>
           <w:tcPr>
-            <w:tcW w:type="dxa" w:w="4753"/>
+            <w:tcW w:type="dxa" w:w="3853"/>
             <w:tcMar>
               <w:top w:type="dxa" w:w="60"/>
               <w:left w:type="dxa" w:w="90"/>
@@ -29422,6 +30867,26 @@
                 <w:szCs w:val="18"/>
               </w:rPr>
               <w:t xml:space="preserve">5.0</w:t>
+            </w:r>
+          </w:p>
+        </w:tc>
+        <w:tc>
+          <w:tcPr>
+            <w:tcW w:type="dxa" w:w="3853"/>
+            <w:tcMar>
+              <w:top w:type="dxa" w:w="60"/>
+              <w:left w:type="dxa" w:w="90"/>
+              <w:bottom w:type="dxa" w:w="60"/>
+              <w:right w:type="dxa" w:w="90"/>
+            </w:tcMar>
+          </w:tcPr>
+          <w:p>
+            <w:r>
+              <w:rPr>
+                <w:sz w:val="18"/>
+                <w:szCs w:val="18"/>
+              </w:rPr>
+              <w:t xml:space="preserve">https://cran.r-project.org/package=glmnet</w:t>
             </w:r>
           </w:p>
         </w:tc>
@@ -29429,7 +30894,7 @@
       <w:tr>
         <w:tc>
           <w:tcPr>
-            <w:tcW w:type="dxa" w:w="4753"/>
+            <w:tcW w:type="dxa" w:w="1800"/>
             <w:tcMar>
               <w:top w:type="dxa" w:w="60"/>
               <w:left w:type="dxa" w:w="90"/>
@@ -29449,7 +30914,7 @@
         </w:tc>
         <w:tc>
           <w:tcPr>
-            <w:tcW w:type="dxa" w:w="4753"/>
+            <w:tcW w:type="dxa" w:w="3853"/>
             <w:tcMar>
               <w:top w:type="dxa" w:w="60"/>
               <w:left w:type="dxa" w:w="90"/>
@@ -29464,6 +30929,26 @@
                 <w:szCs w:val="18"/>
               </w:rPr>
               <w:t xml:space="preserve">2.23-27</w:t>
+            </w:r>
+          </w:p>
+        </w:tc>
+        <w:tc>
+          <w:tcPr>
+            <w:tcW w:type="dxa" w:w="3853"/>
+            <w:tcMar>
+              <w:top w:type="dxa" w:w="60"/>
+              <w:left w:type="dxa" w:w="90"/>
+              <w:bottom w:type="dxa" w:w="60"/>
+              <w:right w:type="dxa" w:w="90"/>
+            </w:tcMar>
+          </w:tcPr>
+          <w:p>
+            <w:r>
+              <w:rPr>
+                <w:sz w:val="18"/>
+                <w:szCs w:val="18"/>
+              </w:rPr>
+              <w:t xml:space="preserve">https://cran.r-project.org/package=KernSmooth</w:t>
             </w:r>
           </w:p>
         </w:tc>
@@ -29471,7 +30956,7 @@
       <w:tr>
         <w:tc>
           <w:tcPr>
-            <w:tcW w:type="dxa" w:w="4753"/>
+            <w:tcW w:type="dxa" w:w="1800"/>
             <w:tcMar>
               <w:top w:type="dxa" w:w="60"/>
               <w:left w:type="dxa" w:w="90"/>
@@ -29491,7 +30976,7 @@
         </w:tc>
         <w:tc>
           <w:tcPr>
-            <w:tcW w:type="dxa" w:w="4753"/>
+            <w:tcW w:type="dxa" w:w="3853"/>
             <w:tcMar>
               <w:top w:type="dxa" w:w="60"/>
               <w:left w:type="dxa" w:w="90"/>
@@ -29506,12 +30991,92 @@
                 <w:szCs w:val="18"/>
               </w:rPr>
               <w:t xml:space="preserve">4.0.3</w:t>
+            </w:r>
+          </w:p>
+        </w:tc>
+        <w:tc>
+          <w:tcPr>
+            <w:tcW w:type="dxa" w:w="3853"/>
+            <w:tcMar>
+              <w:top w:type="dxa" w:w="60"/>
+              <w:left w:type="dxa" w:w="90"/>
+              <w:bottom w:type="dxa" w:w="60"/>
+              <w:right w:type="dxa" w:w="90"/>
+            </w:tcMar>
+          </w:tcPr>
+          <w:p>
+            <w:r>
+              <w:rPr>
+                <w:sz w:val="18"/>
+                <w:szCs w:val="18"/>
+              </w:rPr>
+              <w:t xml:space="preserve">https://ggplot2.tidyverse.org/</w:t>
             </w:r>
           </w:p>
         </w:tc>
       </w:tr>
     </w:tbl>
     <w:p/>
+    <w:p>
+      <w:pPr>
+        <w:pStyle w:val="ListParagraph"/>
+        <w:numPr>
+          <w:ilvl w:val="0"/>
+          <w:numId w:val="2"/>
+        </w:numPr>
+        <w:spacing w:after="80"/>
+      </w:pPr>
+      <w:r>
+        <w:rPr>
+          <w:b/>
+          <w:bCs/>
+        </w:rPr>
+        <w:t xml:space="preserve">태그(키워드):</w:t>
+      </w:r>
+      <w:r>
+        <w:t xml:space="preserve"> 모티프분석, 전사인자, 서열모티프, 유전자조절</w:t>
+      </w:r>
+    </w:p>
+    <w:p>
+      <w:pPr>
+        <w:pStyle w:val="ListParagraph"/>
+        <w:numPr>
+          <w:ilvl w:val="0"/>
+          <w:numId w:val="2"/>
+        </w:numPr>
+        <w:spacing w:after="80"/>
+      </w:pPr>
+      <w:r>
+        <w:rPr>
+          <w:b/>
+          <w:bCs/>
+        </w:rPr>
+        <w:t xml:space="preserve">내용(국문):</w:t>
+      </w:r>
+      <w:r>
+        <w:t xml:space="preserve"> 접근성이 변한 peak에서 많이 나타나는 전사인자 결합 모티프를 찾는 R 실행 환경입니다. monaLisa로 peak를 접근성 변화 크기에 따라 구간으로 나누고, 구간마다 모티프와 k-mer 농축을 계산합니다. 회귀 분석으로 핵심 전사인자 후보를 고르며, peak가 많으면 메모리를 넉넉히 사용합니다.</w:t>
+      </w:r>
+    </w:p>
+    <w:p>
+      <w:pPr>
+        <w:pStyle w:val="ListParagraph"/>
+        <w:numPr>
+          <w:ilvl w:val="0"/>
+          <w:numId w:val="2"/>
+        </w:numPr>
+        <w:spacing w:after="80"/>
+      </w:pPr>
+      <w:r>
+        <w:rPr>
+          <w:b/>
+          <w:bCs/>
+        </w:rPr>
+        <w:t xml:space="preserve">내용(영문):</w:t>
+      </w:r>
+      <w:r>
+        <w:t xml:space="preserve"> R runtime environment for finding transcription factor binding motifs that are over-represented in peaks with changed accessibility. monaLisa groups peaks into bins by the size of the change and computes motif and k-mer enrichment per bin. A regression step selects core transcription factor candidates; many peaks need ample memory.</w:t>
+      </w:r>
+    </w:p>
     <w:p>
       <w:pPr>
         <w:spacing w:after="100" w:before="200"/>
@@ -34186,46 +35751,6 @@
       </w:tr>
     </w:tbl>
     <w:p/>
-    <w:p>
-      <w:pPr>
-        <w:pStyle w:val="ListParagraph"/>
-        <w:numPr>
-          <w:ilvl w:val="0"/>
-          <w:numId w:val="2"/>
-        </w:numPr>
-        <w:spacing w:after="80"/>
-      </w:pPr>
-      <w:r>
-        <w:rPr>
-          <w:b/>
-          <w:bCs/>
-        </w:rPr>
-        <w:t xml:space="preserve">설명(국문):</w:t>
-      </w:r>
-      <w:r>
-        <w:t xml:space="preserve"> TOBIAS로 전사인자 footprint를 계산하고 조건 간 결합 변화를 비교하는 환경입니다. peak 병합에 bedtools를 씁니다.</w:t>
-      </w:r>
-    </w:p>
-    <w:p>
-      <w:pPr>
-        <w:pStyle w:val="ListParagraph"/>
-        <w:numPr>
-          <w:ilvl w:val="0"/>
-          <w:numId w:val="2"/>
-        </w:numPr>
-        <w:spacing w:after="80"/>
-      </w:pPr>
-      <w:r>
-        <w:rPr>
-          <w:b/>
-          <w:bCs/>
-        </w:rPr>
-        <w:t xml:space="preserve">Description (English):</w:t>
-      </w:r>
-      <w:r>
-        <w:t xml:space="preserve"> Environment for transcription factor footprinting and differential binding with TOBIAS; bedtools merges the peaks.</w:t>
-      </w:r>
-    </w:p>
     <w:tbl>
       <w:tblPr>
         <w:tblW w:type="dxa" w:w="9506"/>
@@ -34239,13 +35764,14 @@
         </w:tblBorders>
       </w:tblPr>
       <w:tblGrid>
-        <w:gridCol w:w="4753"/>
-        <w:gridCol w:w="4753"/>
+        <w:gridCol w:w="1800"/>
+        <w:gridCol w:w="3853"/>
+        <w:gridCol w:w="3853"/>
       </w:tblGrid>
       <w:tr>
         <w:tc>
           <w:tcPr>
-            <w:tcW w:type="dxa" w:w="4753"/>
+            <w:tcW w:type="dxa" w:w="1800"/>
             <w:shd w:fill="E8EDF6" w:color="auto" w:val="clear"/>
             <w:tcMar>
               <w:top w:type="dxa" w:w="60"/>
@@ -34263,13 +35789,13 @@
                 <w:sz w:val="18"/>
                 <w:szCs w:val="18"/>
               </w:rPr>
-              <w:t xml:space="preserve">도구</w:t>
-            </w:r>
-          </w:p>
-        </w:tc>
-        <w:tc>
-          <w:tcPr>
-            <w:tcW w:type="dxa" w:w="4753"/>
+              <w:t xml:space="preserve">분석도구</w:t>
+            </w:r>
+          </w:p>
+        </w:tc>
+        <w:tc>
+          <w:tcPr>
+            <w:tcW w:type="dxa" w:w="3853"/>
             <w:shd w:fill="E8EDF6" w:color="auto" w:val="clear"/>
             <w:tcMar>
               <w:top w:type="dxa" w:w="60"/>
@@ -34291,11 +35817,35 @@
             </w:r>
           </w:p>
         </w:tc>
+        <w:tc>
+          <w:tcPr>
+            <w:tcW w:type="dxa" w:w="3853"/>
+            <w:shd w:fill="E8EDF6" w:color="auto" w:val="clear"/>
+            <w:tcMar>
+              <w:top w:type="dxa" w:w="60"/>
+              <w:left w:type="dxa" w:w="90"/>
+              <w:bottom w:type="dxa" w:w="60"/>
+              <w:right w:type="dxa" w:w="90"/>
+            </w:tcMar>
+          </w:tcPr>
+          <w:p>
+            <w:r>
+              <w:rPr>
+                <w:b/>
+                <w:bCs/>
+                <w:color w:val="32549C"/>
+                <w:sz w:val="18"/>
+                <w:szCs w:val="18"/>
+              </w:rPr>
+              <w:t xml:space="preserve">홈페이지</w:t>
+            </w:r>
+          </w:p>
+        </w:tc>
       </w:tr>
       <w:tr>
         <w:tc>
           <w:tcPr>
-            <w:tcW w:type="dxa" w:w="4753"/>
+            <w:tcW w:type="dxa" w:w="1800"/>
             <w:tcMar>
               <w:top w:type="dxa" w:w="60"/>
               <w:left w:type="dxa" w:w="90"/>
@@ -34315,7 +35865,7 @@
         </w:tc>
         <w:tc>
           <w:tcPr>
-            <w:tcW w:type="dxa" w:w="4753"/>
+            <w:tcW w:type="dxa" w:w="3853"/>
             <w:tcMar>
               <w:top w:type="dxa" w:w="60"/>
               <w:left w:type="dxa" w:w="90"/>
@@ -34330,6 +35880,26 @@
                 <w:szCs w:val="18"/>
               </w:rPr>
               <w:t xml:space="preserve">0.17.5</w:t>
+            </w:r>
+          </w:p>
+        </w:tc>
+        <w:tc>
+          <w:tcPr>
+            <w:tcW w:type="dxa" w:w="3853"/>
+            <w:tcMar>
+              <w:top w:type="dxa" w:w="60"/>
+              <w:left w:type="dxa" w:w="90"/>
+              <w:bottom w:type="dxa" w:w="60"/>
+              <w:right w:type="dxa" w:w="90"/>
+            </w:tcMar>
+          </w:tcPr>
+          <w:p>
+            <w:r>
+              <w:rPr>
+                <w:sz w:val="18"/>
+                <w:szCs w:val="18"/>
+              </w:rPr>
+              <w:t xml:space="preserve">https://github.com/loosolab/TOBIAS</w:t>
             </w:r>
           </w:p>
         </w:tc>
@@ -34337,7 +35907,7 @@
       <w:tr>
         <w:tc>
           <w:tcPr>
-            <w:tcW w:type="dxa" w:w="4753"/>
+            <w:tcW w:type="dxa" w:w="1800"/>
             <w:tcMar>
               <w:top w:type="dxa" w:w="60"/>
               <w:left w:type="dxa" w:w="90"/>
@@ -34357,7 +35927,7 @@
         </w:tc>
         <w:tc>
           <w:tcPr>
-            <w:tcW w:type="dxa" w:w="4753"/>
+            <w:tcW w:type="dxa" w:w="3853"/>
             <w:tcMar>
               <w:top w:type="dxa" w:w="60"/>
               <w:left w:type="dxa" w:w="90"/>
@@ -34372,6 +35942,26 @@
                 <w:szCs w:val="18"/>
               </w:rPr>
               <w:t xml:space="preserve">1.9.4.2</w:t>
+            </w:r>
+          </w:p>
+        </w:tc>
+        <w:tc>
+          <w:tcPr>
+            <w:tcW w:type="dxa" w:w="3853"/>
+            <w:tcMar>
+              <w:top w:type="dxa" w:w="60"/>
+              <w:left w:type="dxa" w:w="90"/>
+              <w:bottom w:type="dxa" w:w="60"/>
+              <w:right w:type="dxa" w:w="90"/>
+            </w:tcMar>
+          </w:tcPr>
+          <w:p>
+            <w:r>
+              <w:rPr>
+                <w:sz w:val="18"/>
+                <w:szCs w:val="18"/>
+              </w:rPr>
+              <w:t xml:space="preserve">https://github.com/jhkorhonen/MOODS</w:t>
             </w:r>
           </w:p>
         </w:tc>
@@ -34379,7 +35969,7 @@
       <w:tr>
         <w:tc>
           <w:tcPr>
-            <w:tcW w:type="dxa" w:w="4753"/>
+            <w:tcW w:type="dxa" w:w="1800"/>
             <w:tcMar>
               <w:top w:type="dxa" w:w="60"/>
               <w:left w:type="dxa" w:w="90"/>
@@ -34399,7 +35989,7 @@
         </w:tc>
         <w:tc>
           <w:tcPr>
-            <w:tcW w:type="dxa" w:w="4753"/>
+            <w:tcW w:type="dxa" w:w="3853"/>
             <w:tcMar>
               <w:top w:type="dxa" w:w="60"/>
               <w:left w:type="dxa" w:w="90"/>
@@ -34414,6 +36004,26 @@
                 <w:szCs w:val="18"/>
               </w:rPr>
               <w:t xml:space="preserve">3.13</w:t>
+            </w:r>
+          </w:p>
+        </w:tc>
+        <w:tc>
+          <w:tcPr>
+            <w:tcW w:type="dxa" w:w="3853"/>
+            <w:tcMar>
+              <w:top w:type="dxa" w:w="60"/>
+              <w:left w:type="dxa" w:w="90"/>
+              <w:bottom w:type="dxa" w:w="60"/>
+              <w:right w:type="dxa" w:w="90"/>
+            </w:tcMar>
+          </w:tcPr>
+          <w:p>
+            <w:r>
+              <w:rPr>
+                <w:sz w:val="18"/>
+                <w:szCs w:val="18"/>
+              </w:rPr>
+              <w:t xml:space="preserve">https://www.python.org/</w:t>
             </w:r>
           </w:p>
         </w:tc>
@@ -34421,7 +36031,7 @@
       <w:tr>
         <w:tc>
           <w:tcPr>
-            <w:tcW w:type="dxa" w:w="4753"/>
+            <w:tcW w:type="dxa" w:w="1800"/>
             <w:tcMar>
               <w:top w:type="dxa" w:w="60"/>
               <w:left w:type="dxa" w:w="90"/>
@@ -34441,7 +36051,7 @@
         </w:tc>
         <w:tc>
           <w:tcPr>
-            <w:tcW w:type="dxa" w:w="4753"/>
+            <w:tcW w:type="dxa" w:w="3853"/>
             <w:tcMar>
               <w:top w:type="dxa" w:w="60"/>
               <w:left w:type="dxa" w:w="90"/>
@@ -34456,6 +36066,26 @@
                 <w:szCs w:val="18"/>
               </w:rPr>
               <w:t xml:space="preserve">1.24</w:t>
+            </w:r>
+          </w:p>
+        </w:tc>
+        <w:tc>
+          <w:tcPr>
+            <w:tcW w:type="dxa" w:w="3853"/>
+            <w:tcMar>
+              <w:top w:type="dxa" w:w="60"/>
+              <w:left w:type="dxa" w:w="90"/>
+              <w:bottom w:type="dxa" w:w="60"/>
+              <w:right w:type="dxa" w:w="90"/>
+            </w:tcMar>
+          </w:tcPr>
+          <w:p>
+            <w:r>
+              <w:rPr>
+                <w:sz w:val="18"/>
+                <w:szCs w:val="18"/>
+              </w:rPr>
+              <w:t xml:space="preserve">https://www.htslib.org/</w:t>
             </w:r>
           </w:p>
         </w:tc>
@@ -34463,7 +36093,7 @@
       <w:tr>
         <w:tc>
           <w:tcPr>
-            <w:tcW w:type="dxa" w:w="4753"/>
+            <w:tcW w:type="dxa" w:w="1800"/>
             <w:tcMar>
               <w:top w:type="dxa" w:w="60"/>
               <w:left w:type="dxa" w:w="90"/>
@@ -34483,7 +36113,7 @@
         </w:tc>
         <w:tc>
           <w:tcPr>
-            <w:tcW w:type="dxa" w:w="4753"/>
+            <w:tcW w:type="dxa" w:w="3853"/>
             <w:tcMar>
               <w:top w:type="dxa" w:w="60"/>
               <w:left w:type="dxa" w:w="90"/>
@@ -34498,6 +36128,26 @@
                 <w:szCs w:val="18"/>
               </w:rPr>
               <w:t xml:space="preserve">1.24</w:t>
+            </w:r>
+          </w:p>
+        </w:tc>
+        <w:tc>
+          <w:tcPr>
+            <w:tcW w:type="dxa" w:w="3853"/>
+            <w:tcMar>
+              <w:top w:type="dxa" w:w="60"/>
+              <w:left w:type="dxa" w:w="90"/>
+              <w:bottom w:type="dxa" w:w="60"/>
+              <w:right w:type="dxa" w:w="90"/>
+            </w:tcMar>
+          </w:tcPr>
+          <w:p>
+            <w:r>
+              <w:rPr>
+                <w:sz w:val="18"/>
+                <w:szCs w:val="18"/>
+              </w:rPr>
+              <w:t xml:space="preserve">https://www.htslib.org/</w:t>
             </w:r>
           </w:p>
         </w:tc>
@@ -34505,7 +36155,7 @@
       <w:tr>
         <w:tc>
           <w:tcPr>
-            <w:tcW w:type="dxa" w:w="4753"/>
+            <w:tcW w:type="dxa" w:w="1800"/>
             <w:tcMar>
               <w:top w:type="dxa" w:w="60"/>
               <w:left w:type="dxa" w:w="90"/>
@@ -34525,7 +36175,7 @@
         </w:tc>
         <w:tc>
           <w:tcPr>
-            <w:tcW w:type="dxa" w:w="4753"/>
+            <w:tcW w:type="dxa" w:w="3853"/>
             <w:tcMar>
               <w:top w:type="dxa" w:w="60"/>
               <w:left w:type="dxa" w:w="90"/>
@@ -34540,12 +36190,92 @@
                 <w:szCs w:val="18"/>
               </w:rPr>
               <w:t xml:space="preserve">2.31.1</w:t>
+            </w:r>
+          </w:p>
+        </w:tc>
+        <w:tc>
+          <w:tcPr>
+            <w:tcW w:type="dxa" w:w="3853"/>
+            <w:tcMar>
+              <w:top w:type="dxa" w:w="60"/>
+              <w:left w:type="dxa" w:w="90"/>
+              <w:bottom w:type="dxa" w:w="60"/>
+              <w:right w:type="dxa" w:w="90"/>
+            </w:tcMar>
+          </w:tcPr>
+          <w:p>
+            <w:r>
+              <w:rPr>
+                <w:sz w:val="18"/>
+                <w:szCs w:val="18"/>
+              </w:rPr>
+              <w:t xml:space="preserve">https://bedtools.readthedocs.io/</w:t>
             </w:r>
           </w:p>
         </w:tc>
       </w:tr>
     </w:tbl>
     <w:p/>
+    <w:p>
+      <w:pPr>
+        <w:pStyle w:val="ListParagraph"/>
+        <w:numPr>
+          <w:ilvl w:val="0"/>
+          <w:numId w:val="2"/>
+        </w:numPr>
+        <w:spacing w:after="80"/>
+      </w:pPr>
+      <w:r>
+        <w:rPr>
+          <w:b/>
+          <w:bCs/>
+        </w:rPr>
+        <w:t xml:space="preserve">태그(키워드):</w:t>
+      </w:r>
+      <w:r>
+        <w:t xml:space="preserve"> 전사인자결합, 풋프린팅, 유전자조절, TOBIAS</w:t>
+      </w:r>
+    </w:p>
+    <w:p>
+      <w:pPr>
+        <w:pStyle w:val="ListParagraph"/>
+        <w:numPr>
+          <w:ilvl w:val="0"/>
+          <w:numId w:val="2"/>
+        </w:numPr>
+        <w:spacing w:after="80"/>
+      </w:pPr>
+      <w:r>
+        <w:rPr>
+          <w:b/>
+          <w:bCs/>
+        </w:rPr>
+        <w:t xml:space="preserve">내용(국문):</w:t>
+      </w:r>
+      <w:r>
+        <w:t xml:space="preserve"> ATAC-seq 신호에서 전사인자가 실제로 결합한 흔적(footprint)을 찾는 실행 환경입니다. TOBIAS로 Tn5 절단 편향을 보정하고 footprint 점수를 계산한 뒤, 두 조건 사이에 결합이 달라진 전사인자를 찾습니다.</w:t>
+      </w:r>
+    </w:p>
+    <w:p>
+      <w:pPr>
+        <w:pStyle w:val="ListParagraph"/>
+        <w:numPr>
+          <w:ilvl w:val="0"/>
+          <w:numId w:val="2"/>
+        </w:numPr>
+        <w:spacing w:after="80"/>
+      </w:pPr>
+      <w:r>
+        <w:rPr>
+          <w:b/>
+          <w:bCs/>
+        </w:rPr>
+        <w:t xml:space="preserve">내용(영문):</w:t>
+      </w:r>
+      <w:r>
+        <w:t xml:space="preserve"> Runtime environment for finding the traces of actual transcription factor binding (footprints) in ATAC-seq signal. TOBIAS corrects the Tn5 cutting bias, scores footprints, and finds transcription factors whose binding differs between two conditions.</w:t>
+      </w:r>
+    </w:p>
     <w:p>
       <w:pPr>
         <w:spacing w:after="100" w:before="200"/>
@@ -37609,46 +39339,6 @@
       </w:tr>
     </w:tbl>
     <w:p/>
-    <w:p>
-      <w:pPr>
-        <w:pStyle w:val="ListParagraph"/>
-        <w:numPr>
-          <w:ilvl w:val="0"/>
-          <w:numId w:val="2"/>
-        </w:numPr>
-        <w:spacing w:after="80"/>
-      </w:pPr>
-      <w:r>
-        <w:rPr>
-          <w:b/>
-          <w:bCs/>
-        </w:rPr>
-        <w:t xml:space="preserve">설명(국문):</w:t>
-      </w:r>
-      <w:r>
-        <w:t xml:space="preserve"> clusterProfiler로 GO 기능 농축을 분석하는 R 환경입니다. 종별 OrgDb 파일은 이미지에 넣지 않고 입력으로 받습니다.</w:t>
-      </w:r>
-    </w:p>
-    <w:p>
-      <w:pPr>
-        <w:pStyle w:val="ListParagraph"/>
-        <w:numPr>
-          <w:ilvl w:val="0"/>
-          <w:numId w:val="2"/>
-        </w:numPr>
-        <w:spacing w:after="80"/>
-      </w:pPr>
-      <w:r>
-        <w:rPr>
-          <w:b/>
-          <w:bCs/>
-        </w:rPr>
-        <w:t xml:space="preserve">Description (English):</w:t>
-      </w:r>
-      <w:r>
-        <w:t xml:space="preserve"> R environment for GO enrichment with clusterProfiler; the species OrgDb file is given as an input, not stored in the image.</w:t>
-      </w:r>
-    </w:p>
     <w:tbl>
       <w:tblPr>
         <w:tblW w:type="dxa" w:w="9506"/>
@@ -37662,13 +39352,14 @@
         </w:tblBorders>
       </w:tblPr>
       <w:tblGrid>
-        <w:gridCol w:w="4753"/>
-        <w:gridCol w:w="4753"/>
+        <w:gridCol w:w="1800"/>
+        <w:gridCol w:w="3853"/>
+        <w:gridCol w:w="3853"/>
       </w:tblGrid>
       <w:tr>
         <w:tc>
           <w:tcPr>
-            <w:tcW w:type="dxa" w:w="4753"/>
+            <w:tcW w:type="dxa" w:w="1800"/>
             <w:shd w:fill="E8EDF6" w:color="auto" w:val="clear"/>
             <w:tcMar>
               <w:top w:type="dxa" w:w="60"/>
@@ -37686,13 +39377,13 @@
                 <w:sz w:val="18"/>
                 <w:szCs w:val="18"/>
               </w:rPr>
-              <w:t xml:space="preserve">도구</w:t>
-            </w:r>
-          </w:p>
-        </w:tc>
-        <w:tc>
-          <w:tcPr>
-            <w:tcW w:type="dxa" w:w="4753"/>
+              <w:t xml:space="preserve">분석도구</w:t>
+            </w:r>
+          </w:p>
+        </w:tc>
+        <w:tc>
+          <w:tcPr>
+            <w:tcW w:type="dxa" w:w="3853"/>
             <w:shd w:fill="E8EDF6" w:color="auto" w:val="clear"/>
             <w:tcMar>
               <w:top w:type="dxa" w:w="60"/>
@@ -37714,11 +39405,35 @@
             </w:r>
           </w:p>
         </w:tc>
+        <w:tc>
+          <w:tcPr>
+            <w:tcW w:type="dxa" w:w="3853"/>
+            <w:shd w:fill="E8EDF6" w:color="auto" w:val="clear"/>
+            <w:tcMar>
+              <w:top w:type="dxa" w:w="60"/>
+              <w:left w:type="dxa" w:w="90"/>
+              <w:bottom w:type="dxa" w:w="60"/>
+              <w:right w:type="dxa" w:w="90"/>
+            </w:tcMar>
+          </w:tcPr>
+          <w:p>
+            <w:r>
+              <w:rPr>
+                <w:b/>
+                <w:bCs/>
+                <w:color w:val="32549C"/>
+                <w:sz w:val="18"/>
+                <w:szCs w:val="18"/>
+              </w:rPr>
+              <w:t xml:space="preserve">홈페이지</w:t>
+            </w:r>
+          </w:p>
+        </w:tc>
       </w:tr>
       <w:tr>
         <w:tc>
           <w:tcPr>
-            <w:tcW w:type="dxa" w:w="4753"/>
+            <w:tcW w:type="dxa" w:w="1800"/>
             <w:tcMar>
               <w:top w:type="dxa" w:w="60"/>
               <w:left w:type="dxa" w:w="90"/>
@@ -37738,7 +39453,7 @@
         </w:tc>
         <w:tc>
           <w:tcPr>
-            <w:tcW w:type="dxa" w:w="4753"/>
+            <w:tcW w:type="dxa" w:w="3853"/>
             <w:tcMar>
               <w:top w:type="dxa" w:w="60"/>
               <w:left w:type="dxa" w:w="90"/>
@@ -37753,6 +39468,26 @@
                 <w:szCs w:val="18"/>
               </w:rPr>
               <w:t xml:space="preserve">4.5.3</w:t>
+            </w:r>
+          </w:p>
+        </w:tc>
+        <w:tc>
+          <w:tcPr>
+            <w:tcW w:type="dxa" w:w="3853"/>
+            <w:tcMar>
+              <w:top w:type="dxa" w:w="60"/>
+              <w:left w:type="dxa" w:w="90"/>
+              <w:bottom w:type="dxa" w:w="60"/>
+              <w:right w:type="dxa" w:w="90"/>
+            </w:tcMar>
+          </w:tcPr>
+          <w:p>
+            <w:r>
+              <w:rPr>
+                <w:sz w:val="18"/>
+                <w:szCs w:val="18"/>
+              </w:rPr>
+              <w:t xml:space="preserve">https://www.r-project.org/</w:t>
             </w:r>
           </w:p>
         </w:tc>
@@ -37760,7 +39495,7 @@
       <w:tr>
         <w:tc>
           <w:tcPr>
-            <w:tcW w:type="dxa" w:w="4753"/>
+            <w:tcW w:type="dxa" w:w="1800"/>
             <w:tcMar>
               <w:top w:type="dxa" w:w="60"/>
               <w:left w:type="dxa" w:w="90"/>
@@ -37780,7 +39515,7 @@
         </w:tc>
         <w:tc>
           <w:tcPr>
-            <w:tcW w:type="dxa" w:w="4753"/>
+            <w:tcW w:type="dxa" w:w="3853"/>
             <w:tcMar>
               <w:top w:type="dxa" w:w="60"/>
               <w:left w:type="dxa" w:w="90"/>
@@ -37795,6 +39530,26 @@
                 <w:szCs w:val="18"/>
               </w:rPr>
               <w:t xml:space="preserve">4.18.4</w:t>
+            </w:r>
+          </w:p>
+        </w:tc>
+        <w:tc>
+          <w:tcPr>
+            <w:tcW w:type="dxa" w:w="3853"/>
+            <w:tcMar>
+              <w:top w:type="dxa" w:w="60"/>
+              <w:left w:type="dxa" w:w="90"/>
+              <w:bottom w:type="dxa" w:w="60"/>
+              <w:right w:type="dxa" w:w="90"/>
+            </w:tcMar>
+          </w:tcPr>
+          <w:p>
+            <w:r>
+              <w:rPr>
+                <w:sz w:val="18"/>
+                <w:szCs w:val="18"/>
+              </w:rPr>
+              <w:t xml:space="preserve">https://bioconductor.org/packages/clusterProfiler/</w:t>
             </w:r>
           </w:p>
         </w:tc>
@@ -37802,7 +39557,7 @@
       <w:tr>
         <w:tc>
           <w:tcPr>
-            <w:tcW w:type="dxa" w:w="4753"/>
+            <w:tcW w:type="dxa" w:w="1800"/>
             <w:tcMar>
               <w:top w:type="dxa" w:w="60"/>
               <w:left w:type="dxa" w:w="90"/>
@@ -37822,7 +39577,7 @@
         </w:tc>
         <w:tc>
           <w:tcPr>
-            <w:tcW w:type="dxa" w:w="4753"/>
+            <w:tcW w:type="dxa" w:w="3853"/>
             <w:tcMar>
               <w:top w:type="dxa" w:w="60"/>
               <w:left w:type="dxa" w:w="90"/>
@@ -37837,6 +39592,26 @@
                 <w:szCs w:val="18"/>
               </w:rPr>
               <w:t xml:space="preserve">1.30.5</w:t>
+            </w:r>
+          </w:p>
+        </w:tc>
+        <w:tc>
+          <w:tcPr>
+            <w:tcW w:type="dxa" w:w="3853"/>
+            <w:tcMar>
+              <w:top w:type="dxa" w:w="60"/>
+              <w:left w:type="dxa" w:w="90"/>
+              <w:bottom w:type="dxa" w:w="60"/>
+              <w:right w:type="dxa" w:w="90"/>
+            </w:tcMar>
+          </w:tcPr>
+          <w:p>
+            <w:r>
+              <w:rPr>
+                <w:sz w:val="18"/>
+                <w:szCs w:val="18"/>
+              </w:rPr>
+              <w:t xml:space="preserve">https://bioconductor.org/packages/enrichplot/</w:t>
             </w:r>
           </w:p>
         </w:tc>
@@ -37844,7 +39619,7 @@
       <w:tr>
         <w:tc>
           <w:tcPr>
-            <w:tcW w:type="dxa" w:w="4753"/>
+            <w:tcW w:type="dxa" w:w="1800"/>
             <w:tcMar>
               <w:top w:type="dxa" w:w="60"/>
               <w:left w:type="dxa" w:w="90"/>
@@ -37864,7 +39639,7 @@
         </w:tc>
         <w:tc>
           <w:tcPr>
-            <w:tcW w:type="dxa" w:w="4753"/>
+            <w:tcW w:type="dxa" w:w="3853"/>
             <w:tcMar>
               <w:top w:type="dxa" w:w="60"/>
               <w:left w:type="dxa" w:w="90"/>
@@ -37879,6 +39654,26 @@
                 <w:szCs w:val="18"/>
               </w:rPr>
               <w:t xml:space="preserve">1.72.0</w:t>
+            </w:r>
+          </w:p>
+        </w:tc>
+        <w:tc>
+          <w:tcPr>
+            <w:tcW w:type="dxa" w:w="3853"/>
+            <w:tcMar>
+              <w:top w:type="dxa" w:w="60"/>
+              <w:left w:type="dxa" w:w="90"/>
+              <w:bottom w:type="dxa" w:w="60"/>
+              <w:right w:type="dxa" w:w="90"/>
+            </w:tcMar>
+          </w:tcPr>
+          <w:p>
+            <w:r>
+              <w:rPr>
+                <w:sz w:val="18"/>
+                <w:szCs w:val="18"/>
+              </w:rPr>
+              <w:t xml:space="preserve">https://bioconductor.org/packages/AnnotationDbi/</w:t>
             </w:r>
           </w:p>
         </w:tc>
@@ -37886,7 +39681,7 @@
       <w:tr>
         <w:tc>
           <w:tcPr>
-            <w:tcW w:type="dxa" w:w="4753"/>
+            <w:tcW w:type="dxa" w:w="1800"/>
             <w:tcMar>
               <w:top w:type="dxa" w:w="60"/>
               <w:left w:type="dxa" w:w="90"/>
@@ -37906,7 +39701,7 @@
         </w:tc>
         <w:tc>
           <w:tcPr>
-            <w:tcW w:type="dxa" w:w="4753"/>
+            <w:tcW w:type="dxa" w:w="3853"/>
             <w:tcMar>
               <w:top w:type="dxa" w:w="60"/>
               <w:left w:type="dxa" w:w="90"/>
@@ -37921,6 +39716,26 @@
                 <w:szCs w:val="18"/>
               </w:rPr>
               <w:t xml:space="preserve">3.22.0</w:t>
+            </w:r>
+          </w:p>
+        </w:tc>
+        <w:tc>
+          <w:tcPr>
+            <w:tcW w:type="dxa" w:w="3853"/>
+            <w:tcMar>
+              <w:top w:type="dxa" w:w="60"/>
+              <w:left w:type="dxa" w:w="90"/>
+              <w:bottom w:type="dxa" w:w="60"/>
+              <w:right w:type="dxa" w:w="90"/>
+            </w:tcMar>
+          </w:tcPr>
+          <w:p>
+            <w:r>
+              <w:rPr>
+                <w:sz w:val="18"/>
+                <w:szCs w:val="18"/>
+              </w:rPr>
+              <w:t xml:space="preserve">https://bioconductor.org/packages/GO.db/</w:t>
             </w:r>
           </w:p>
         </w:tc>
@@ -37928,7 +39743,7 @@
       <w:tr>
         <w:tc>
           <w:tcPr>
-            <w:tcW w:type="dxa" w:w="4753"/>
+            <w:tcW w:type="dxa" w:w="1800"/>
             <w:tcMar>
               <w:top w:type="dxa" w:w="60"/>
               <w:left w:type="dxa" w:w="90"/>
@@ -37948,7 +39763,7 @@
         </w:tc>
         <w:tc>
           <w:tcPr>
-            <w:tcW w:type="dxa" w:w="4753"/>
+            <w:tcW w:type="dxa" w:w="3853"/>
             <w:tcMar>
               <w:top w:type="dxa" w:w="60"/>
               <w:left w:type="dxa" w:w="90"/>
@@ -37963,12 +39778,92 @@
                 <w:szCs w:val="18"/>
               </w:rPr>
               <w:t xml:space="preserve">4.0.3</w:t>
+            </w:r>
+          </w:p>
+        </w:tc>
+        <w:tc>
+          <w:tcPr>
+            <w:tcW w:type="dxa" w:w="3853"/>
+            <w:tcMar>
+              <w:top w:type="dxa" w:w="60"/>
+              <w:left w:type="dxa" w:w="90"/>
+              <w:bottom w:type="dxa" w:w="60"/>
+              <w:right w:type="dxa" w:w="90"/>
+            </w:tcMar>
+          </w:tcPr>
+          <w:p>
+            <w:r>
+              <w:rPr>
+                <w:sz w:val="18"/>
+                <w:szCs w:val="18"/>
+              </w:rPr>
+              <w:t xml:space="preserve">https://ggplot2.tidyverse.org/</w:t>
             </w:r>
           </w:p>
         </w:tc>
       </w:tr>
     </w:tbl>
     <w:p/>
+    <w:p>
+      <w:pPr>
+        <w:pStyle w:val="ListParagraph"/>
+        <w:numPr>
+          <w:ilvl w:val="0"/>
+          <w:numId w:val="2"/>
+        </w:numPr>
+        <w:spacing w:after="80"/>
+      </w:pPr>
+      <w:r>
+        <w:rPr>
+          <w:b/>
+          <w:bCs/>
+        </w:rPr>
+        <w:t xml:space="preserve">태그(키워드):</w:t>
+      </w:r>
+      <w:r>
+        <w:t xml:space="preserve"> 기능분석, GO농축분석, 유전자기능, 유전자온톨로지</w:t>
+      </w:r>
+    </w:p>
+    <w:p>
+      <w:pPr>
+        <w:pStyle w:val="ListParagraph"/>
+        <w:numPr>
+          <w:ilvl w:val="0"/>
+          <w:numId w:val="2"/>
+        </w:numPr>
+        <w:spacing w:after="80"/>
+      </w:pPr>
+      <w:r>
+        <w:rPr>
+          <w:b/>
+          <w:bCs/>
+        </w:rPr>
+        <w:t xml:space="preserve">내용(국문):</w:t>
+      </w:r>
+      <w:r>
+        <w:t xml:space="preserve"> peak 근처 유전자들이 어떤 생물학적 기능에 모여 있는지 GO 농축 분석을 하는 R 실행 환경입니다. clusterProfiler로 검정하고, 종별 유전자 주석은 OrgDb 파일로 받아 인터넷 연결 없이 수행합니다.</w:t>
+      </w:r>
+    </w:p>
+    <w:p>
+      <w:pPr>
+        <w:pStyle w:val="ListParagraph"/>
+        <w:numPr>
+          <w:ilvl w:val="0"/>
+          <w:numId w:val="2"/>
+        </w:numPr>
+        <w:spacing w:after="80"/>
+      </w:pPr>
+      <w:r>
+        <w:rPr>
+          <w:b/>
+          <w:bCs/>
+        </w:rPr>
+        <w:t xml:space="preserve">내용(영문):</w:t>
+      </w:r>
+      <w:r>
+        <w:t xml:space="preserve"> R runtime environment for GO enrichment analysis of which biological functions the genes near peaks share. clusterProfiler runs the tests, and the species gene annotation is read from an OrgDb file, so the analysis runs without internet access.</w:t>
+      </w:r>
+    </w:p>
     <w:p>
       <w:pPr>
         <w:spacing w:after="100" w:before="200"/>
@@ -42858,46 +44753,6 @@
       </w:tr>
     </w:tbl>
     <w:p/>
-    <w:p>
-      <w:pPr>
-        <w:pStyle w:val="ListParagraph"/>
-        <w:numPr>
-          <w:ilvl w:val="0"/>
-          <w:numId w:val="2"/>
-        </w:numPr>
-        <w:spacing w:after="80"/>
-      </w:pPr>
-      <w:r>
-        <w:rPr>
-          <w:b/>
-          <w:bCs/>
-        </w:rPr>
-        <w:t xml:space="preserve">설명(국문):</w:t>
-      </w:r>
-      <w:r>
-        <w:t xml:space="preserve"> 반복 실험 간 peak 재현성을 IDR로 평가하는 환경입니다. IDR은 다른 도구와 충돌하지 않도록 별도 Python 3.10 환경에 설치되어 있습니다.</w:t>
-      </w:r>
-    </w:p>
-    <w:p>
-      <w:pPr>
-        <w:pStyle w:val="ListParagraph"/>
-        <w:numPr>
-          <w:ilvl w:val="0"/>
-          <w:numId w:val="2"/>
-        </w:numPr>
-        <w:spacing w:after="80"/>
-      </w:pPr>
-      <w:r>
-        <w:rPr>
-          <w:b/>
-          <w:bCs/>
-        </w:rPr>
-        <w:t xml:space="preserve">Description (English):</w:t>
-      </w:r>
-      <w:r>
-        <w:t xml:space="preserve"> Environment for peak reproducibility between replicates with IDR; IDR is installed in its own Python 3.10 environment to avoid conflicts with the other tools.</w:t>
-      </w:r>
-    </w:p>
     <w:tbl>
       <w:tblPr>
         <w:tblW w:type="dxa" w:w="9506"/>
@@ -42911,13 +44766,14 @@
         </w:tblBorders>
       </w:tblPr>
       <w:tblGrid>
-        <w:gridCol w:w="4753"/>
-        <w:gridCol w:w="4753"/>
+        <w:gridCol w:w="1800"/>
+        <w:gridCol w:w="3853"/>
+        <w:gridCol w:w="3853"/>
       </w:tblGrid>
       <w:tr>
         <w:tc>
           <w:tcPr>
-            <w:tcW w:type="dxa" w:w="4753"/>
+            <w:tcW w:type="dxa" w:w="1800"/>
             <w:shd w:fill="E8EDF6" w:color="auto" w:val="clear"/>
             <w:tcMar>
               <w:top w:type="dxa" w:w="60"/>
@@ -42935,13 +44791,13 @@
                 <w:sz w:val="18"/>
                 <w:szCs w:val="18"/>
               </w:rPr>
-              <w:t xml:space="preserve">도구</w:t>
-            </w:r>
-          </w:p>
-        </w:tc>
-        <w:tc>
-          <w:tcPr>
-            <w:tcW w:type="dxa" w:w="4753"/>
+              <w:t xml:space="preserve">분석도구</w:t>
+            </w:r>
+          </w:p>
+        </w:tc>
+        <w:tc>
+          <w:tcPr>
+            <w:tcW w:type="dxa" w:w="3853"/>
             <w:shd w:fill="E8EDF6" w:color="auto" w:val="clear"/>
             <w:tcMar>
               <w:top w:type="dxa" w:w="60"/>
@@ -42963,11 +44819,35 @@
             </w:r>
           </w:p>
         </w:tc>
+        <w:tc>
+          <w:tcPr>
+            <w:tcW w:type="dxa" w:w="3853"/>
+            <w:shd w:fill="E8EDF6" w:color="auto" w:val="clear"/>
+            <w:tcMar>
+              <w:top w:type="dxa" w:w="60"/>
+              <w:left w:type="dxa" w:w="90"/>
+              <w:bottom w:type="dxa" w:w="60"/>
+              <w:right w:type="dxa" w:w="90"/>
+            </w:tcMar>
+          </w:tcPr>
+          <w:p>
+            <w:r>
+              <w:rPr>
+                <w:b/>
+                <w:bCs/>
+                <w:color w:val="32549C"/>
+                <w:sz w:val="18"/>
+                <w:szCs w:val="18"/>
+              </w:rPr>
+              <w:t xml:space="preserve">홈페이지</w:t>
+            </w:r>
+          </w:p>
+        </w:tc>
       </w:tr>
       <w:tr>
         <w:tc>
           <w:tcPr>
-            <w:tcW w:type="dxa" w:w="4753"/>
+            <w:tcW w:type="dxa" w:w="1800"/>
             <w:tcMar>
               <w:top w:type="dxa" w:w="60"/>
               <w:left w:type="dxa" w:w="90"/>
@@ -42987,21 +44867,41 @@
         </w:tc>
         <w:tc>
           <w:tcPr>
-            <w:tcW w:type="dxa" w:w="4753"/>
-            <w:tcMar>
-              <w:top w:type="dxa" w:w="60"/>
-              <w:left w:type="dxa" w:w="90"/>
-              <w:bottom w:type="dxa" w:w="60"/>
-              <w:right w:type="dxa" w:w="90"/>
-            </w:tcMar>
-          </w:tcPr>
-          <w:p>
-            <w:r>
-              <w:rPr>
-                <w:sz w:val="18"/>
-                <w:szCs w:val="18"/>
-              </w:rPr>
-              <w:t xml:space="preserve">2.0.4.2 (Python 3.10, NumPy 1.23.5)</w:t>
+            <w:tcW w:type="dxa" w:w="3853"/>
+            <w:tcMar>
+              <w:top w:type="dxa" w:w="60"/>
+              <w:left w:type="dxa" w:w="90"/>
+              <w:bottom w:type="dxa" w:w="60"/>
+              <w:right w:type="dxa" w:w="90"/>
+            </w:tcMar>
+          </w:tcPr>
+          <w:p>
+            <w:r>
+              <w:rPr>
+                <w:sz w:val="18"/>
+                <w:szCs w:val="18"/>
+              </w:rPr>
+              <w:t xml:space="preserve">2.0.4.2</w:t>
+            </w:r>
+          </w:p>
+        </w:tc>
+        <w:tc>
+          <w:tcPr>
+            <w:tcW w:type="dxa" w:w="3853"/>
+            <w:tcMar>
+              <w:top w:type="dxa" w:w="60"/>
+              <w:left w:type="dxa" w:w="90"/>
+              <w:bottom w:type="dxa" w:w="60"/>
+              <w:right w:type="dxa" w:w="90"/>
+            </w:tcMar>
+          </w:tcPr>
+          <w:p>
+            <w:r>
+              <w:rPr>
+                <w:sz w:val="18"/>
+                <w:szCs w:val="18"/>
+              </w:rPr>
+              <w:t xml:space="preserve">https://github.com/kundajelab/idr</w:t>
             </w:r>
           </w:p>
         </w:tc>
@@ -43009,7 +44909,7 @@
       <w:tr>
         <w:tc>
           <w:tcPr>
-            <w:tcW w:type="dxa" w:w="4753"/>
+            <w:tcW w:type="dxa" w:w="1800"/>
             <w:tcMar>
               <w:top w:type="dxa" w:w="60"/>
               <w:left w:type="dxa" w:w="90"/>
@@ -43029,7 +44929,7 @@
         </w:tc>
         <w:tc>
           <w:tcPr>
-            <w:tcW w:type="dxa" w:w="4753"/>
+            <w:tcW w:type="dxa" w:w="3853"/>
             <w:tcMar>
               <w:top w:type="dxa" w:w="60"/>
               <w:left w:type="dxa" w:w="90"/>
@@ -43044,6 +44944,26 @@
                 <w:szCs w:val="18"/>
               </w:rPr>
               <w:t xml:space="preserve">3.0.4</w:t>
+            </w:r>
+          </w:p>
+        </w:tc>
+        <w:tc>
+          <w:tcPr>
+            <w:tcW w:type="dxa" w:w="3853"/>
+            <w:tcMar>
+              <w:top w:type="dxa" w:w="60"/>
+              <w:left w:type="dxa" w:w="90"/>
+              <w:bottom w:type="dxa" w:w="60"/>
+              <w:right w:type="dxa" w:w="90"/>
+            </w:tcMar>
+          </w:tcPr>
+          <w:p>
+            <w:r>
+              <w:rPr>
+                <w:sz w:val="18"/>
+                <w:szCs w:val="18"/>
+              </w:rPr>
+              <w:t xml:space="preserve">https://github.com/macs3-project/MACS</w:t>
             </w:r>
           </w:p>
         </w:tc>
@@ -43051,7 +44971,7 @@
       <w:tr>
         <w:tc>
           <w:tcPr>
-            <w:tcW w:type="dxa" w:w="4753"/>
+            <w:tcW w:type="dxa" w:w="1800"/>
             <w:tcMar>
               <w:top w:type="dxa" w:w="60"/>
               <w:left w:type="dxa" w:w="90"/>
@@ -43071,7 +44991,7 @@
         </w:tc>
         <w:tc>
           <w:tcPr>
-            <w:tcW w:type="dxa" w:w="4753"/>
+            <w:tcW w:type="dxa" w:w="3853"/>
             <w:tcMar>
               <w:top w:type="dxa" w:w="60"/>
               <w:left w:type="dxa" w:w="90"/>
@@ -43086,6 +45006,26 @@
                 <w:szCs w:val="18"/>
               </w:rPr>
               <w:t xml:space="preserve">3.13</w:t>
+            </w:r>
+          </w:p>
+        </w:tc>
+        <w:tc>
+          <w:tcPr>
+            <w:tcW w:type="dxa" w:w="3853"/>
+            <w:tcMar>
+              <w:top w:type="dxa" w:w="60"/>
+              <w:left w:type="dxa" w:w="90"/>
+              <w:bottom w:type="dxa" w:w="60"/>
+              <w:right w:type="dxa" w:w="90"/>
+            </w:tcMar>
+          </w:tcPr>
+          <w:p>
+            <w:r>
+              <w:rPr>
+                <w:sz w:val="18"/>
+                <w:szCs w:val="18"/>
+              </w:rPr>
+              <w:t xml:space="preserve">https://www.python.org/</w:t>
             </w:r>
           </w:p>
         </w:tc>
@@ -43093,7 +45033,7 @@
       <w:tr>
         <w:tc>
           <w:tcPr>
-            <w:tcW w:type="dxa" w:w="4753"/>
+            <w:tcW w:type="dxa" w:w="1800"/>
             <w:tcMar>
               <w:top w:type="dxa" w:w="60"/>
               <w:left w:type="dxa" w:w="90"/>
@@ -43113,7 +45053,7 @@
         </w:tc>
         <w:tc>
           <w:tcPr>
-            <w:tcW w:type="dxa" w:w="4753"/>
+            <w:tcW w:type="dxa" w:w="3853"/>
             <w:tcMar>
               <w:top w:type="dxa" w:w="60"/>
               <w:left w:type="dxa" w:w="90"/>
@@ -43128,6 +45068,26 @@
                 <w:szCs w:val="18"/>
               </w:rPr>
               <w:t xml:space="preserve">1.23.1</w:t>
+            </w:r>
+          </w:p>
+        </w:tc>
+        <w:tc>
+          <w:tcPr>
+            <w:tcW w:type="dxa" w:w="3853"/>
+            <w:tcMar>
+              <w:top w:type="dxa" w:w="60"/>
+              <w:left w:type="dxa" w:w="90"/>
+              <w:bottom w:type="dxa" w:w="60"/>
+              <w:right w:type="dxa" w:w="90"/>
+            </w:tcMar>
+          </w:tcPr>
+          <w:p>
+            <w:r>
+              <w:rPr>
+                <w:sz w:val="18"/>
+                <w:szCs w:val="18"/>
+              </w:rPr>
+              <w:t xml:space="preserve">https://www.htslib.org/</w:t>
             </w:r>
           </w:p>
         </w:tc>
@@ -43135,7 +45095,7 @@
       <w:tr>
         <w:tc>
           <w:tcPr>
-            <w:tcW w:type="dxa" w:w="4753"/>
+            <w:tcW w:type="dxa" w:w="1800"/>
             <w:tcMar>
               <w:top w:type="dxa" w:w="60"/>
               <w:left w:type="dxa" w:w="90"/>
@@ -43155,7 +45115,7 @@
         </w:tc>
         <w:tc>
           <w:tcPr>
-            <w:tcW w:type="dxa" w:w="4753"/>
+            <w:tcW w:type="dxa" w:w="3853"/>
             <w:tcMar>
               <w:top w:type="dxa" w:w="60"/>
               <w:left w:type="dxa" w:w="90"/>
@@ -43170,12 +45130,92 @@
                 <w:szCs w:val="18"/>
               </w:rPr>
               <w:t xml:space="preserve">1.23.1</w:t>
+            </w:r>
+          </w:p>
+        </w:tc>
+        <w:tc>
+          <w:tcPr>
+            <w:tcW w:type="dxa" w:w="3853"/>
+            <w:tcMar>
+              <w:top w:type="dxa" w:w="60"/>
+              <w:left w:type="dxa" w:w="90"/>
+              <w:bottom w:type="dxa" w:w="60"/>
+              <w:right w:type="dxa" w:w="90"/>
+            </w:tcMar>
+          </w:tcPr>
+          <w:p>
+            <w:r>
+              <w:rPr>
+                <w:sz w:val="18"/>
+                <w:szCs w:val="18"/>
+              </w:rPr>
+              <w:t xml:space="preserve">https://www.htslib.org/</w:t>
             </w:r>
           </w:p>
         </w:tc>
       </w:tr>
     </w:tbl>
     <w:p/>
+    <w:p>
+      <w:pPr>
+        <w:pStyle w:val="ListParagraph"/>
+        <w:numPr>
+          <w:ilvl w:val="0"/>
+          <w:numId w:val="2"/>
+        </w:numPr>
+        <w:spacing w:after="80"/>
+      </w:pPr>
+      <w:r>
+        <w:rPr>
+          <w:b/>
+          <w:bCs/>
+        </w:rPr>
+        <w:t xml:space="preserve">태그(키워드):</w:t>
+      </w:r>
+      <w:r>
+        <w:t xml:space="preserve"> 재현성분석, 반복실험, IDR, 피크검출</w:t>
+      </w:r>
+    </w:p>
+    <w:p>
+      <w:pPr>
+        <w:pStyle w:val="ListParagraph"/>
+        <w:numPr>
+          <w:ilvl w:val="0"/>
+          <w:numId w:val="2"/>
+        </w:numPr>
+        <w:spacing w:after="80"/>
+      </w:pPr>
+      <w:r>
+        <w:rPr>
+          <w:b/>
+          <w:bCs/>
+        </w:rPr>
+        <w:t xml:space="preserve">내용(국문):</w:t>
+      </w:r>
+      <w:r>
+        <w:t xml:space="preserve"> 반복 실험 사이에 peak가 얼마나 재현되는지 IDR로 평가하는 실행 환경입니다. MACS3로 반복 실험마다 느슨한 기준의 peak를 찾고, IDR로 두 반복에서 함께 나타나는 재현성 있는 peak 세트를 고릅니다.</w:t>
+      </w:r>
+    </w:p>
+    <w:p>
+      <w:pPr>
+        <w:pStyle w:val="ListParagraph"/>
+        <w:numPr>
+          <w:ilvl w:val="0"/>
+          <w:numId w:val="2"/>
+        </w:numPr>
+        <w:spacing w:after="80"/>
+      </w:pPr>
+      <w:r>
+        <w:rPr>
+          <w:b/>
+          <w:bCs/>
+        </w:rPr>
+        <w:t xml:space="preserve">내용(영문):</w:t>
+      </w:r>
+      <w:r>
+        <w:t xml:space="preserve"> Runtime environment for assessing with IDR how reproducible peaks are between replicates. MACS3 calls relaxed peaks for each replicate, and IDR selects the reproducible peak set shared by two replicates.</w:t>
+      </w:r>
+    </w:p>
     <w:p>
       <w:pPr>
         <w:spacing w:after="100" w:before="200"/>

--- a/release/CLOSHA3/ATAC-seq/2026-10-16/docs/Portal_Content.docx
+++ b/release/CLOSHA3/ATAC-seq/2026-10-16/docs/Portal_Content.docx
@@ -226,31 +226,25 @@
         <w:t xml:space="preserve">Apptainer</w:t>
       </w:r>
       <w:r>
-        <w:t xml:space="preserve">다(작업이 SIF로 실행되므로). 모듈별 "실행 이미지" 절의 DEF Bootstrap(</w:t>
+        <w:t xml:space="preserve">입니다(작업이 SIF로 실행되므로). 모듈별 "실행 이미지" 절의 DEF Bootstrap(</w:t>
       </w:r>
       <w:r>
         <w:t xml:space="preserve">docker</w:t>
       </w:r>
       <w:r>
-        <w:t xml:space="preserve">)은 이미지를 만들 때 쓴 DEF 파일의 값이라 다릅니다. 기반 이미지(From)는 DEF의 </w:t>
-      </w:r>
-      <w:r>
-        <w:t xml:space="preserve">rockylinux/rockylinux:9.8</w:t>
-      </w:r>
-      <w:r>
-        <w:t xml:space="preserve"> (digest </w:t>
-      </w:r>
-      <w:r>
-        <w:t xml:space="preserve">sha256:8101994123cf3d0a8fee517bee7f39e555c7d92bd2d9eb3303cc988a0eeed00f</w:t>
-      </w:r>
-      <w:r>
-        <w:t xml:space="preserve">)이며 bowtie2와 GATK_MarkDuplicates를 뺀 모든 모듈이 같습니다. 이 두 모듈은 WGS 파이프라인과 같이 쓰는 이미지라 </w:t>
+        <w:t xml:space="preserve">)은 이미지를 만들 때 쓴 DEF 파일의 값이라 다릅니다. 기반 이미지(From)는 Rocky Linux 9.8(</w:t>
+      </w:r>
+      <w:r>
+        <w:t xml:space="preserve">rockylinux/rockylinux:9.8.20260525.0</w:t>
+      </w:r>
+      <w:r>
+        <w:t xml:space="preserve">)이며 bowtie2와 GATK_MarkDuplicates를 뺀 모든 모듈이 같습니다. 이 두 모듈은 WGS 파이프라인과 같이 쓰는 이미지라 Rocky Linux 9(</w:t>
       </w:r>
       <w:r>
         <w:t xml:space="preserve">rockylinux/rockylinux:9</w:t>
       </w:r>
       <w:r>
-        <w:t xml:space="preserve">(digest 고정 없음)와 Miniforge3 26.5.3-0을 씁니다.</w:t>
+        <w:t xml:space="preserve">)와 Miniforge3 26.5.3-0을 씁니다.</w:t>
       </w:r>
     </w:p>
     <w:p>
@@ -1318,6 +1312,13 @@
                 <w:sz w:val="18"/>
                 <w:szCs w:val="18"/>
               </w:rPr>
+              <w:t xml:space="preserve">Rocky Linux 9 (</w:t>
+            </w:r>
+            <w:r>
+              <w:rPr>
+                <w:sz w:val="18"/>
+                <w:szCs w:val="18"/>
+              </w:rPr>
               <w:t xml:space="preserve">rockylinux/rockylinux:9</w:t>
             </w:r>
             <w:r>
@@ -1325,7 +1326,7 @@
                 <w:sz w:val="18"/>
                 <w:szCs w:val="18"/>
               </w:rPr>
-              <w:t xml:space="preserve"> (Rocky Linux 9, digest 고정 없음)</w:t>
+              <w:t xml:space="preserve">)</w:t>
             </w:r>
           </w:p>
         </w:tc>
@@ -4170,6 +4171,13 @@
                 <w:sz w:val="18"/>
                 <w:szCs w:val="18"/>
               </w:rPr>
+              <w:t xml:space="preserve">Rocky Linux 9 (</w:t>
+            </w:r>
+            <w:r>
+              <w:rPr>
+                <w:sz w:val="18"/>
+                <w:szCs w:val="18"/>
+              </w:rPr>
               <w:t xml:space="preserve">rockylinux/rockylinux:9</w:t>
             </w:r>
             <w:r>
@@ -4177,7 +4185,7 @@
                 <w:sz w:val="18"/>
                 <w:szCs w:val="18"/>
               </w:rPr>
-              <w:t xml:space="preserve"> (Rocky Linux 9, digest 고정 없음)</w:t>
+              <w:t xml:space="preserve">)</w:t>
             </w:r>
           </w:p>
         </w:tc>
@@ -7042,21 +7050,14 @@
                 <w:sz w:val="18"/>
                 <w:szCs w:val="18"/>
               </w:rPr>
-              <w:t xml:space="preserve">rockylinux/rockylinux@sha256:8101994123cf3d0a8fee517bee7f39e555c7d92bd2d9eb3303cc988a0eeed00f</w:t>
-            </w:r>
-            <w:r>
-              <w:rPr>
-                <w:sz w:val="18"/>
-                <w:szCs w:val="18"/>
-              </w:rPr>
-              <w:t xml:space="preserve"> (Rocky Linux 9.8, </w:t>
-            </w:r>
-            <w:r>
-              <w:rPr>
-                <w:sz w:val="18"/>
-                <w:szCs w:val="18"/>
-              </w:rPr>
-              <w:t xml:space="preserve">9.8.20260525.0</w:t>
+              <w:t xml:space="preserve">Rocky Linux 9.8 (</w:t>
+            </w:r>
+            <w:r>
+              <w:rPr>
+                <w:sz w:val="18"/>
+                <w:szCs w:val="18"/>
+              </w:rPr>
+              <w:t xml:space="preserve">rockylinux/rockylinux:9.8.20260525.0</w:t>
             </w:r>
             <w:r>
               <w:rPr>
@@ -9655,21 +9656,14 @@
                 <w:sz w:val="18"/>
                 <w:szCs w:val="18"/>
               </w:rPr>
-              <w:t xml:space="preserve">rockylinux/rockylinux@sha256:8101994123cf3d0a8fee517bee7f39e555c7d92bd2d9eb3303cc988a0eeed00f</w:t>
-            </w:r>
-            <w:r>
-              <w:rPr>
-                <w:sz w:val="18"/>
-                <w:szCs w:val="18"/>
-              </w:rPr>
-              <w:t xml:space="preserve"> (Rocky Linux 9.8, </w:t>
-            </w:r>
-            <w:r>
-              <w:rPr>
-                <w:sz w:val="18"/>
-                <w:szCs w:val="18"/>
-              </w:rPr>
-              <w:t xml:space="preserve">9.8.20260525.0</w:t>
+              <w:t xml:space="preserve">Rocky Linux 9.8 (</w:t>
+            </w:r>
+            <w:r>
+              <w:rPr>
+                <w:sz w:val="18"/>
+                <w:szCs w:val="18"/>
+              </w:rPr>
+              <w:t xml:space="preserve">rockylinux/rockylinux:9.8.20260525.0</w:t>
             </w:r>
             <w:r>
               <w:rPr>
@@ -13872,21 +13866,14 @@
                 <w:sz w:val="18"/>
                 <w:szCs w:val="18"/>
               </w:rPr>
-              <w:t xml:space="preserve">rockylinux/rockylinux@sha256:8101994123cf3d0a8fee517bee7f39e555c7d92bd2d9eb3303cc988a0eeed00f</w:t>
-            </w:r>
-            <w:r>
-              <w:rPr>
-                <w:sz w:val="18"/>
-                <w:szCs w:val="18"/>
-              </w:rPr>
-              <w:t xml:space="preserve"> (Rocky Linux 9.8, </w:t>
-            </w:r>
-            <w:r>
-              <w:rPr>
-                <w:sz w:val="18"/>
-                <w:szCs w:val="18"/>
-              </w:rPr>
-              <w:t xml:space="preserve">9.8.20260525.0</w:t>
+              <w:t xml:space="preserve">Rocky Linux 9.8 (</w:t>
+            </w:r>
+            <w:r>
+              <w:rPr>
+                <w:sz w:val="18"/>
+                <w:szCs w:val="18"/>
+              </w:rPr>
+              <w:t xml:space="preserve">rockylinux/rockylinux:9.8.20260525.0</w:t>
             </w:r>
             <w:r>
               <w:rPr>
@@ -17763,21 +17750,14 @@
                 <w:sz w:val="18"/>
                 <w:szCs w:val="18"/>
               </w:rPr>
-              <w:t xml:space="preserve">rockylinux/rockylinux@sha256:8101994123cf3d0a8fee517bee7f39e555c7d92bd2d9eb3303cc988a0eeed00f</w:t>
-            </w:r>
-            <w:r>
-              <w:rPr>
-                <w:sz w:val="18"/>
-                <w:szCs w:val="18"/>
-              </w:rPr>
-              <w:t xml:space="preserve"> (Rocky Linux 9.8, </w:t>
-            </w:r>
-            <w:r>
-              <w:rPr>
-                <w:sz w:val="18"/>
-                <w:szCs w:val="18"/>
-              </w:rPr>
-              <w:t xml:space="preserve">9.8.20260525.0</w:t>
+              <w:t xml:space="preserve">Rocky Linux 9.8 (</w:t>
+            </w:r>
+            <w:r>
+              <w:rPr>
+                <w:sz w:val="18"/>
+                <w:szCs w:val="18"/>
+              </w:rPr>
+              <w:t xml:space="preserve">rockylinux/rockylinux:9.8.20260525.0</w:t>
             </w:r>
             <w:r>
               <w:rPr>
@@ -21129,21 +21109,14 @@
                 <w:sz w:val="18"/>
                 <w:szCs w:val="18"/>
               </w:rPr>
-              <w:t xml:space="preserve">rockylinux/rockylinux@sha256:8101994123cf3d0a8fee517bee7f39e555c7d92bd2d9eb3303cc988a0eeed00f</w:t>
-            </w:r>
-            <w:r>
-              <w:rPr>
-                <w:sz w:val="18"/>
-                <w:szCs w:val="18"/>
-              </w:rPr>
-              <w:t xml:space="preserve"> (Rocky Linux 9.8, </w:t>
-            </w:r>
-            <w:r>
-              <w:rPr>
-                <w:sz w:val="18"/>
-                <w:szCs w:val="18"/>
-              </w:rPr>
-              <w:t xml:space="preserve">9.8.20260525.0</w:t>
+              <w:t xml:space="preserve">Rocky Linux 9.8 (</w:t>
+            </w:r>
+            <w:r>
+              <w:rPr>
+                <w:sz w:val="18"/>
+                <w:szCs w:val="18"/>
+              </w:rPr>
+              <w:t xml:space="preserve">rockylinux/rockylinux:9.8.20260525.0</w:t>
             </w:r>
             <w:r>
               <w:rPr>
@@ -25199,21 +25172,14 @@
                 <w:sz w:val="18"/>
                 <w:szCs w:val="18"/>
               </w:rPr>
-              <w:t xml:space="preserve">rockylinux/rockylinux@sha256:8101994123cf3d0a8fee517bee7f39e555c7d92bd2d9eb3303cc988a0eeed00f</w:t>
-            </w:r>
-            <w:r>
-              <w:rPr>
-                <w:sz w:val="18"/>
-                <w:szCs w:val="18"/>
-              </w:rPr>
-              <w:t xml:space="preserve"> (Rocky Linux 9.8, </w:t>
-            </w:r>
-            <w:r>
-              <w:rPr>
-                <w:sz w:val="18"/>
-                <w:szCs w:val="18"/>
-              </w:rPr>
-              <w:t xml:space="preserve">9.8.20260525.0</w:t>
+              <w:t xml:space="preserve">Rocky Linux 9.8 (</w:t>
+            </w:r>
+            <w:r>
+              <w:rPr>
+                <w:sz w:val="18"/>
+                <w:szCs w:val="18"/>
+              </w:rPr>
+              <w:t xml:space="preserve">rockylinux/rockylinux:9.8.20260525.0</w:t>
             </w:r>
             <w:r>
               <w:rPr>
@@ -30234,21 +30200,14 @@
                 <w:sz w:val="18"/>
                 <w:szCs w:val="18"/>
               </w:rPr>
-              <w:t xml:space="preserve">rockylinux/rockylinux@sha256:8101994123cf3d0a8fee517bee7f39e555c7d92bd2d9eb3303cc988a0eeed00f</w:t>
-            </w:r>
-            <w:r>
-              <w:rPr>
-                <w:sz w:val="18"/>
-                <w:szCs w:val="18"/>
-              </w:rPr>
-              <w:t xml:space="preserve"> (Rocky Linux 9.8, </w:t>
-            </w:r>
-            <w:r>
-              <w:rPr>
-                <w:sz w:val="18"/>
-                <w:szCs w:val="18"/>
-              </w:rPr>
-              <w:t xml:space="preserve">9.8.20260525.0</w:t>
+              <w:t xml:space="preserve">Rocky Linux 9.8 (</w:t>
+            </w:r>
+            <w:r>
+              <w:rPr>
+                <w:sz w:val="18"/>
+                <w:szCs w:val="18"/>
+              </w:rPr>
+              <w:t xml:space="preserve">rockylinux/rockylinux:9.8.20260525.0</w:t>
             </w:r>
             <w:r>
               <w:rPr>
@@ -35681,21 +35640,14 @@
                 <w:sz w:val="18"/>
                 <w:szCs w:val="18"/>
               </w:rPr>
-              <w:t xml:space="preserve">rockylinux/rockylinux@sha256:8101994123cf3d0a8fee517bee7f39e555c7d92bd2d9eb3303cc988a0eeed00f</w:t>
-            </w:r>
-            <w:r>
-              <w:rPr>
-                <w:sz w:val="18"/>
-                <w:szCs w:val="18"/>
-              </w:rPr>
-              <w:t xml:space="preserve"> (Rocky Linux 9.8, </w:t>
-            </w:r>
-            <w:r>
-              <w:rPr>
-                <w:sz w:val="18"/>
-                <w:szCs w:val="18"/>
-              </w:rPr>
-              <w:t xml:space="preserve">9.8.20260525.0</w:t>
+              <w:t xml:space="preserve">Rocky Linux 9.8 (</w:t>
+            </w:r>
+            <w:r>
+              <w:rPr>
+                <w:sz w:val="18"/>
+                <w:szCs w:val="18"/>
+              </w:rPr>
+              <w:t xml:space="preserve">rockylinux/rockylinux:9.8.20260525.0</w:t>
             </w:r>
             <w:r>
               <w:rPr>
@@ -39269,21 +39221,14 @@
                 <w:sz w:val="18"/>
                 <w:szCs w:val="18"/>
               </w:rPr>
-              <w:t xml:space="preserve">rockylinux/rockylinux@sha256:8101994123cf3d0a8fee517bee7f39e555c7d92bd2d9eb3303cc988a0eeed00f</w:t>
-            </w:r>
-            <w:r>
-              <w:rPr>
-                <w:sz w:val="18"/>
-                <w:szCs w:val="18"/>
-              </w:rPr>
-              <w:t xml:space="preserve"> (Rocky Linux 9.8, </w:t>
-            </w:r>
-            <w:r>
-              <w:rPr>
-                <w:sz w:val="18"/>
-                <w:szCs w:val="18"/>
-              </w:rPr>
-              <w:t xml:space="preserve">9.8.20260525.0</w:t>
+              <w:t xml:space="preserve">Rocky Linux 9.8 (</w:t>
+            </w:r>
+            <w:r>
+              <w:rPr>
+                <w:sz w:val="18"/>
+                <w:szCs w:val="18"/>
+              </w:rPr>
+              <w:t xml:space="preserve">rockylinux/rockylinux:9.8.20260525.0</w:t>
             </w:r>
             <w:r>
               <w:rPr>
@@ -44683,21 +44628,14 @@
                 <w:sz w:val="18"/>
                 <w:szCs w:val="18"/>
               </w:rPr>
-              <w:t xml:space="preserve">rockylinux/rockylinux@sha256:8101994123cf3d0a8fee517bee7f39e555c7d92bd2d9eb3303cc988a0eeed00f</w:t>
-            </w:r>
-            <w:r>
-              <w:rPr>
-                <w:sz w:val="18"/>
-                <w:szCs w:val="18"/>
-              </w:rPr>
-              <w:t xml:space="preserve"> (Rocky Linux 9.8, </w:t>
-            </w:r>
-            <w:r>
-              <w:rPr>
-                <w:sz w:val="18"/>
-                <w:szCs w:val="18"/>
-              </w:rPr>
-              <w:t xml:space="preserve">9.8.20260525.0</w:t>
+              <w:t xml:space="preserve">Rocky Linux 9.8 (</w:t>
+            </w:r>
+            <w:r>
+              <w:rPr>
+                <w:sz w:val="18"/>
+                <w:szCs w:val="18"/>
+              </w:rPr>
+              <w:t xml:space="preserve">rockylinux/rockylinux:9.8.20260525.0</w:t>
             </w:r>
             <w:r>
               <w:rPr>

--- a/release/CLOSHA3/ATAC-seq/2026-10-16/docs/Portal_Content.docx
+++ b/release/CLOSHA3/ATAC-seq/2026-10-16/docs/Portal_Content.docx
@@ -2293,7 +2293,7 @@
                 <w:sz w:val="18"/>
                 <w:szCs w:val="18"/>
               </w:rPr>
-              <w:t xml:space="preserve">결과 폴더. GATK_MarkDuplicates의 input_dir</w:t>
+              <w:t xml:space="preserve">결과 폴더. 샘플마다 좌표 순 BAM(&lt;sample&gt;_bowtie_paired.sorted.bam)과 .bai, SAM, 정렬 로그</w:t>
             </w:r>
           </w:p>
         </w:tc>
@@ -2313,7 +2313,7 @@
                 <w:sz w:val="18"/>
                 <w:szCs w:val="18"/>
               </w:rPr>
-              <w:t xml:space="preserve">Output folder; input_dir of GATK_MarkDuplicates</w:t>
+              <w:t xml:space="preserve">Output folder: a coordinate-sorted BAM (&lt;sample&gt;_bowtie_paired.sorted.bam) with .bai, the SAM file, and the alignment log per sample</w:t>
             </w:r>
           </w:p>
         </w:tc>
@@ -5144,7 +5144,7 @@
                 <w:sz w:val="18"/>
                 <w:szCs w:val="18"/>
               </w:rPr>
-              <w:t xml:space="preserve">unsorted.bam 제외). bowtie2의 output_dir. 임시 폴더를 이 안에 만들므로 쓰기 권한이 필요</w:t>
+              <w:t xml:space="preserve">unsorted.bam 제외). BAM에 read group(@RG)이 있어야 함. 임시 폴더를 이 안에 만들므로 쓰기 권한이 필요</w:t>
             </w:r>
           </w:p>
         </w:tc>
@@ -5180,7 +5180,7 @@
                 <w:sz w:val="18"/>
                 <w:szCs w:val="18"/>
               </w:rPr>
-              <w:t xml:space="preserve">unsorted.bam excluded); output_dir of bowtie2. Temporary folders are made inside it, so it must be writable</w:t>
+              <w:t xml:space="preserve">unsorted.bam excluded). The BAM files need read groups (@RG). Temporary folders are made inside it, so it must be writable</w:t>
             </w:r>
           </w:p>
         </w:tc>
@@ -5302,7 +5302,7 @@
                 <w:sz w:val="18"/>
                 <w:szCs w:val="18"/>
               </w:rPr>
-              <w:t xml:space="preserve">결과 폴더(중복 표시 BAM, .bai, 중복 통계, 샘플별 로그). organellar_filter의 input_dir</w:t>
+              <w:t xml:space="preserve">결과 폴더(샘플별 중복 표시 BAM &lt;sample&gt;_marked.bam과 .bai, 중복 통계, 로그)</w:t>
             </w:r>
           </w:p>
         </w:tc>
@@ -5322,7 +5322,7 @@
                 <w:sz w:val="18"/>
                 <w:szCs w:val="18"/>
               </w:rPr>
-              <w:t xml:space="preserve">Output folder (duplicate-marked BAM, .bai, duplicate metrics, per-sample logs); input_dir of organellar_filter</w:t>
+              <w:t xml:space="preserve">Output folder (per sample: duplicate-marked BAM &lt;sample&gt;_marked.bam with .bai, duplicate metrics, and logs)</w:t>
             </w:r>
           </w:p>
         </w:tc>
@@ -7837,7 +7837,7 @@
                 <w:sz w:val="18"/>
                 <w:szCs w:val="18"/>
               </w:rPr>
-              <w:t xml:space="preserve">좌표 정렬된 BAM 폴더(*.unsorted.bam 제외). GATK_MarkDuplicates의 output_dir. BAM 인덱스(.bai)가 없으면 BAM 옆에 만들므로 그 폴더에 쓰기 권한이 필요(앞 모듈 결과에는 인덱스가 있음)</w:t>
+              <w:t xml:space="preserve">좌표 정렬된 BAM 폴더(*.unsorted.bam 제외). BAM 인덱스(.bai)가 없으면 BAM 옆에 만들므로, 인덱스가 없을 때는 그 폴더에 쓰기 권한이 필요</w:t>
             </w:r>
           </w:p>
         </w:tc>
@@ -7857,7 +7857,7 @@
                 <w:sz w:val="18"/>
                 <w:szCs w:val="18"/>
               </w:rPr>
-              <w:t xml:space="preserve">Folder of coordinate-sorted BAM files (*.unsorted.bam excluded). A missing BAM index (.bai) is created beside the BAM, so the folder must be writable (outputs of the previous module already have one)</w:t>
+              <w:t xml:space="preserve">Folder of coordinate-sorted BAM files (*.unsorted.bam excluded). A missing BAM index (.bai) is built beside the BAM, so the folder must then be writable</w:t>
             </w:r>
           </w:p>
         </w:tc>
@@ -7979,7 +7979,7 @@
                 <w:sz w:val="18"/>
                 <w:szCs w:val="18"/>
               </w:rPr>
-              <w:t xml:space="preserve">결과 폴더. ATAC_QC의 input_dir</w:t>
+              <w:t xml:space="preserve">결과 폴더. 세포소기관 read를 뺀 BAM(03_filtered_bam/&lt;sample&gt;.organellar_removed.bam)과 .bai, 통계, 요약표</w:t>
             </w:r>
           </w:p>
         </w:tc>
@@ -7999,7 +7999,7 @@
                 <w:sz w:val="18"/>
                 <w:szCs w:val="18"/>
               </w:rPr>
-              <w:t xml:space="preserve">Output folder; input_dir of ATAC_QC</w:t>
+              <w:t xml:space="preserve">Output folder: BAM files without organellar reads (03_filtered_bam/&lt;sample&gt;.organellar_removed.bam) with .bai, statistics, and a summary table</w:t>
             </w:r>
           </w:p>
         </w:tc>
@@ -10982,7 +10982,7 @@
                 <w:sz w:val="18"/>
                 <w:szCs w:val="18"/>
               </w:rPr>
-              <w:t xml:space="preserve">shift 전 BAM 폴더. organellar_filter의 output_dir 권장. BAM 인덱스(.bai)가 없으면 BAM 옆에 만들므로 그 폴더에 쓰기 권한이 필요(앞 모듈 결과에는 인덱스가 있음)</w:t>
+              <w:t xml:space="preserve">Tn5 보정 전, 좌표 정렬된 paired-end BAM 폴더(세포소기관 read는 미리 빼 두기를 권장). BAM 인덱스(.bai)가 없으면 BAM 옆에 만들므로, 인덱스가 없을 때는 그 폴더에 쓰기 권한이 필요</w:t>
             </w:r>
           </w:p>
         </w:tc>
@@ -11002,7 +11002,7 @@
                 <w:sz w:val="18"/>
                 <w:szCs w:val="18"/>
               </w:rPr>
-              <w:t xml:space="preserve">Folder of pre-shift BAM files; the organellar_filter output_dir is recommended. A missing BAM index (.bai) is created beside the BAM, so the folder must be writable (outputs of the previous module already have one)</w:t>
+              <w:t xml:space="preserve">Folder of coordinate-sorted paired-end BAM files before the Tn5 shift (organellar reads removed beforehand is recommended). A missing BAM index (.bai) is built beside the BAM, so the folder must then be writable</w:t>
             </w:r>
           </w:p>
         </w:tc>
@@ -15088,7 +15088,7 @@
                 <w:sz w:val="18"/>
                 <w:szCs w:val="18"/>
               </w:rPr>
-              <w:t xml:space="preserve">ATAC_QC의 output_dir</w:t>
+              <w:t xml:space="preserve">ATAC-seq QC 결과 폴더. 안에 05_metadata/atac_qc_manifest.tsv와 그 표가 가리키는 nucleosome 분할 BAM(04_split_bam/&lt;sample&gt;/)이 있어야 함</w:t>
             </w:r>
           </w:p>
         </w:tc>
@@ -15108,7 +15108,7 @@
                 <w:sz w:val="18"/>
                 <w:szCs w:val="18"/>
               </w:rPr>
-              <w:t xml:space="preserve">ATAC_QC output_dir</w:t>
+              <w:t xml:space="preserve">ATAC-seq QC result folder containing 05_metadata/atac_qc_manifest.tsv and the nucleosome-split BAM files it lists (04_split_bam/&lt;sample&gt;/)</w:t>
             </w:r>
           </w:p>
         </w:tc>
@@ -18776,7 +18776,23 @@
                 <w:sz w:val="18"/>
                 <w:szCs w:val="18"/>
               </w:rPr>
-              <w:t xml:space="preserve">Tn5 보정 BAM 폴더. ATAC_QC의 output_dir이면 03_shifted_bam만 검색. BAM 인덱스(.bai)가 없으면 BAM 옆에 만들므로 그 폴더에 쓰기 권한이 필요(앞 모듈 결과에는 인덱스가 있음)</w:t>
+              <w:t xml:space="preserve">Tn5 보정 BAM 폴더(</w:t>
+            </w:r>
+            <w:r>
+              <w:rPr>
+                <w:i/>
+                <w:iCs/>
+                <w:sz w:val="18"/>
+                <w:szCs w:val="18"/>
+              </w:rPr>
+              <w:t xml:space="preserve">&lt;alignment_suffix&gt;, 기본 </w:t>
+            </w:r>
+            <w:r>
+              <w:rPr>
+                <w:sz w:val="18"/>
+                <w:szCs w:val="18"/>
+              </w:rPr>
+              <w:t xml:space="preserve">.shifted.bam). 폴더 안에 03_shifted_bam/이 있으면 그 안에서만 찾음. BAM 인덱스(.bai)가 없으면 BAM 옆에 만들므로, 인덱스가 없을 때는 그 폴더에 쓰기 권한이 필요</w:t>
             </w:r>
           </w:p>
         </w:tc>
@@ -18796,7 +18812,23 @@
                 <w:sz w:val="18"/>
                 <w:szCs w:val="18"/>
               </w:rPr>
-              <w:t xml:space="preserve">Folder of Tn5-shifted BAM files; for an ATAC_QC output_dir only 03_shifted_bam is searched. A missing BAM index (.bai) is created beside the BAM, so the folder must be writable (outputs of the previous module already have one)</w:t>
+              <w:t xml:space="preserve">Folder of Tn5-shifted BAM files (</w:t>
+            </w:r>
+            <w:r>
+              <w:rPr>
+                <w:i/>
+                <w:iCs/>
+                <w:sz w:val="18"/>
+                <w:szCs w:val="18"/>
+              </w:rPr>
+              <w:t xml:space="preserve">&lt;alignment_suffix&gt;, default </w:t>
+            </w:r>
+            <w:r>
+              <w:rPr>
+                <w:sz w:val="18"/>
+                <w:szCs w:val="18"/>
+              </w:rPr>
+              <w:t xml:space="preserve">.shifted.bam); if it contains 03_shifted_bam/, only that subfolder is searched. A missing BAM index (.bai) is built beside the BAM, so the folder must then be writable</w:t>
             </w:r>
           </w:p>
         </w:tc>
@@ -19194,7 +19226,7 @@
                 <w:sz w:val="18"/>
                 <w:szCs w:val="18"/>
               </w:rPr>
-              <w:t xml:space="preserve">MACS3 peak 모드. narrow(기본): 좁은 peak(.narrowPeak), ATAC-seq은 narrow 사용. broad: 넓은 peak(.broadPeak), broad_cutoff를 함께 사용하며 peak_annotation의 peak_suffix를 .broadPeak로 바꿔야 함</w:t>
+              <w:t xml:space="preserve">MACS3 peak 모드. narrow(기본): 좁은 peak(.narrowPeak), ATAC-seq은 narrow 사용. broad: 넓은 peak(.broadPeak)를 만들며 broad_cutoff를 함께 사용</w:t>
             </w:r>
           </w:p>
         </w:tc>
@@ -19214,7 +19246,7 @@
                 <w:sz w:val="18"/>
                 <w:szCs w:val="18"/>
               </w:rPr>
-              <w:t xml:space="preserve">MACS3 peak mode. narrow (default): narrow peaks (.narrowPeak), used for ATAC-seq. broad: broad peaks (.broadPeak); uses broad_cutoff, and peak_annotation needs peak_suffix=.broadPeak</w:t>
+              <w:t xml:space="preserve">MACS3 peak mode. narrow (default): narrow peaks (.narrowPeak), used for ATAC-seq. broad: broad peaks (.broadPeak), used together with broad_cutoff</w:t>
             </w:r>
           </w:p>
         </w:tc>
@@ -22481,7 +22513,7 @@
                 <w:sz w:val="18"/>
                 <w:szCs w:val="18"/>
               </w:rPr>
-              <w:t xml:space="preserve">peak 파일 폴더(하위 폴더 포함). MACS3의 output_dir</w:t>
+              <w:t xml:space="preserve">peak 파일 폴더(하위 폴더 포함). peak_suffix로 끝나는 파일(기본 .narrowPeak)을 샘플마다 하나씩 읽음</w:t>
             </w:r>
           </w:p>
         </w:tc>
@@ -22501,7 +22533,7 @@
                 <w:sz w:val="18"/>
                 <w:szCs w:val="18"/>
               </w:rPr>
-              <w:t xml:space="preserve">Folder of peak files (searched recursively); MACS3 output_dir</w:t>
+              <w:t xml:space="preserve">Folder of peak files (searched recursively); one file per sample ending in peak_suffix (default .narrowPeak) is read</w:t>
             </w:r>
           </w:p>
         </w:tc>
@@ -23049,7 +23081,7 @@
                 <w:sz w:val="18"/>
                 <w:szCs w:val="18"/>
               </w:rPr>
-              <w:t xml:space="preserve">peak 파일 이름 끝부분. MACS3를 peak_type=broad로 돌렸으면 .broadPeak</w:t>
+              <w:t xml:space="preserve">peak 파일 이름 끝부분. broad 모드로 찾은 peak면 .broadPeak</w:t>
             </w:r>
           </w:p>
         </w:tc>
@@ -23069,7 +23101,7 @@
                 <w:sz w:val="18"/>
                 <w:szCs w:val="18"/>
               </w:rPr>
-              <w:t xml:space="preserve">Peak file name ending; use .broadPeak when MACS3 ran with peak_type=broad</w:t>
+              <w:t xml:space="preserve">Peak file name ending; .broadPeak for peaks called in broad mode</w:t>
             </w:r>
           </w:p>
         </w:tc>
@@ -26880,7 +26912,7 @@
                 <w:sz w:val="18"/>
                 <w:szCs w:val="18"/>
               </w:rPr>
-              <w:t xml:space="preserve">Tn5 보정 BAM 폴더. ATAC_QC의 output_dir(03_shifted_bam 사용)</w:t>
+              <w:t xml:space="preserve">Tn5 보정 BAM 폴더. 파일 이름에 SampleID가 들어 있어야 함. 폴더 안에 03_shifted_bam/이 있으면 그 안에서 찾음</w:t>
             </w:r>
           </w:p>
         </w:tc>
@@ -26900,7 +26932,7 @@
                 <w:sz w:val="18"/>
                 <w:szCs w:val="18"/>
               </w:rPr>
-              <w:t xml:space="preserve">Tn5-shifted BAM folder: the ATAC_QC output_dir (03_shifted_bam is used)</w:t>
+              <w:t xml:space="preserve">Folder of Tn5-shifted BAM files whose names contain the SampleID; if it contains 03_shifted_bam/, that subfolder is searched</w:t>
             </w:r>
           </w:p>
         </w:tc>
@@ -27022,7 +27054,7 @@
                 <w:sz w:val="18"/>
                 <w:szCs w:val="18"/>
               </w:rPr>
-              <w:t xml:space="preserve">peak 폴더. MACS3_callpeak_ATAC의 output_dir</w:t>
+              <w:t xml:space="preserve">샘플별 peak 파일(.narrowPeak 또는 .broadPeak, .gz 가능) 폴더. 파일 이름에 SampleID가 들어 있어야 함</w:t>
             </w:r>
           </w:p>
         </w:tc>
@@ -27042,7 +27074,7 @@
                 <w:sz w:val="18"/>
                 <w:szCs w:val="18"/>
               </w:rPr>
-              <w:t xml:space="preserve">Peak folder: the MACS3_callpeak_ATAC output_dir</w:t>
+              <w:t xml:space="preserve">Folder of per-sample peak files (.narrowPeak or .broadPeak, .gz allowed) whose names contain the SampleID</w:t>
             </w:r>
           </w:p>
         </w:tc>
@@ -31866,7 +31898,7 @@
                 <w:sz w:val="18"/>
                 <w:szCs w:val="18"/>
               </w:rPr>
-              <w:t xml:space="preserve">differential_accessibility의 output_dir. 그 안의 03_results/diff_accessibility_&lt;norm&gt;.csv를 읽음</w:t>
+              <w:t xml:space="preserve">차등 접근성 결과 폴더. 안에 03_results/diff_accessibility_&lt;norm&gt;.csv(열: seqnames, start, end, peakID, logFC, FDR)가 있어야 함</w:t>
             </w:r>
           </w:p>
         </w:tc>
@@ -31886,7 +31918,7 @@
                 <w:sz w:val="18"/>
                 <w:szCs w:val="18"/>
               </w:rPr>
-              <w:t xml:space="preserve">differential_accessibility output_dir; 03_results/diff_accessibility_&lt;norm&gt;.csv inside it is read</w:t>
+              <w:t xml:space="preserve">Differential accessibility result folder containing 03_results/diff_accessibility_&lt;norm&gt;.csv (columns: seqnames, start, end, peakID, logFC, FDR)</w:t>
             </w:r>
           </w:p>
         </w:tc>
@@ -37084,7 +37116,7 @@
                 <w:sz w:val="18"/>
                 <w:szCs w:val="18"/>
               </w:rPr>
-              <w:t xml:space="preserve">BAM 폴더. ATAC_QC의 output_dir이면 03_shifted_bam 사용</w:t>
+              <w:t xml:space="preserve">Tn5 보정 BAM 폴더. 파일 이름에 SampleID가 들어 있어야 함. 폴더 안에 03_shifted_bam/이 있으면 그 안에서 찾음</w:t>
             </w:r>
           </w:p>
         </w:tc>
@@ -37104,7 +37136,7 @@
                 <w:sz w:val="18"/>
                 <w:szCs w:val="18"/>
               </w:rPr>
-              <w:t xml:space="preserve">BAM folder; 03_shifted_bam of an ATAC_QC output_dir</w:t>
+              <w:t xml:space="preserve">Folder of Tn5-shifted BAM files whose names contain the SampleID; if it contains 03_shifted_bam/, that subfolder is searched</w:t>
             </w:r>
           </w:p>
         </w:tc>
@@ -37652,7 +37684,23 @@
                 <w:sz w:val="18"/>
                 <w:szCs w:val="18"/>
               </w:rPr>
-              <w:t xml:space="preserve">MACS3_callpeak_ATAC의 output_dir. 그 안의 샘플별 peak를 합쳐 공통 peak를 만듦</w:t>
+              <w:t xml:space="preserve">샘플별 peak 파일(</w:t>
+            </w:r>
+            <w:r>
+              <w:rPr>
+                <w:i/>
+                <w:iCs/>
+                <w:sz w:val="18"/>
+                <w:szCs w:val="18"/>
+              </w:rPr>
+              <w:t xml:space="preserve">_peaks.narrowPeak, 없으면 </w:t>
+            </w:r>
+            <w:r>
+              <w:rPr>
+                <w:sz w:val="18"/>
+                <w:szCs w:val="18"/>
+              </w:rPr>
+              <w:t xml:space="preserve">_peaks.broadPeak) 폴더(하위 폴더 포함). 모든 peak를 합쳐 공통 peak를 만듦</w:t>
             </w:r>
           </w:p>
         </w:tc>
@@ -37672,7 +37720,23 @@
                 <w:sz w:val="18"/>
                 <w:szCs w:val="18"/>
               </w:rPr>
-              <w:t xml:space="preserve">MACS3_callpeak_ATAC output_dir; the sample peaks in it are merged into common peaks</w:t>
+              <w:t xml:space="preserve">Folder of per-sample peak files (</w:t>
+            </w:r>
+            <w:r>
+              <w:rPr>
+                <w:i/>
+                <w:iCs/>
+                <w:sz w:val="18"/>
+                <w:szCs w:val="18"/>
+              </w:rPr>
+              <w:t xml:space="preserve">_peaks.narrowPeak, or </w:t>
+            </w:r>
+            <w:r>
+              <w:rPr>
+                <w:sz w:val="18"/>
+                <w:szCs w:val="18"/>
+              </w:rPr>
+              <w:t xml:space="preserve">_peaks.broadPeak if none; searched recursively); all peaks are merged into a common peak set</w:t>
             </w:r>
           </w:p>
         </w:tc>
@@ -40717,7 +40781,7 @@
                 <w:sz w:val="18"/>
                 <w:szCs w:val="18"/>
               </w:rPr>
-              <w:t xml:space="preserve">앞 모듈의 output_dir. peak_annotation(gene_lists/*.annotated_gene_list.tsv) 또는 differential_accessibility(03_results/diff_accessibility_&lt;da_norm&gt;.csv) 결과를 안의 파일로 구분</w:t>
+              <w:t xml:space="preserve">유전자 목록이 들어 있는 결과 폴더. 안의 파일로 종류를 구분: gene_lists/*.annotated_gene_list.tsv가 있으면 파일마다 유전자 목록 하나, 03_results/diff_accessibility_&lt;da_norm&gt;.csv가 있으면 유의하게 열린(up)·닫힌(down) peak의 가장 가까운 유전자</w:t>
             </w:r>
           </w:p>
         </w:tc>
@@ -40737,7 +40801,7 @@
                 <w:sz w:val="18"/>
                 <w:szCs w:val="18"/>
               </w:rPr>
-              <w:t xml:space="preserve">Output_dir of the previous module: a peak_annotation (gene_lists/*.annotated_gene_list.tsv) or differential_accessibility (03_results/diff_accessibility_&lt;da_norm&gt;.csv) output, told apart by its files</w:t>
+              <w:t xml:space="preserve">Result folder holding gene lists, told apart by its files: with gene_lists/*.annotated_gene_list.tsv each file is one gene list; with 03_results/diff_accessibility_&lt;da_norm&gt;.csv the genes nearest to significantly gained (up) and lost (down) peaks are used</w:t>
             </w:r>
           </w:p>
         </w:tc>
@@ -40859,7 +40923,7 @@
                 <w:sz w:val="18"/>
                 <w:szCs w:val="18"/>
               </w:rPr>
-              <w:t xml:space="preserve">유전자 주석 GFF3/GTF. differential_accessibility 결과일 때 peak를 가장 가까운 유전자에 연결하는 데 사용(peak_annotation 결과면 쓰지 않음)</w:t>
+              <w:t xml:space="preserve">유전자 주석 GFF3/GTF. input_dir가 차등 접근성 결과(03_results/…)일 때 peak를 가장 가까운 유전자에 연결하는 데 사용</w:t>
             </w:r>
           </w:p>
         </w:tc>
@@ -40879,7 +40943,7 @@
                 <w:sz w:val="18"/>
                 <w:szCs w:val="18"/>
               </w:rPr>
-              <w:t xml:space="preserve">Gene annotation GFF3/GTF, used to link differential peaks to their nearest genes (not used for a peak_annotation output)</w:t>
+              <w:t xml:space="preserve">Gene annotation GFF3/GTF, used to link peaks to their nearest genes when input_dir holds a differential accessibility result (03_results/…)</w:t>
             </w:r>
           </w:p>
         </w:tc>
@@ -42705,7 +42769,7 @@
                 <w:sz w:val="18"/>
                 <w:szCs w:val="18"/>
               </w:rPr>
-              <w:t xml:space="preserve">differential_accessibility 결과에서 읽을 정규화 결과(TMM, EDASeq, CQN). 그 결과일 때만 사용</w:t>
+              <w:t xml:space="preserve">차등 접근성 결과에서 읽을 정규화 결과(TMM, EDASeq, CQN). input_dir가 차등 접근성 결과일 때만 사용</w:t>
             </w:r>
           </w:p>
         </w:tc>
@@ -42725,7 +42789,7 @@
                 <w:sz w:val="18"/>
                 <w:szCs w:val="18"/>
               </w:rPr>
-              <w:t xml:space="preserve">Normalization result read from a differential_accessibility output (TMM, EDASeq, CQN); used only for that input</w:t>
+              <w:t xml:space="preserve">Normalization result read from a differential accessibility result (TMM, EDASeq, CQN); used only when input_dir holds one</w:t>
             </w:r>
           </w:p>
         </w:tc>
@@ -42847,7 +42911,7 @@
                 <w:sz w:val="18"/>
                 <w:szCs w:val="18"/>
               </w:rPr>
-              <w:t xml:space="preserve">up/down peak FDR 기준. differential_accessibility 결과일 때만 사용</w:t>
+              <w:t xml:space="preserve">up/down peak FDR 기준. input_dir가 차등 접근성 결과일 때만 사용</w:t>
             </w:r>
           </w:p>
         </w:tc>
@@ -42867,7 +42931,7 @@
                 <w:sz w:val="18"/>
                 <w:szCs w:val="18"/>
               </w:rPr>
-              <w:t xml:space="preserve">FDR cutoff for up/down peaks; used only for a differential_accessibility output</w:t>
+              <w:t xml:space="preserve">FDR cutoff for up/down peaks; used only when input_dir holds a differential accessibility result</w:t>
             </w:r>
           </w:p>
         </w:tc>
@@ -42989,7 +43053,7 @@
                 <w:sz w:val="18"/>
                 <w:szCs w:val="18"/>
               </w:rPr>
-              <w:t xml:space="preserve">up/down peak 최소 abs(logFC). differential_accessibility 결과일 때만 사용</w:t>
+              <w:t xml:space="preserve">up/down peak 최소 abs(logFC). input_dir가 차등 접근성 결과일 때만 사용</w:t>
             </w:r>
           </w:p>
         </w:tc>
@@ -43009,7 +43073,7 @@
                 <w:sz w:val="18"/>
                 <w:szCs w:val="18"/>
               </w:rPr>
-              <w:t xml:space="preserve">Minimum abs(logFC) for up/down peaks; used only for a differential_accessibility output</w:t>
+              <w:t xml:space="preserve">Minimum abs(logFC) for up/down peaks; used only when input_dir holds a differential accessibility result</w:t>
             </w:r>
           </w:p>
         </w:tc>
@@ -46010,7 +46074,7 @@
                 <w:sz w:val="18"/>
                 <w:szCs w:val="18"/>
               </w:rPr>
-              <w:t xml:space="preserve">Tn5 보정 BAM 폴더. ATAC_QC의 output_dir이면 03_shifted_bam에서 찾음. BAM 인덱스(.bai)가 없으면 BAM 옆에 만들므로 그 폴더에 쓰기 권한이 필요(앞 모듈 결과에는 인덱스가 있음)</w:t>
+              <w:t xml:space="preserve">Tn5 보정 BAM 폴더(&lt;SampleID&gt;&lt;alignment_suffix&gt;). 폴더 안에 03_shifted_bam/이 있으면 그 안에서 찾음. BAM 인덱스(.bai)가 없으면 BAM 옆에 만들므로, 인덱스가 없을 때는 그 폴더에 쓰기 권한이 필요</w:t>
             </w:r>
           </w:p>
         </w:tc>
@@ -46030,7 +46094,7 @@
                 <w:sz w:val="18"/>
                 <w:szCs w:val="18"/>
               </w:rPr>
-              <w:t xml:space="preserve">Folder of Tn5-shifted BAM files; 03_shifted_bam of an ATAC_QC output_dir. A missing BAM index (.bai) is created beside the BAM, so the folder must be writable (outputs of the previous module already have one)</w:t>
+              <w:t xml:space="preserve">Folder of Tn5-shifted BAM files (&lt;SampleID&gt;&lt;alignment_suffix&gt;); if it contains 03_shifted_bam/, that subfolder is searched. A missing BAM index (.bai) is built beside the BAM, so the folder must then be writable</w:t>
             </w:r>
           </w:p>
         </w:tc>
